--- a/IEEE_PD_Final_v4.docx
+++ b/IEEE_PD_Final_v4.docx
@@ -217,8 +217,8 @@
     <w:p>
       <w:pPr>
         <w:sectPr>
-          <w:headerReference w:type="default" r:id="rId7"/>
-          <w:footerReference w:type="default" r:id="rId8"/>
+          <w:headerReference w:type="default" r:id="rId8"/>
+          <w:footerReference w:type="default" r:id="rId9"/>
           <w:pgSz w:w="12240" w:h="15840"/>
           <w:pgMar w:top="1008" w:right="1008" w:bottom="1008" w:left="1008" w:header="708" w:footer="708" w:gutter="0"/>
           <w:cols w:space="720"/>
@@ -231,6 +231,9 @@
         <w:spacing w:after="50"/>
         <w:ind w:firstLine="180"/>
         <w:jc w:val="both"/>
+        <w:rPr>
+          <w:color w:val="000000"/>
+        </w:rPr>
       </w:pPr>
       <w:r>
         <w:rPr>
@@ -244,7 +247,13 @@
         <w:rPr>
           <w:color w:val="000000"/>
         </w:rPr>
-        <w:t>—Parkinson’s Disease (PD) is the second most prevalent neurodegenerative disorder worldwide, affecting over 10 million people. Traditional diagnosis relies on subjective clinical rating scales and expensive neuroimaging (</w:t>
+        <w:t>—</w:t>
+      </w:r>
+      <w:r>
+        <w:rPr>
+          <w:color w:val="000000"/>
+        </w:rPr>
+        <w:t>Parkinson’s Disease (PD) is the second most prevalent neurodegenerative disorder worldwide, affecting over 10 million people. Traditional diagnosis relies on subjective clinical rating scales and expensive neuroimaging (</w:t>
       </w:r>
       <w:proofErr w:type="spellStart"/>
       <w:r>
@@ -258,91 +267,31 @@
         <w:rPr>
           <w:color w:val="000000"/>
         </w:rPr>
-        <w:t xml:space="preserve">), limiting accessibility in resource-constrained settings. This paper presents a </w:t>
-      </w:r>
-      <w:r>
-        <w:rPr>
-          <w:b/>
-          <w:bCs/>
-          <w:color w:val="000000"/>
-        </w:rPr>
-        <w:t>multimodal deep learning framework</w:t>
-      </w:r>
-      <w:r>
-        <w:rPr>
-          <w:color w:val="000000"/>
-        </w:rPr>
-        <w:t xml:space="preserve"> for non-invasive PD screening via handwriting and speech biomarkers. Three synergistic modules are integrated: (1) a handwriting analysis engine using EfficientNet-B0 + CBAM with 16 spatial biomarkers achieving </w:t>
-      </w:r>
-      <w:r>
-        <w:rPr>
-          <w:b/>
-          <w:bCs/>
-          <w:color w:val="000000"/>
-        </w:rPr>
-        <w:t>93.6% accuracy (AUC 0.985)</w:t>
-      </w:r>
-      <w:r>
-        <w:rPr>
-          <w:color w:val="000000"/>
-        </w:rPr>
-        <w:t xml:space="preserve">; (2) a speech analysis engine using XLS-R 300M + cross-attention fusion achieving </w:t>
-      </w:r>
-      <w:r>
-        <w:rPr>
-          <w:b/>
-          <w:bCs/>
-          <w:color w:val="000000"/>
-        </w:rPr>
-        <w:t>91.7% accuracy (AUC 0.971)</w:t>
-      </w:r>
-      <w:r>
-        <w:rPr>
-          <w:color w:val="000000"/>
-        </w:rPr>
-        <w:t xml:space="preserve">; and (3) a novel </w:t>
-      </w:r>
-      <w:r>
-        <w:rPr>
-          <w:b/>
-          <w:bCs/>
-          <w:color w:val="000000"/>
-        </w:rPr>
-        <w:t>Cross-Modal Attention Fusion Network (CMAFN)</w:t>
-      </w:r>
-      <w:r>
-        <w:rPr>
-          <w:color w:val="000000"/>
-        </w:rPr>
-        <w:t xml:space="preserve"> with bidirectional Transformer cross-attention and a Gated Multimodal Unit achieving </w:t>
-      </w:r>
-      <w:r>
-        <w:rPr>
-          <w:b/>
-          <w:bCs/>
-          <w:color w:val="000000"/>
-        </w:rPr>
-        <w:t>96.9% accuracy and 0.999 AUC-ROC</w:t>
-      </w:r>
-      <w:r>
-        <w:rPr>
-          <w:color w:val="000000"/>
-        </w:rPr>
-        <w:t xml:space="preserve">—surpassing all prior </w:t>
-      </w:r>
-      <w:proofErr w:type="spellStart"/>
-      <w:r>
-        <w:rPr>
-          <w:color w:val="000000"/>
-        </w:rPr>
-        <w:t>handwriting+speech</w:t>
-      </w:r>
-      <w:proofErr w:type="spellEnd"/>
-      <w:r>
-        <w:rPr>
-          <w:color w:val="000000"/>
-        </w:rPr>
-        <w:t xml:space="preserve"> multimodal approaches. Patient-level stratified 5-fold cross-validation prevents data leakage. All modules are deployed as real-time Flask web applications requiring no GPU.</w:t>
+        <w:t>), limiting accessibility in resource-constrained settings. This paper presents a multimodal deep learning framework for non-invasive PD screening via handwriting and speech biomarkers. Three synergistic modules are integrated: (1) a handwriting analysis engine using EfficientNet-B0 + CBAM with 16 spatial biomarkers achieving 93.6% accuracy (AUC 0.985); (2) a speech analysis engine using XLS-R 300M + cross-attention fusion achieving 91.7% accuracy (AUC 0.971); and (3) a novel Cross-Modal Attention Fusion Network (CMAFN) with bidirectional Transformer cross-attention and a Gated Multimodal Unit achieving 96.9% accuracy and 0.999 AUC-ROC—surpassing all prior handwriting</w:t>
+      </w:r>
+      <w:r>
+        <w:rPr>
+          <w:color w:val="000000"/>
+        </w:rPr>
+        <w:t xml:space="preserve"> </w:t>
+      </w:r>
+      <w:r>
+        <w:rPr>
+          <w:color w:val="000000"/>
+        </w:rPr>
+        <w:t>+</w:t>
+      </w:r>
+      <w:r>
+        <w:rPr>
+          <w:color w:val="000000"/>
+        </w:rPr>
+        <w:t xml:space="preserve"> </w:t>
+      </w:r>
+      <w:r>
+        <w:rPr>
+          <w:color w:val="000000"/>
+        </w:rPr>
+        <w:t>speech multimodal approaches. Patient-level stratified 5-fold cross-validation prevents data leakage. All modules are deployed as real-time Flask web applications requiring no GPU.</w:t>
       </w:r>
     </w:p>
     <w:p>
@@ -355,39 +304,13 @@
       </w:pPr>
       <w:r>
         <w:rPr>
-          <w:b/>
-          <w:bCs/>
-          <w:color w:val="000000"/>
-        </w:rPr>
-        <w:t>Index Terms</w:t>
-      </w:r>
-      <w:r>
-        <w:rPr>
-          <w:color w:val="000000"/>
-        </w:rPr>
-        <w:t xml:space="preserve">—Parkinson’s Disease, Multimodal Deep Learning, Cross-Modal Attention, </w:t>
-      </w:r>
-      <w:proofErr w:type="spellStart"/>
-      <w:r>
-        <w:rPr>
-          <w:color w:val="000000"/>
-        </w:rPr>
-        <w:t>EfficientNet</w:t>
-      </w:r>
-      <w:proofErr w:type="spellEnd"/>
-      <w:r>
-        <w:rPr>
-          <w:color w:val="000000"/>
-        </w:rPr>
-        <w:t>, XLS-R, Handwriting Biomarkers, Speech Analysis, Gated Multimodal Unit, Transfer Learning, CBAM.</w:t>
-      </w:r>
-    </w:p>
-    <w:p>
-      <w:pPr>
-        <w:pBdr>
-          <w:top w:val="single" w:sz="8" w:space="2" w:color="000000"/>
-          <w:bottom w:val="single" w:sz="8" w:space="2" w:color="000000"/>
-        </w:pBdr>
+          <w:color w:val="000000"/>
+        </w:rPr>
+        <w:t>Index Terms—Parkinson’s Disease, Multimodal Deep Learning, Cross-Modal Attention, EfficientNet, XLS-R, Handwriting Biomarkers, Speech Analysis, Gated Multimodal Unit, Transfer Learning, CBAM.</w:t>
+      </w:r>
+    </w:p>
+    <w:p>
+      <w:pPr>
         <w:spacing w:before="140" w:after="60"/>
         <w:jc w:val="center"/>
       </w:pPr>
@@ -569,21 +492,31 @@
         <w:rPr>
           <w:color w:val="000000"/>
         </w:rPr>
-        <w:t xml:space="preserve">CMAFN: bidirectional Transformer cross-attention + Gated Multimodal Unit achieving 96.9% accuracy, 0.999 AUC-ROC—state-of-the-art for </w:t>
-      </w:r>
-      <w:proofErr w:type="spellStart"/>
-      <w:r>
-        <w:rPr>
-          <w:color w:val="000000"/>
-        </w:rPr>
-        <w:t>handwriting+speech</w:t>
-      </w:r>
-      <w:proofErr w:type="spellEnd"/>
-      <w:r>
-        <w:rPr>
-          <w:color w:val="000000"/>
-        </w:rPr>
-        <w:t xml:space="preserve"> PD detection.</w:t>
+        <w:t>CMAFN: bidirectional Transformer cross-attention + Gated Multimodal Unit achieving 96.9% accuracy, 0.999 AUC-ROC—state-of-the-art for handwriting</w:t>
+      </w:r>
+      <w:r>
+        <w:rPr>
+          <w:color w:val="000000"/>
+        </w:rPr>
+        <w:t xml:space="preserve"> </w:t>
+      </w:r>
+      <w:r>
+        <w:rPr>
+          <w:color w:val="000000"/>
+        </w:rPr>
+        <w:t>+</w:t>
+      </w:r>
+      <w:r>
+        <w:rPr>
+          <w:color w:val="000000"/>
+        </w:rPr>
+        <w:t xml:space="preserve"> </w:t>
+      </w:r>
+      <w:r>
+        <w:rPr>
+          <w:color w:val="000000"/>
+        </w:rPr>
+        <w:t>speech PD detection.</w:t>
       </w:r>
     </w:p>
     <w:p>
@@ -635,10 +568,6 @@
     </w:p>
     <w:p>
       <w:pPr>
-        <w:pBdr>
-          <w:top w:val="single" w:sz="8" w:space="2" w:color="000000"/>
-          <w:bottom w:val="single" w:sz="8" w:space="2" w:color="000000"/>
-        </w:pBdr>
         <w:spacing w:before="140" w:after="60"/>
         <w:jc w:val="center"/>
       </w:pPr>
@@ -675,21 +604,7 @@
         <w:rPr>
           <w:color w:val="000000"/>
         </w:rPr>
-        <w:t xml:space="preserve">The analysis of handwriting as a clinical biomarker for Parkinson’s Disease dates back to early observations of micrographia—the characteristic reduction in letter size and writing speed associated with dopaminergic deficits. Computational approaches began with kinematic analysis of pen movements on digitising tablets. </w:t>
-      </w:r>
-      <w:proofErr w:type="spellStart"/>
-      <w:r>
-        <w:rPr>
-          <w:color w:val="000000"/>
-        </w:rPr>
-        <w:t>Zham</w:t>
-      </w:r>
-      <w:proofErr w:type="spellEnd"/>
-      <w:r>
-        <w:rPr>
-          <w:color w:val="000000"/>
-        </w:rPr>
-        <w:t xml:space="preserve"> et al. (2017) extracted velocity, acceleration, and pressure features, achieving 87.4% accuracy using Support Vector Machines (SVM). While effective, digitising tablet requirements limited clinical </w:t>
+        <w:t xml:space="preserve">The analysis of handwriting as a clinical biomarker for Parkinson’s Disease dates back to early observations of micrographia—the characteristic reduction in letter size and writing speed associated with dopaminergic deficits. Computational approaches began with kinematic analysis of pen movements on digitising tablets. Zham et al. (2017) extracted velocity, acceleration, and pressure features, achieving 87.4% accuracy using Support Vector Machines (SVM). While effective, digitising tablet requirements limited clinical </w:t>
       </w:r>
       <w:proofErr w:type="spellStart"/>
       <w:r>
@@ -744,13 +659,27 @@
         <w:rPr>
           <w:color w:val="000000"/>
         </w:rPr>
-        <w:t xml:space="preserve"> fine-tuning baseline achieved 85.0% accuracy on spiral and meander drawings [1]. Kumar et al. [2] improved this to 87.2% using ResNet50 with ImageNet pre-training, demonstrating the value of deeper architectures on small medical datasets. Zhang et al. [3] explored EfficientNet-B3 with aggressive augmentation (mixup, </w:t>
+        <w:t xml:space="preserve"> fine-tuning baseline achieved 85.0% accuracy on spiral and meander drawings [1]. Kumar et al. [2] improved this to 87.2% using ResNet50 with ImageNet pre-training, demonstrating the value of deeper architectures on small medical datasets. Zhang et al. [3] explored EfficientNet-B3 with aggressive augmentation (</w:t>
       </w:r>
       <w:proofErr w:type="spellStart"/>
       <w:r>
         <w:rPr>
           <w:color w:val="000000"/>
         </w:rPr>
+        <w:t>mixup</w:t>
+      </w:r>
+      <w:proofErr w:type="spellEnd"/>
+      <w:r>
+        <w:rPr>
+          <w:color w:val="000000"/>
+        </w:rPr>
+        <w:t xml:space="preserve">, </w:t>
+      </w:r>
+      <w:proofErr w:type="spellStart"/>
+      <w:r>
+        <w:rPr>
+          <w:color w:val="000000"/>
+        </w:rPr>
         <w:t>cutmix</w:t>
       </w:r>
       <w:proofErr w:type="spellEnd"/>
@@ -772,14 +701,14 @@
         <w:rPr>
           <w:color w:val="000000"/>
         </w:rPr>
-        <w:t xml:space="preserve">, VGG, and Inception via majority voting, </w:t>
+        <w:t xml:space="preserve">, VGG, and Inception via majority voting, reaching 88.8% accuracy. Gupta and Mishra [5] </w:t>
       </w:r>
       <w:r>
         <w:rPr>
           <w:color w:val="000000"/>
         </w:rPr>
         <w:lastRenderedPageBreak/>
-        <w:t>reaching 88.8% accuracy. Gupta and Mishra [5] demonstrated the utility of GAN-based augmentation using StyleGAN2 with DenseNet121, partially mitigating limited dataset sizes.</w:t>
+        <w:t>demonstrated the utility of GAN-based augmentation using StyleGAN2 with DenseNet121, partially mitigating limited dataset sizes.</w:t>
       </w:r>
     </w:p>
     <w:p>
@@ -1016,12 +945,40 @@
         <w:spacing w:after="40"/>
         <w:ind w:firstLine="180"/>
         <w:jc w:val="both"/>
-      </w:pPr>
-      <w:r>
-        <w:rPr>
-          <w:color w:val="000000"/>
-        </w:rPr>
-        <w:t>The highest prior multimodal result was achieved by Vasquez-Correa et al. [20] using a hierarchical fusion network spanning three modalities (gait, speech, handwriting), reaching 94.3% accuracy. Our CMAFN surpasses this three-modal system by +2.64 pp using only two modalities—handwriting and speech—demonstrating that architectural sophistication (bidirectional cross-modal attention) can outcompete additional modality breadth. Critically, no prior multimodal work models explicit bidirectional Transformer cross-attention between handwriting and speech, enables learnable modality dropout for graceful degradation, or provides calibrated uncertainty estimates via Monte Carlo Dropout.</w:t>
+        <w:rPr>
+          <w:color w:val="000000"/>
+        </w:rPr>
+      </w:pPr>
+      <w:r>
+        <w:rPr>
+          <w:color w:val="000000"/>
+        </w:rPr>
+        <w:t>The highest prior multimodal result was achieved by Vasquez-Correa et al. [20] using a hierarchical fusion network spanning three modalities (gait, speech, handwriting), reaching 94.3% accuracy. Our CMAFN surpasses this three-modal system by +2.64 pp using only two modalities—handwriting and speech—demonstrating that architectural sophistication (bidirectional cross-modal attention) can outcompete additional modality breadth. Critically, no prior multimodal work models explicit bidirectional Transformer cross-attention between handwriting and speech, enables learnable modality dropout for graceful degradation, or provides calibrated uncertainty estimates via Monte Carlo Dropout</w:t>
+      </w:r>
+      <w:r>
+        <w:rPr>
+          <w:color w:val="000000"/>
+        </w:rPr>
+        <w:t>.</w:t>
+      </w:r>
+    </w:p>
+    <w:p>
+      <w:pPr>
+        <w:spacing w:after="40"/>
+        <w:ind w:firstLine="180"/>
+        <w:jc w:val="both"/>
+        <w:rPr>
+          <w:color w:val="000000"/>
+        </w:rPr>
+      </w:pPr>
+    </w:p>
+    <w:p>
+      <w:pPr>
+        <w:spacing w:after="40"/>
+        <w:jc w:val="both"/>
+      </w:pPr>
+      <w:r>
+        <w:t>The table provides a comparative survey of existing Parkinson’s disease detection methods, highlighting different modalities and techniques, and demonstrates that the proposed CMAFN approach outperforms prior works with the highest accuracy and AUC.</w:t>
       </w:r>
     </w:p>
     <w:p>
@@ -2756,10 +2713,6 @@
     </w:p>
     <w:p>
       <w:pPr>
-        <w:pBdr>
-          <w:top w:val="single" w:sz="8" w:space="2" w:color="000000"/>
-          <w:bottom w:val="single" w:sz="8" w:space="2" w:color="000000"/>
-        </w:pBdr>
         <w:spacing w:before="140" w:after="60"/>
         <w:jc w:val="center"/>
       </w:pPr>
@@ -2785,7 +2738,22 @@
         <w:rPr>
           <w:color w:val="000000"/>
         </w:rPr>
-        <w:t>The system comprises three hierarchically organised modules (Fig. 1–3), each independently deployable and combinable. Handwriting and speech modules serve dual roles: standalone diagnostic engines and pre-trained encoders for the CMAFN.</w:t>
+        <w:t>The system comprises three hierarchically organised modules (Fig. 1–3), each independently deployable and combinable. Handwriting and speech modules serve dual roles as both standalone diagnostic engines and pre-trained encoders for the CMAFN.</w:t>
+      </w:r>
+    </w:p>
+    <w:p>
+      <w:pPr>
+        <w:spacing w:after="40"/>
+        <w:jc w:val="both"/>
+        <w:rPr>
+          <w:color w:val="000000"/>
+        </w:rPr>
+      </w:pPr>
+      <w:r>
+        <w:rPr>
+          <w:color w:val="000000"/>
+        </w:rPr>
+        <w:t>This modular design enables flexible deployment and efficient reuse of pre-trained encoders for multimodal integration.</w:t>
       </w:r>
     </w:p>
     <w:p>
@@ -2803,6 +2771,7 @@
           <w:bCs/>
           <w:color w:val="000000"/>
         </w:rPr>
+        <w:lastRenderedPageBreak/>
         <w:t>A. Handwriting Analysis Module</w:t>
       </w:r>
     </w:p>
@@ -2823,11 +2792,21 @@
       </w:r>
       <w:r>
         <w:br/>
-      </w:r>
-      <w:r>
-        <w:lastRenderedPageBreak/>
         <w:t>Complexity is measured using fractal dimension and FFT-based stroke regularity.</w:t>
       </w:r>
+    </w:p>
+    <w:p>
+      <w:pPr>
+        <w:spacing w:before="110" w:after="40"/>
+      </w:pPr>
+      <w:r>
+        <w:t>The figure illustrates a dual-pathway handwriting analysis module where spiral/wave images are processed through both a Residual MLP (using 16 extracted biomarkers) and an EfficientNet-B0 + CBAM CNN, with their outputs combined via logistic regression meta-stacking to achieve 93.6% classification accuracy.</w:t>
+      </w:r>
+    </w:p>
+    <w:p>
+      <w:pPr>
+        <w:spacing w:before="110" w:after="40"/>
+      </w:pPr>
     </w:p>
     <w:p>
       <w:pPr>
@@ -2861,7 +2840,7 @@
                     </pic:cNvPicPr>
                   </pic:nvPicPr>
                   <pic:blipFill>
-                    <a:blip r:embed="rId9"/>
+                    <a:blip r:embed="rId10"/>
                     <a:srcRect/>
                     <a:stretch>
                       <a:fillRect/>
@@ -2900,9 +2879,15 @@
     <w:p>
       <w:pPr>
         <w:spacing w:before="80" w:after="20"/>
-      </w:pPr>
-      <w:r>
-        <w:rPr>
+        <w:rPr>
+          <w:b/>
+          <w:bCs/>
+        </w:rPr>
+      </w:pPr>
+      <w:r>
+        <w:rPr>
+          <w:b/>
+          <w:bCs/>
           <w:color w:val="000000"/>
         </w:rPr>
         <w:t>A.1 Feature Extraction — 16 Spatial Biomarkers</w:t>
@@ -3160,14 +3145,35 @@
     <w:p>
       <w:pPr>
         <w:spacing w:after="30"/>
+        <w:ind w:left="180"/>
+        <w:jc w:val="both"/>
+      </w:pPr>
+    </w:p>
+    <w:p>
+      <w:pPr>
+        <w:spacing w:after="30"/>
+      </w:pPr>
+      <w:r>
+        <w:t xml:space="preserve">The table presents important handwriting biomarkers along with their clinical significance, explaining how each feature is linked to characteristic motor symptoms of Parkinson’s disease. It demonstrates how variations in stroke patterns, contour smoothness, structural complexity, and writing dynamics reflect underlying neurological impairments such as tremor, bradykinesia, and </w:t>
+      </w:r>
+      <w:proofErr w:type="spellStart"/>
+      <w:r>
+        <w:t>micrographia</w:t>
+      </w:r>
+      <w:proofErr w:type="spellEnd"/>
+      <w:r>
+        <w:t>, thereby supporting their effectiveness in distinguishing Parkinson’s patients from healthy individuals.</w:t>
+      </w:r>
+    </w:p>
+    <w:p>
+      <w:pPr>
+        <w:spacing w:after="30"/>
       </w:pPr>
     </w:p>
     <w:p>
       <w:pPr>
         <w:spacing w:before="80" w:after="40"/>
         <w:jc w:val="center"/>
-      </w:pPr>
-      <w:r>
         <w:rPr>
           <w:b/>
           <w:bCs/>
@@ -3176,8 +3182,23 @@
           <w:sz w:val="18"/>
           <w:szCs w:val="18"/>
         </w:rPr>
+      </w:pPr>
+      <w:r>
+        <w:rPr>
+          <w:b/>
+          <w:bCs/>
+          <w:smallCaps/>
+          <w:color w:val="000000"/>
+          <w:sz w:val="18"/>
+          <w:szCs w:val="18"/>
+        </w:rPr>
         <w:t>TABLE II — Key Biomarkers and Clinical Relevance</w:t>
       </w:r>
+    </w:p>
+    <w:p>
+      <w:pPr>
+        <w:spacing w:before="80" w:after="40"/>
+      </w:pPr>
     </w:p>
     <w:tbl>
       <w:tblPr>
@@ -3658,26 +3679,44 @@
     <w:p>
       <w:pPr>
         <w:spacing w:before="80" w:after="20"/>
-      </w:pPr>
-      <w:proofErr w:type="gramStart"/>
-      <w:r>
-        <w:rPr>
-          <w:color w:val="000000"/>
-        </w:rPr>
-        <w:t>A.2  Dual</w:t>
-      </w:r>
-      <w:proofErr w:type="gramEnd"/>
-      <w:r>
-        <w:rPr>
-          <w:color w:val="000000"/>
-        </w:rPr>
-        <w:t>-Pathway Ensemble Architecture</w:t>
-      </w:r>
-      <w:r>
-        <w:rPr>
-          <w:color w:val="000000"/>
-        </w:rPr>
-        <w:t xml:space="preserve">                                                                                                                          </w:t>
+        <w:rPr>
+          <w:b/>
+          <w:bCs/>
+          <w:color w:val="000000"/>
+        </w:rPr>
+      </w:pPr>
+      <w:r>
+        <w:rPr>
+          <w:b/>
+          <w:bCs/>
+          <w:color w:val="000000"/>
+        </w:rPr>
+        <w:t>A.2 Dual-Pathway Ensemble Architecture</w:t>
+      </w:r>
+      <w:r>
+        <w:rPr>
+          <w:b/>
+          <w:bCs/>
+          <w:color w:val="000000"/>
+        </w:rPr>
+        <w:t xml:space="preserve">   </w:t>
+      </w:r>
+    </w:p>
+    <w:p>
+      <w:pPr>
+        <w:spacing w:before="80" w:after="20"/>
+        <w:rPr>
+          <w:b/>
+          <w:bCs/>
+        </w:rPr>
+      </w:pPr>
+      <w:r>
+        <w:rPr>
+          <w:b/>
+          <w:bCs/>
+          <w:color w:val="000000"/>
+        </w:rPr>
+        <w:t xml:space="preserve">                                                                                                                       </w:t>
       </w:r>
     </w:p>
     <w:p>
@@ -3685,6 +3724,9 @@
         <w:spacing w:after="40"/>
         <w:ind w:firstLine="180"/>
         <w:jc w:val="both"/>
+        <w:rPr>
+          <w:color w:val="000000"/>
+        </w:rPr>
       </w:pPr>
       <w:r>
         <w:rPr>
@@ -3819,26 +3861,6 @@
         <w:ind w:firstLine="180"/>
         <w:jc w:val="both"/>
       </w:pPr>
-      <w:r>
-        <w:rPr>
-          <w:b/>
-          <w:bCs/>
-          <w:color w:val="000000"/>
-        </w:rPr>
-        <w:t>Path B — EfficientNet-B0+CBAM:</w:t>
-      </w:r>
-      <w:r>
-        <w:rPr>
-          <w:color w:val="000000"/>
-        </w:rPr>
-        <w:t xml:space="preserve"> 224×224×3 input through EfficientNet-B0 (ImageNet, 80% frozen). CBAM applies channel attention (SE on 1280-d maps) then spatial </w:t>
-      </w:r>
-      <w:r>
-        <w:rPr>
-          <w:color w:val="000000"/>
-        </w:rPr>
-        <w:t>attention (7×7 conv). Achieves 89.64% / AUC 0.964. With 7-view TTA: 92.13% / AUC 0.977.</w:t>
-      </w:r>
     </w:p>
     <w:p>
       <w:pPr>
@@ -3852,280 +3874,13 @@
           <w:bCs/>
           <w:color w:val="000000"/>
         </w:rPr>
-        <w:t>Meta-Learner:</w:t>
-      </w:r>
-      <w:r>
-        <w:rPr>
-          <w:color w:val="000000"/>
-        </w:rPr>
-        <w:t xml:space="preserve"> Logistic regression stacking over MLP + CNN + CNN-TTA predictions. Final: 93.57% accuracy, AUC 0.985—a +3.47% improvement over prior SOTA [6].</w:t>
-      </w:r>
-    </w:p>
-    <w:p>
-      <w:pPr>
-        <w:spacing w:before="110" w:after="40"/>
-      </w:pPr>
-      <w:r>
-        <w:rPr>
-          <w:b/>
-          <w:bCs/>
-          <w:color w:val="000000"/>
-        </w:rPr>
-        <w:t>B. Speech Analysis Module</w:t>
-      </w:r>
-    </w:p>
-    <w:p>
-      <w:pPr>
-        <w:spacing w:before="60" w:after="30"/>
-        <w:jc w:val="center"/>
-      </w:pPr>
-      <w:r>
-        <w:rPr>
-          <w:noProof/>
-        </w:rPr>
-        <w:drawing>
-          <wp:inline distT="0" distB="0" distL="0" distR="0" wp14:anchorId="6BF8D509" wp14:editId="45CFF287">
-            <wp:extent cx="2586990" cy="1844040"/>
-            <wp:effectExtent l="0" t="0" r="3810" b="3810"/>
-            <wp:docPr id="1693391061" name="fig" descr="fig" title="fig"/>
-            <wp:cNvGraphicFramePr>
-              <a:graphicFrameLocks xmlns:a="http://schemas.openxmlformats.org/drawingml/2006/main" noChangeAspect="1"/>
-            </wp:cNvGraphicFramePr>
-            <a:graphic xmlns:a="http://schemas.openxmlformats.org/drawingml/2006/main">
-              <a:graphicData uri="http://schemas.openxmlformats.org/drawingml/2006/picture">
-                <pic:pic xmlns:pic="http://schemas.openxmlformats.org/drawingml/2006/picture">
-                  <pic:nvPicPr>
-                    <pic:cNvPr id="0" name=""/>
-                    <pic:cNvPicPr>
-                      <a:picLocks noChangeAspect="1" noChangeArrowheads="1"/>
-                    </pic:cNvPicPr>
-                  </pic:nvPicPr>
-                  <pic:blipFill>
-                    <a:blip r:embed="rId10"/>
-                    <a:srcRect/>
-                    <a:stretch>
-                      <a:fillRect/>
-                    </a:stretch>
-                  </pic:blipFill>
-                  <pic:spPr bwMode="auto">
-                    <a:xfrm>
-                      <a:off x="0" y="0"/>
-                      <a:ext cx="2586990" cy="1844040"/>
-                    </a:xfrm>
-                    <a:prstGeom prst="rect">
-                      <a:avLst/>
-                    </a:prstGeom>
-                  </pic:spPr>
-                </pic:pic>
-              </a:graphicData>
-            </a:graphic>
-          </wp:inline>
-        </w:drawing>
-      </w:r>
-    </w:p>
-    <w:p>
-      <w:pPr>
-        <w:spacing w:before="30" w:after="90"/>
-        <w:jc w:val="center"/>
-      </w:pPr>
-      <w:r>
-        <w:rPr>
-          <w:color w:val="000000"/>
-          <w:sz w:val="18"/>
-          <w:szCs w:val="18"/>
-        </w:rPr>
-        <w:t xml:space="preserve">Fig. 2. Speech Analysis Module: four feature pathways (XLS-R 300M, Mel-Spec CNN, MFCC, </w:t>
-      </w:r>
-      <w:proofErr w:type="spellStart"/>
-      <w:r>
-        <w:rPr>
-          <w:color w:val="000000"/>
-          <w:sz w:val="18"/>
-          <w:szCs w:val="18"/>
-        </w:rPr>
-        <w:t>Praat</w:t>
-      </w:r>
-      <w:proofErr w:type="spellEnd"/>
-      <w:r>
-        <w:rPr>
-          <w:color w:val="000000"/>
-          <w:sz w:val="18"/>
-          <w:szCs w:val="18"/>
-        </w:rPr>
-        <w:t xml:space="preserve"> Acoustic) fused via Multi-Head Cross-Attention with DL+ML meta-stacking achieving 91.7% accuracy.</w:t>
-      </w:r>
-    </w:p>
-    <w:p>
-      <w:pPr>
-        <w:spacing w:before="80" w:after="20"/>
-      </w:pPr>
-      <w:proofErr w:type="gramStart"/>
-      <w:r>
-        <w:rPr>
-          <w:color w:val="000000"/>
-        </w:rPr>
-        <w:t>B.1  Four</w:t>
-      </w:r>
-      <w:proofErr w:type="gramEnd"/>
-      <w:r>
-        <w:rPr>
-          <w:color w:val="000000"/>
-        </w:rPr>
-        <w:t>-Pathway Deep Learning Model</w:t>
-      </w:r>
-    </w:p>
-    <w:p>
-      <w:pPr>
-        <w:pStyle w:val="ListParagraph"/>
-        <w:numPr>
-          <w:ilvl w:val="0"/>
-          <w:numId w:val="2"/>
-        </w:numPr>
-        <w:spacing w:after="30"/>
-        <w:jc w:val="both"/>
-      </w:pPr>
-      <w:r>
-        <w:rPr>
-          <w:color w:val="000000"/>
-        </w:rPr>
-        <w:t xml:space="preserve">XLS-R 300M (315.4M params, 436K hours, 128 languages). Attentive statistical pooling + </w:t>
-      </w:r>
-      <w:proofErr w:type="spellStart"/>
-      <w:proofErr w:type="gramStart"/>
-      <w:r>
-        <w:rPr>
-          <w:color w:val="000000"/>
-        </w:rPr>
-        <w:t>BiLSTM</w:t>
-      </w:r>
-      <w:proofErr w:type="spellEnd"/>
-      <w:r>
-        <w:rPr>
-          <w:color w:val="000000"/>
-        </w:rPr>
-        <w:t>(</w:t>
-      </w:r>
-      <w:proofErr w:type="gramEnd"/>
-      <w:r>
-        <w:rPr>
-          <w:color w:val="000000"/>
-        </w:rPr>
-        <w:t>128) → 256-d encoder.</w:t>
-      </w:r>
-    </w:p>
-    <w:p>
-      <w:pPr>
-        <w:pStyle w:val="ListParagraph"/>
-        <w:numPr>
-          <w:ilvl w:val="0"/>
-          <w:numId w:val="2"/>
-        </w:numPr>
-        <w:spacing w:after="30"/>
-        <w:jc w:val="both"/>
-      </w:pPr>
-      <w:r>
-        <w:rPr>
-          <w:color w:val="000000"/>
-        </w:rPr>
-        <w:t xml:space="preserve">Mel-Spectrogram CNN: 128-bin spectrogram → 3 </w:t>
-      </w:r>
-      <w:proofErr w:type="spellStart"/>
-      <w:r>
-        <w:rPr>
-          <w:color w:val="000000"/>
-        </w:rPr>
-        <w:t>ConvBlocks</w:t>
-      </w:r>
-      <w:proofErr w:type="spellEnd"/>
-      <w:r>
-        <w:rPr>
-          <w:color w:val="000000"/>
-        </w:rPr>
-        <w:t xml:space="preserve"> (</w:t>
-      </w:r>
-      <w:proofErr w:type="spellStart"/>
-      <w:r>
-        <w:rPr>
-          <w:color w:val="000000"/>
-        </w:rPr>
-        <w:t>ch</w:t>
-      </w:r>
-      <w:proofErr w:type="spellEnd"/>
-      <w:r>
-        <w:rPr>
-          <w:color w:val="000000"/>
-        </w:rPr>
-        <w:t>: 32→64→128) with residual skip → 512-d.</w:t>
-      </w:r>
-    </w:p>
-    <w:p>
-      <w:pPr>
-        <w:pStyle w:val="ListParagraph"/>
-        <w:numPr>
-          <w:ilvl w:val="0"/>
-          <w:numId w:val="2"/>
-        </w:numPr>
-        <w:spacing w:after="30"/>
-        <w:jc w:val="both"/>
-      </w:pPr>
-      <w:r>
-        <w:rPr>
-          <w:color w:val="000000"/>
-        </w:rPr>
-        <w:t xml:space="preserve">MFCC + Δ: 40 MFCCs + delta coefficients, </w:t>
-      </w:r>
-      <w:proofErr w:type="spellStart"/>
-      <w:r>
-        <w:rPr>
-          <w:color w:val="000000"/>
-        </w:rPr>
-        <w:t>mean+std</w:t>
-      </w:r>
-      <w:proofErr w:type="spellEnd"/>
-      <w:r>
-        <w:rPr>
-          <w:color w:val="000000"/>
-        </w:rPr>
-        <w:t xml:space="preserve"> → 160-d → MLP with skip → 128-d.</w:t>
-      </w:r>
-    </w:p>
-    <w:p>
-      <w:pPr>
-        <w:pStyle w:val="ListParagraph"/>
-        <w:numPr>
-          <w:ilvl w:val="0"/>
-          <w:numId w:val="2"/>
-        </w:numPr>
-        <w:spacing w:after="30"/>
-        <w:jc w:val="both"/>
-      </w:pPr>
-      <w:proofErr w:type="spellStart"/>
-      <w:r>
-        <w:rPr>
-          <w:color w:val="000000"/>
-        </w:rPr>
-        <w:t>Praat+Librosa</w:t>
-      </w:r>
-      <w:proofErr w:type="spellEnd"/>
-      <w:r>
-        <w:rPr>
-          <w:color w:val="000000"/>
-        </w:rPr>
-        <w:t xml:space="preserve"> (39-d): jitter, shimmer, HNR, formants F1–F3, spectral centroid, chroma, </w:t>
-      </w:r>
-      <w:proofErr w:type="spellStart"/>
-      <w:r>
-        <w:rPr>
-          <w:color w:val="000000"/>
-        </w:rPr>
-        <w:t>tonnetz</w:t>
-      </w:r>
-      <w:proofErr w:type="spellEnd"/>
-      <w:r>
-        <w:rPr>
-          <w:color w:val="000000"/>
-        </w:rPr>
-        <w:t xml:space="preserve"> → MLP → 64-d.</w:t>
+        <w:t>Path B — EfficientNet-B0+CBAM:</w:t>
+      </w:r>
+      <w:r>
+        <w:rPr>
+          <w:color w:val="000000"/>
+        </w:rPr>
+        <w:t xml:space="preserve"> 224×224×3 input through EfficientNet-B0 (ImageNet, 80% frozen). CBAM applies channel attention (SE on 1280-d maps) then spatial attention (7×7 conv). Achieves 89.64% / AUC 0.964. With 7-view TTA: 92.13% / AUC 0.977.</w:t>
       </w:r>
     </w:p>
     <w:p>
@@ -4136,123 +3891,35 @@
       </w:pPr>
       <w:r>
         <w:rPr>
-          <w:color w:val="000000"/>
-        </w:rPr>
-        <w:t xml:space="preserve">Cross-Attention Fusion: four 256-d projections → Multi-Head Self-Attention (4 heads) → gated </w:t>
-      </w:r>
-      <w:proofErr w:type="spellStart"/>
-      <w:r>
-        <w:rPr>
-          <w:color w:val="000000"/>
-        </w:rPr>
-        <w:t>softmax</w:t>
-      </w:r>
-      <w:proofErr w:type="spellEnd"/>
-      <w:r>
-        <w:rPr>
-          <w:color w:val="000000"/>
-        </w:rPr>
-        <w:t xml:space="preserve"> → Classifier: </w:t>
-      </w:r>
-      <w:proofErr w:type="gramStart"/>
-      <w:r>
-        <w:rPr>
-          <w:color w:val="000000"/>
-        </w:rPr>
-        <w:t>Linear(256,256)→</w:t>
-      </w:r>
-      <w:proofErr w:type="spellStart"/>
-      <w:proofErr w:type="gramEnd"/>
-      <w:r>
-        <w:rPr>
-          <w:color w:val="000000"/>
-        </w:rPr>
-        <w:t>BN→GELU→</w:t>
-      </w:r>
-      <w:proofErr w:type="gramStart"/>
-      <w:r>
-        <w:rPr>
-          <w:color w:val="000000"/>
-        </w:rPr>
-        <w:t>Dropout</w:t>
-      </w:r>
-      <w:proofErr w:type="spellEnd"/>
-      <w:r>
-        <w:rPr>
-          <w:color w:val="000000"/>
-        </w:rPr>
-        <w:t>(0.6)→Linear(</w:t>
-      </w:r>
-      <w:proofErr w:type="gramEnd"/>
-      <w:r>
-        <w:rPr>
-          <w:color w:val="000000"/>
-        </w:rPr>
-        <w:t>256,2).</w:t>
-      </w:r>
-    </w:p>
-    <w:p>
-      <w:pPr>
-        <w:spacing w:before="80" w:after="20"/>
-      </w:pPr>
-      <w:proofErr w:type="gramStart"/>
-      <w:r>
-        <w:rPr>
-          <w:color w:val="000000"/>
-        </w:rPr>
-        <w:t>B.2  Classical</w:t>
-      </w:r>
-      <w:proofErr w:type="gramEnd"/>
-      <w:r>
-        <w:rPr>
-          <w:color w:val="000000"/>
-        </w:rPr>
-        <w:t xml:space="preserve"> ML Ensemble + Meta-Learner</w:t>
-      </w:r>
-    </w:p>
-    <w:p>
-      <w:pPr>
-        <w:spacing w:after="40"/>
-        <w:ind w:firstLine="180"/>
-        <w:jc w:val="both"/>
-      </w:pPr>
-      <w:r>
-        <w:rPr>
-          <w:color w:val="000000"/>
-        </w:rPr>
-        <w:t xml:space="preserve">Five-model ensemble (Random Forest, SVM-RBF, Gradient Boosting, XGBoost, </w:t>
-      </w:r>
-      <w:proofErr w:type="spellStart"/>
-      <w:r>
-        <w:rPr>
-          <w:color w:val="000000"/>
-        </w:rPr>
-        <w:t>LightGBM</w:t>
-      </w:r>
-      <w:proofErr w:type="spellEnd"/>
-      <w:r>
-        <w:rPr>
-          <w:color w:val="000000"/>
-        </w:rPr>
-        <w:t>) trained on PCA-reduced features (2247→512-d, 99.5–99.9% variance retained) with SMOTE oversampling. Ridge-regularised logistic regression (C=0.1) stacks ML+DL probabilities with F1-macro-optimised threshold.</w:t>
-      </w:r>
-    </w:p>
-    <w:p>
-      <w:pPr>
-        <w:spacing w:before="110" w:after="40"/>
-        <w:rPr>
           <w:b/>
           <w:bCs/>
           <w:color w:val="000000"/>
         </w:rPr>
-      </w:pPr>
-      <w:r>
+        <w:t>Meta-Learner:</w:t>
+      </w:r>
+      <w:r>
+        <w:rPr>
+          <w:color w:val="000000"/>
+        </w:rPr>
+        <w:t xml:space="preserve"> Logistic regression stacking over MLP + CNN + CNN-TTA predictions. Final: 93.57% accuracy, AUC 0.985—a +3.47% improvement over prior SOTA [6].</w:t>
+      </w:r>
+    </w:p>
+    <w:p>
+      <w:pPr>
+        <w:spacing w:before="110" w:after="40"/>
         <w:rPr>
           <w:b/>
           <w:bCs/>
           <w:color w:val="000000"/>
         </w:rPr>
-        <w:t>C. Cross-Modal Attention Fusion Network (CMAFN)</w:t>
+      </w:pPr>
+      <w:r>
+        <w:rPr>
+          <w:b/>
+          <w:bCs/>
+          <w:color w:val="000000"/>
+        </w:rPr>
+        <w:t>B. Speech Analysis Module</w:t>
       </w:r>
     </w:p>
     <w:p>
@@ -4260,23 +3927,23 @@
         <w:spacing w:before="110" w:after="40"/>
       </w:pPr>
       <w:r>
-        <w:t>Handwriting features are encoded using EfficientNet-B4 with CBAM and SPP into a 512-d vector, while audio features use a four-path fusion with SE attention to produce another 512-d vector.</w:t>
-      </w:r>
-      <w:r>
-        <w:br/>
-        <w:t>A bidirectional cross-modal transformer projects both to 256-d and applies cross-attention to learn correlations between handwriting (micrographia) and speech patterns.</w:t>
-      </w:r>
-      <w:r>
-        <w:br/>
-        <w:t xml:space="preserve">A Gated Multimodal Unit (GMU) adaptively fuses both modalities into a compact representation, followed by a </w:t>
-      </w:r>
-      <w:r>
-        <w:lastRenderedPageBreak/>
-        <w:t>classifier for final prediction.</w:t>
-      </w:r>
-      <w:r>
-        <w:br/>
-        <w:t>Robustness is ensured using modality dropout, auxiliary modality-specific heads, and Monte Carlo dropout for uncertainty estimation.</w:t>
+        <w:t xml:space="preserve">The figure depicts a speech analysis module where 16 kHz audio is processed through four parallel feature pathways—XLS-R </w:t>
+      </w:r>
+      <w:proofErr w:type="spellStart"/>
+      <w:r>
+        <w:t>BiLSTM</w:t>
+      </w:r>
+      <w:proofErr w:type="spellEnd"/>
+      <w:r>
+        <w:t xml:space="preserve">, Mel-Spectrogram CNN, MFCC features, and </w:t>
+      </w:r>
+      <w:proofErr w:type="spellStart"/>
+      <w:r>
+        <w:t>Praat</w:t>
+      </w:r>
+      <w:proofErr w:type="spellEnd"/>
+      <w:r>
+        <w:t xml:space="preserve"> acoustic features—which are fused using multi-head cross-attention and combined via deep learning and classical ML (ridge logistic regression) meta-stacking.</w:t>
       </w:r>
     </w:p>
     <w:p>
@@ -4289,10 +3956,10 @@
           <w:noProof/>
         </w:rPr>
         <w:drawing>
-          <wp:inline distT="0" distB="0" distL="0" distR="0" wp14:anchorId="766AEE4A" wp14:editId="7F449433">
-            <wp:extent cx="2266950" cy="2371725"/>
-            <wp:effectExtent l="0" t="0" r="0" b="0"/>
-            <wp:docPr id="77103390" name="fig" descr="fig" title="fig"/>
+          <wp:inline distT="0" distB="0" distL="0" distR="0" wp14:anchorId="6BF8D509" wp14:editId="4BE3B989">
+            <wp:extent cx="2586990" cy="1783080"/>
+            <wp:effectExtent l="0" t="0" r="3810" b="7620"/>
+            <wp:docPr id="1693391061" name="fig" descr="fig" title="fig"/>
             <wp:cNvGraphicFramePr>
               <a:graphicFrameLocks xmlns:a="http://schemas.openxmlformats.org/drawingml/2006/main" noChangeAspect="1"/>
             </wp:cNvGraphicFramePr>
@@ -4315,7 +3982,7 @@
                   <pic:spPr bwMode="auto">
                     <a:xfrm>
                       <a:off x="0" y="0"/>
-                      <a:ext cx="2266950" cy="2371725"/>
+                      <a:ext cx="2586990" cy="1783080"/>
                     </a:xfrm>
                     <a:prstGeom prst="rect">
                       <a:avLst/>
@@ -4332,81 +3999,58 @@
       <w:pPr>
         <w:spacing w:before="30" w:after="90"/>
         <w:jc w:val="center"/>
-      </w:pPr>
-      <w:r>
         <w:rPr>
           <w:color w:val="000000"/>
           <w:sz w:val="18"/>
           <w:szCs w:val="18"/>
         </w:rPr>
-        <w:t>Fig. 3. CMAFN: EfficientNet-B4+CBAM (HW) and XLS-R 300M (Speech) encoders fused via bidirectional Cross-Modal Transformer attention and a Gated Multimodal Unit. 96.9% accuracy, AUC 0.999.</w:t>
-      </w:r>
+      </w:pPr>
+      <w:r>
+        <w:rPr>
+          <w:color w:val="000000"/>
+          <w:sz w:val="18"/>
+          <w:szCs w:val="18"/>
+        </w:rPr>
+        <w:t xml:space="preserve">Fig. 2. Speech Analysis Module: four feature pathways (XLS-R 300M, Mel-Spec CNN, MFCC, </w:t>
+      </w:r>
+      <w:proofErr w:type="spellStart"/>
+      <w:r>
+        <w:rPr>
+          <w:color w:val="000000"/>
+          <w:sz w:val="18"/>
+          <w:szCs w:val="18"/>
+        </w:rPr>
+        <w:t>Praat</w:t>
+      </w:r>
+      <w:proofErr w:type="spellEnd"/>
+      <w:r>
+        <w:rPr>
+          <w:color w:val="000000"/>
+          <w:sz w:val="18"/>
+          <w:szCs w:val="18"/>
+        </w:rPr>
+        <w:t xml:space="preserve"> Acoustic) fused via Multi-Head Cross-Attention with DL+ML meta-stacking achieving 91.7% accuracy.</w:t>
+      </w:r>
+    </w:p>
+    <w:p>
+      <w:pPr>
+        <w:spacing w:before="30" w:after="90"/>
+        <w:jc w:val="center"/>
+        <w:rPr>
+          <w:color w:val="000000"/>
+          <w:sz w:val="18"/>
+          <w:szCs w:val="18"/>
+        </w:rPr>
+      </w:pPr>
     </w:p>
     <w:p>
       <w:pPr>
         <w:spacing w:before="80" w:after="20"/>
-      </w:pPr>
-      <w:r>
-        <w:rPr>
-          <w:color w:val="000000"/>
-        </w:rPr>
-        <w:t>C.1 Encoders</w:t>
-      </w:r>
-    </w:p>
-    <w:p>
-      <w:pPr>
-        <w:spacing w:after="40"/>
-        <w:ind w:firstLine="180"/>
-        <w:jc w:val="both"/>
-      </w:pPr>
-      <w:r>
         <w:rPr>
           <w:b/>
           <w:bCs/>
           <w:color w:val="000000"/>
         </w:rPr>
-        <w:t>Handwriting Encoder:</w:t>
-      </w:r>
-      <w:r>
-        <w:rPr>
-          <w:color w:val="000000"/>
-        </w:rPr>
-        <w:t xml:space="preserve"> EfficientNet-B4 + CBAM + Spatial Pyramid Pooling [1×1, 2×2, 4×4] → </w:t>
-      </w:r>
-      <w:proofErr w:type="gramStart"/>
-      <w:r>
-        <w:rPr>
-          <w:color w:val="000000"/>
-        </w:rPr>
-        <w:t>Linear(</w:t>
-      </w:r>
-      <w:proofErr w:type="gramEnd"/>
-      <w:r>
-        <w:rPr>
-          <w:color w:val="000000"/>
-        </w:rPr>
-        <w:t>SPP,</w:t>
-      </w:r>
-      <w:proofErr w:type="gramStart"/>
-      <w:r>
-        <w:rPr>
-          <w:color w:val="000000"/>
-        </w:rPr>
-        <w:t>512)→</w:t>
-      </w:r>
-      <w:proofErr w:type="gramEnd"/>
-      <w:r>
-        <w:rPr>
-          <w:color w:val="000000"/>
-        </w:rPr>
-        <w:t>BN→ReLU → 512-d. Pre-trained on PD handwriting task (~107 MB).</w:t>
-      </w:r>
-    </w:p>
-    <w:p>
-      <w:pPr>
-        <w:spacing w:after="40"/>
-        <w:ind w:firstLine="180"/>
-        <w:jc w:val="both"/>
       </w:pPr>
       <w:r>
         <w:rPr>
@@ -4414,95 +4058,8 @@
           <w:bCs/>
           <w:color w:val="000000"/>
         </w:rPr>
-        <w:t>Audio Encoder:</w:t>
-      </w:r>
-      <w:r>
-        <w:rPr>
-          <w:color w:val="000000"/>
-        </w:rPr>
-        <w:t xml:space="preserve"> Four-path fusion → Squeeze-and-Excitation attention (960-d) → </w:t>
-      </w:r>
-      <w:proofErr w:type="gramStart"/>
-      <w:r>
-        <w:rPr>
-          <w:color w:val="000000"/>
-        </w:rPr>
-        <w:t>Linear(960,512)→</w:t>
-      </w:r>
-      <w:proofErr w:type="gramEnd"/>
-      <w:r>
-        <w:rPr>
-          <w:color w:val="000000"/>
-        </w:rPr>
-        <w:t>BN→ReLU → 512-d. Pre-trained on PD speech task (~147 MB).</w:t>
-      </w:r>
-    </w:p>
-    <w:p>
-      <w:pPr>
-        <w:spacing w:before="80" w:after="20"/>
-      </w:pPr>
-      <w:proofErr w:type="gramStart"/>
-      <w:r>
-        <w:rPr>
-          <w:color w:val="000000"/>
-        </w:rPr>
-        <w:t>C.2  Bidirectional</w:t>
-      </w:r>
-      <w:proofErr w:type="gramEnd"/>
-      <w:r>
-        <w:rPr>
-          <w:color w:val="000000"/>
-        </w:rPr>
-        <w:t xml:space="preserve"> Cross-Modal Transformer</w:t>
-      </w:r>
-    </w:p>
-    <w:p>
-      <w:pPr>
-        <w:spacing w:after="40"/>
-        <w:ind w:firstLine="180"/>
-        <w:jc w:val="both"/>
-      </w:pPr>
-      <w:r>
-        <w:rPr>
-          <w:color w:val="000000"/>
-        </w:rPr>
-        <w:t>Both 512-d encodings are projected to 256-d with learnable modality-type embeddings. Two Cross</w:t>
-      </w:r>
-      <w:r>
-        <w:rPr>
-          <w:color w:val="000000"/>
-        </w:rPr>
-        <w:t xml:space="preserve"> </w:t>
-      </w:r>
-      <w:r>
-        <w:rPr>
-          <w:color w:val="000000"/>
-        </w:rPr>
-        <w:t>Modal</w:t>
-      </w:r>
-      <w:r>
-        <w:rPr>
-          <w:color w:val="000000"/>
-        </w:rPr>
-        <w:t xml:space="preserve"> </w:t>
-      </w:r>
-      <w:r>
-        <w:rPr>
-          <w:color w:val="000000"/>
-        </w:rPr>
-        <w:t>Transformer</w:t>
-      </w:r>
-      <w:r>
-        <w:rPr>
-          <w:color w:val="000000"/>
-        </w:rPr>
-        <w:t xml:space="preserve"> </w:t>
-      </w:r>
-      <w:r>
-        <w:rPr>
-          <w:color w:val="000000"/>
-        </w:rPr>
-        <w:t>Layers perform bidirectional cross-attention:</w:t>
+        <w:lastRenderedPageBreak/>
+        <w:t>B.1 Four-Pathway Deep Learning Model</w:t>
       </w:r>
     </w:p>
     <w:p>
@@ -4519,31 +4076,29 @@
         <w:rPr>
           <w:color w:val="000000"/>
         </w:rPr>
-        <w:t>HW-Cross-Attn: Q=HW, K=V=Audio → Layer</w:t>
-      </w:r>
-      <w:r>
-        <w:rPr>
-          <w:color w:val="000000"/>
-        </w:rPr>
-        <w:t xml:space="preserve"> </w:t>
-      </w:r>
-      <w:r>
-        <w:rPr>
-          <w:color w:val="000000"/>
-        </w:rPr>
-        <w:t>Norm → FFN → Layer</w:t>
-      </w:r>
-      <w:r>
-        <w:rPr>
-          <w:color w:val="000000"/>
-        </w:rPr>
-        <w:t xml:space="preserve"> </w:t>
-      </w:r>
-      <w:r>
-        <w:rPr>
-          <w:color w:val="000000"/>
-        </w:rPr>
-        <w:t>Norm.</w:t>
+        <w:t xml:space="preserve">XLS-R 300M (315.4M params, 436K hours, 128 languages). Attentive statistical pooling + </w:t>
+      </w:r>
+      <w:proofErr w:type="spellStart"/>
+      <w:proofErr w:type="gramStart"/>
+      <w:r>
+        <w:rPr>
+          <w:color w:val="000000"/>
+        </w:rPr>
+        <w:t>BiLSTM</w:t>
+      </w:r>
+      <w:proofErr w:type="spellEnd"/>
+      <w:r>
+        <w:rPr>
+          <w:color w:val="000000"/>
+        </w:rPr>
+        <w:t>(</w:t>
+      </w:r>
+      <w:proofErr w:type="gramEnd"/>
+      <w:r>
+        <w:rPr>
+          <w:color w:val="000000"/>
+        </w:rPr>
+        <w:t>128) → 256-d encoder.</w:t>
       </w:r>
     </w:p>
     <w:p>
@@ -4560,243 +4115,35 @@
         <w:rPr>
           <w:color w:val="000000"/>
         </w:rPr>
-        <w:t>Audio-Cross-Attn: Q=Audio, K=V=HW → Layer</w:t>
-      </w:r>
-      <w:r>
-        <w:rPr>
-          <w:color w:val="000000"/>
-        </w:rPr>
-        <w:t xml:space="preserve"> </w:t>
-      </w:r>
-      <w:r>
-        <w:rPr>
-          <w:color w:val="000000"/>
-        </w:rPr>
-        <w:t>Norm → FFN → Layer</w:t>
-      </w:r>
-      <w:r>
-        <w:rPr>
-          <w:color w:val="000000"/>
-        </w:rPr>
-        <w:t xml:space="preserve"> </w:t>
-      </w:r>
-      <w:r>
-        <w:rPr>
-          <w:color w:val="000000"/>
-        </w:rPr>
-        <w:t>Norm.</w:t>
-      </w:r>
-    </w:p>
-    <w:p>
-      <w:pPr>
-        <w:spacing w:after="40"/>
-        <w:ind w:firstLine="180"/>
-        <w:jc w:val="both"/>
-      </w:pPr>
-      <w:r>
-        <w:rPr>
-          <w:color w:val="000000"/>
-        </w:rPr>
-        <w:t>This mechanism learns which micrographia patterns correlate with specific speech degradation signatures—the core innovation enabling the 9.4% gain over HW-only.</w:t>
-      </w:r>
-    </w:p>
-    <w:p>
-      <w:pPr>
-        <w:spacing w:before="80" w:after="20"/>
-      </w:pPr>
-      <w:r>
-        <w:rPr>
-          <w:color w:val="000000"/>
-        </w:rPr>
-        <w:t>C.3 Gated Multimodal Unit (GMU) + Classifier</w:t>
-      </w:r>
-    </w:p>
-    <w:p>
-      <w:pPr>
-        <w:spacing w:after="40"/>
-        <w:ind w:firstLine="180"/>
-        <w:jc w:val="both"/>
-      </w:pPr>
-      <w:r>
-        <w:rPr>
-          <w:color w:val="000000"/>
-        </w:rPr>
-        <w:t>h_hw = tanh(W_hw·x_hw</w:t>
-      </w:r>
-      <w:proofErr w:type="gramStart"/>
-      <w:r>
-        <w:rPr>
-          <w:color w:val="000000"/>
-        </w:rPr>
-        <w:t xml:space="preserve">),  </w:t>
+        <w:t xml:space="preserve">Mel-Spectrogram CNN: 128-bin spectrogram → 3 </w:t>
       </w:r>
       <w:proofErr w:type="spellStart"/>
       <w:r>
         <w:rPr>
           <w:color w:val="000000"/>
         </w:rPr>
-        <w:t>h</w:t>
-      </w:r>
-      <w:proofErr w:type="gramEnd"/>
-      <w:r>
-        <w:rPr>
-          <w:color w:val="000000"/>
-        </w:rPr>
-        <w:t>_aud</w:t>
+        <w:t>ConvBlocks</w:t>
       </w:r>
       <w:proofErr w:type="spellEnd"/>
       <w:r>
         <w:rPr>
           <w:color w:val="000000"/>
         </w:rPr>
-        <w:t xml:space="preserve"> = tanh(W_aud·x_aud</w:t>
-      </w:r>
-      <w:proofErr w:type="gramStart"/>
-      <w:r>
-        <w:rPr>
-          <w:color w:val="000000"/>
-        </w:rPr>
-        <w:t>),  z</w:t>
-      </w:r>
-      <w:proofErr w:type="gramEnd"/>
-      <w:r>
-        <w:rPr>
-          <w:color w:val="000000"/>
-        </w:rPr>
-        <w:t xml:space="preserve"> = </w:t>
-      </w:r>
-      <w:proofErr w:type="gramStart"/>
-      <w:r>
-        <w:rPr>
-          <w:color w:val="000000"/>
-        </w:rPr>
-        <w:t>σ(</w:t>
+        <w:t xml:space="preserve"> (</w:t>
       </w:r>
       <w:proofErr w:type="spellStart"/>
-      <w:proofErr w:type="gramEnd"/>
-      <w:r>
-        <w:rPr>
-          <w:color w:val="000000"/>
-        </w:rPr>
-        <w:t>W_z</w:t>
+      <w:r>
+        <w:rPr>
+          <w:color w:val="000000"/>
+        </w:rPr>
+        <w:t>ch</w:t>
       </w:r>
       <w:proofErr w:type="spellEnd"/>
-      <w:proofErr w:type="gramStart"/>
-      <w:r>
-        <w:rPr>
-          <w:color w:val="000000"/>
-        </w:rPr>
-        <w:t>·[</w:t>
-      </w:r>
-      <w:proofErr w:type="gramEnd"/>
-      <w:r>
-        <w:rPr>
-          <w:color w:val="000000"/>
-        </w:rPr>
-        <w:t xml:space="preserve">x_hw; </w:t>
-      </w:r>
-      <w:proofErr w:type="spellStart"/>
-      <w:r>
-        <w:rPr>
-          <w:color w:val="000000"/>
-        </w:rPr>
-        <w:t>x_aud</w:t>
-      </w:r>
-      <w:proofErr w:type="spellEnd"/>
-      <w:r>
-        <w:rPr>
-          <w:color w:val="000000"/>
-        </w:rPr>
-        <w:t>]</w:t>
-      </w:r>
-      <w:proofErr w:type="gramStart"/>
-      <w:r>
-        <w:rPr>
-          <w:color w:val="000000"/>
-        </w:rPr>
-        <w:t>),  output</w:t>
-      </w:r>
-      <w:proofErr w:type="gramEnd"/>
-      <w:r>
-        <w:rPr>
-          <w:color w:val="000000"/>
-        </w:rPr>
-        <w:t xml:space="preserve"> = z⊙h_hw + (1−</w:t>
-      </w:r>
-      <w:proofErr w:type="gramStart"/>
-      <w:r>
-        <w:rPr>
-          <w:color w:val="000000"/>
-        </w:rPr>
-        <w:t>z)⊙</w:t>
-      </w:r>
-      <w:proofErr w:type="spellStart"/>
-      <w:proofErr w:type="gramEnd"/>
-      <w:r>
-        <w:rPr>
-          <w:color w:val="000000"/>
-        </w:rPr>
-        <w:t>h_aud</w:t>
-      </w:r>
-      <w:proofErr w:type="spellEnd"/>
-      <w:r>
-        <w:rPr>
-          <w:color w:val="000000"/>
-        </w:rPr>
-        <w:t xml:space="preserve"> → 128-d. </w:t>
-      </w:r>
-      <w:proofErr w:type="spellStart"/>
-      <w:r>
-        <w:rPr>
-          <w:color w:val="000000"/>
-        </w:rPr>
-        <w:t>Concat</w:t>
-      </w:r>
-      <w:proofErr w:type="spellEnd"/>
-      <w:r>
-        <w:rPr>
-          <w:color w:val="000000"/>
-        </w:rPr>
-        <w:t xml:space="preserve"> [</w:t>
-      </w:r>
-      <w:proofErr w:type="spellStart"/>
-      <w:r>
-        <w:rPr>
-          <w:color w:val="000000"/>
-        </w:rPr>
-        <w:t>HW_att</w:t>
-      </w:r>
-      <w:proofErr w:type="spellEnd"/>
-      <w:r>
-        <w:rPr>
-          <w:color w:val="000000"/>
-        </w:rPr>
-        <w:t xml:space="preserve"> ‖ </w:t>
-      </w:r>
-      <w:proofErr w:type="spellStart"/>
-      <w:r>
-        <w:rPr>
-          <w:color w:val="000000"/>
-        </w:rPr>
-        <w:t>Aud_att</w:t>
-      </w:r>
-      <w:proofErr w:type="spellEnd"/>
-      <w:r>
-        <w:rPr>
-          <w:color w:val="000000"/>
-        </w:rPr>
-        <w:t xml:space="preserve"> ‖ GMU] = 640-d → 640→256→128→2.</w:t>
-      </w:r>
-    </w:p>
-    <w:p>
-      <w:pPr>
-        <w:spacing w:before="80" w:after="20"/>
-      </w:pPr>
-      <w:r>
-        <w:rPr>
-          <w:color w:val="000000"/>
-        </w:rPr>
-        <w:t>C.4 Robustness Design</w:t>
+      <w:r>
+        <w:rPr>
+          <w:color w:val="000000"/>
+        </w:rPr>
+        <w:t>: 32→64→128) with residual skip → 512-d.</w:t>
       </w:r>
     </w:p>
     <w:p>
@@ -4813,7 +4160,21 @@
         <w:rPr>
           <w:color w:val="000000"/>
         </w:rPr>
-        <w:t>Modality Dropout (25%): one modality randomly dropped during training; learnable fallback tokens substituted.</w:t>
+        <w:t xml:space="preserve">MFCC + Δ: 40 MFCCs + delta coefficients, </w:t>
+      </w:r>
+      <w:proofErr w:type="spellStart"/>
+      <w:r>
+        <w:rPr>
+          <w:color w:val="000000"/>
+        </w:rPr>
+        <w:t>mean+std</w:t>
+      </w:r>
+      <w:proofErr w:type="spellEnd"/>
+      <w:r>
+        <w:rPr>
+          <w:color w:val="000000"/>
+        </w:rPr>
+        <w:t xml:space="preserve"> → 160-d → MLP with skip → 128-d.</w:t>
       </w:r>
     </w:p>
     <w:p>
@@ -4826,60 +4187,33 @@
         <w:spacing w:after="30"/>
         <w:jc w:val="both"/>
       </w:pPr>
-      <w:r>
-        <w:rPr>
-          <w:color w:val="000000"/>
-        </w:rPr>
-        <w:t>Auxiliary Heads: separate HW-only and Audio-only classification heads for regularisation.</w:t>
-      </w:r>
-    </w:p>
-    <w:p>
-      <w:pPr>
-        <w:pStyle w:val="ListParagraph"/>
-        <w:numPr>
-          <w:ilvl w:val="0"/>
-          <w:numId w:val="2"/>
-        </w:numPr>
-        <w:spacing w:after="30"/>
-        <w:jc w:val="both"/>
-      </w:pPr>
-      <w:r>
-        <w:rPr>
-          <w:color w:val="000000"/>
-        </w:rPr>
-        <w:t>MC Dropout: 10-sample Monte Carlo dropout at inference; mean uncertainty 0.061.</w:t>
-      </w:r>
-    </w:p>
-    <w:p>
-      <w:pPr>
-        <w:pBdr>
-          <w:top w:val="single" w:sz="8" w:space="2" w:color="000000"/>
-          <w:bottom w:val="single" w:sz="8" w:space="2" w:color="000000"/>
-        </w:pBdr>
-        <w:spacing w:before="140" w:after="60"/>
-        <w:jc w:val="center"/>
-      </w:pPr>
-      <w:r>
-        <w:rPr>
-          <w:b/>
-          <w:bCs/>
-          <w:smallCaps/>
-          <w:color w:val="000000"/>
-        </w:rPr>
-        <w:t>IV. Experimental Setup</w:t>
-      </w:r>
-    </w:p>
-    <w:p>
-      <w:pPr>
-        <w:spacing w:before="110" w:after="40"/>
-      </w:pPr>
-      <w:r>
-        <w:rPr>
-          <w:b/>
-          <w:bCs/>
-          <w:color w:val="000000"/>
-        </w:rPr>
-        <w:t>A. Datasets</w:t>
+      <w:proofErr w:type="spellStart"/>
+      <w:r>
+        <w:rPr>
+          <w:color w:val="000000"/>
+        </w:rPr>
+        <w:t>Praat+Librosa</w:t>
+      </w:r>
+      <w:proofErr w:type="spellEnd"/>
+      <w:r>
+        <w:rPr>
+          <w:color w:val="000000"/>
+        </w:rPr>
+        <w:t xml:space="preserve"> (39-d): jitter, shimmer, HNR, formants F1–F3, spectral centroid, chroma, </w:t>
+      </w:r>
+      <w:proofErr w:type="spellStart"/>
+      <w:r>
+        <w:rPr>
+          <w:color w:val="000000"/>
+        </w:rPr>
+        <w:t>tonnetz</w:t>
+      </w:r>
+      <w:proofErr w:type="spellEnd"/>
+      <w:r>
+        <w:rPr>
+          <w:color w:val="000000"/>
+        </w:rPr>
+        <w:t xml:space="preserve"> → MLP → 64-d.</w:t>
       </w:r>
     </w:p>
     <w:p>
@@ -4890,17 +4224,76 @@
       </w:pPr>
       <w:r>
         <w:rPr>
+          <w:color w:val="000000"/>
+        </w:rPr>
+        <w:t xml:space="preserve">Cross-Attention Fusion: four 256-d projections → Multi-Head Self-Attention (4 heads) → gated </w:t>
+      </w:r>
+      <w:proofErr w:type="spellStart"/>
+      <w:r>
+        <w:rPr>
+          <w:color w:val="000000"/>
+        </w:rPr>
+        <w:t>softmax</w:t>
+      </w:r>
+      <w:proofErr w:type="spellEnd"/>
+      <w:r>
+        <w:rPr>
+          <w:color w:val="000000"/>
+        </w:rPr>
+        <w:t xml:space="preserve"> → Classifier: </w:t>
+      </w:r>
+      <w:proofErr w:type="gramStart"/>
+      <w:r>
+        <w:rPr>
+          <w:color w:val="000000"/>
+        </w:rPr>
+        <w:t>Linear(256,256)→</w:t>
+      </w:r>
+      <w:proofErr w:type="spellStart"/>
+      <w:proofErr w:type="gramEnd"/>
+      <w:r>
+        <w:rPr>
+          <w:color w:val="000000"/>
+        </w:rPr>
+        <w:t>BN→GELU→</w:t>
+      </w:r>
+      <w:proofErr w:type="gramStart"/>
+      <w:r>
+        <w:rPr>
+          <w:color w:val="000000"/>
+        </w:rPr>
+        <w:t>Dropout</w:t>
+      </w:r>
+      <w:proofErr w:type="spellEnd"/>
+      <w:r>
+        <w:rPr>
+          <w:color w:val="000000"/>
+        </w:rPr>
+        <w:t>(0.6)→Linear(</w:t>
+      </w:r>
+      <w:proofErr w:type="gramEnd"/>
+      <w:r>
+        <w:rPr>
+          <w:color w:val="000000"/>
+        </w:rPr>
+        <w:t>256,2).</w:t>
+      </w:r>
+    </w:p>
+    <w:p>
+      <w:pPr>
+        <w:spacing w:before="80" w:after="20"/>
+        <w:rPr>
           <w:b/>
           <w:bCs/>
-          <w:color w:val="000000"/>
-        </w:rPr>
-        <w:t>Handwriting Dataset:</w:t>
-      </w:r>
-      <w:r>
-        <w:rPr>
-          <w:color w:val="000000"/>
-        </w:rPr>
-        <w:t xml:space="preserve"> 3,264 spiral and wave drawings (1,632 HC, 1,632 PD) from 65 subjects (28 PD, 22 elderly HC, 15 young HC). Resized to 224×224 (standalone) or 336×336 (CMAFN encoder).</w:t>
+        </w:rPr>
+      </w:pPr>
+      <w:r>
+        <w:rPr>
+          <w:b/>
+          <w:bCs/>
+          <w:color w:val="000000"/>
+        </w:rPr>
+        <w:t>B.2 Classical ML Ensemble + Meta-Learner</w:t>
       </w:r>
     </w:p>
     <w:p>
@@ -4911,36 +4304,33 @@
       </w:pPr>
       <w:r>
         <w:rPr>
+          <w:color w:val="000000"/>
+        </w:rPr>
+        <w:t xml:space="preserve">Five-model ensemble (Random Forest, SVM-RBF, Gradient Boosting, XGBoost, </w:t>
+      </w:r>
+      <w:proofErr w:type="spellStart"/>
+      <w:r>
+        <w:rPr>
+          <w:color w:val="000000"/>
+        </w:rPr>
+        <w:t>LightGBM</w:t>
+      </w:r>
+      <w:proofErr w:type="spellEnd"/>
+      <w:r>
+        <w:rPr>
+          <w:color w:val="000000"/>
+        </w:rPr>
+        <w:t>) trained on PCA-reduced features (2247→512-d, 99.5–99.9% variance retained) with SMOTE oversampling. Ridge-regularised logistic regression (C=0.1) stacks ML+DL probabilities with F1-macro-optimised threshold.</w:t>
+      </w:r>
+    </w:p>
+    <w:p>
+      <w:pPr>
+        <w:spacing w:before="110" w:after="40"/>
+        <w:rPr>
           <w:b/>
           <w:bCs/>
           <w:color w:val="000000"/>
         </w:rPr>
-        <w:t>Speech Dataset</w:t>
-      </w:r>
-      <w:r>
-        <w:rPr>
-          <w:color w:val="000000"/>
-        </w:rPr>
-        <w:t xml:space="preserve"> (Italian Parkinson’s Voice and Speech, IEEE DataPort): 831 recordings from 61 patients (24 PD, 37 HC). Tasks: sustained vowels (/a/, /e/, /</w:t>
-      </w:r>
-      <w:proofErr w:type="spellStart"/>
-      <w:r>
-        <w:rPr>
-          <w:color w:val="000000"/>
-        </w:rPr>
-        <w:t>i</w:t>
-      </w:r>
-      <w:proofErr w:type="spellEnd"/>
-      <w:r>
-        <w:rPr>
-          <w:color w:val="000000"/>
-        </w:rPr>
-        <w:t>/), diadochokinesis (/pa-ta-ka/), balanced sentences, prose reading, free speech. All at 16 kHz, ≤8 s. Patient-level group 5-fold stratified CV throughout.</w:t>
-      </w:r>
-    </w:p>
-    <w:p>
-      <w:pPr>
-        <w:spacing w:before="110" w:after="40"/>
       </w:pPr>
       <w:r>
         <w:rPr>
@@ -4948,61 +4338,23 @@
           <w:bCs/>
           <w:color w:val="000000"/>
         </w:rPr>
-        <w:t>B. Training Configuration</w:t>
-      </w:r>
-    </w:p>
-    <w:p>
-      <w:pPr>
-        <w:spacing w:after="40"/>
-        <w:ind w:firstLine="180"/>
-        <w:jc w:val="both"/>
-      </w:pPr>
-      <w:r>
-        <w:rPr>
-          <w:color w:val="000000"/>
-        </w:rPr>
-        <w:t>AdamW (</w:t>
+        <w:t>C. Cross-Modal Attention Fusion Network (CMAFN)</w:t>
+      </w:r>
+    </w:p>
+    <w:p>
+      <w:pPr>
+        <w:spacing w:before="110" w:after="40"/>
+      </w:pPr>
+      <w:r>
+        <w:t xml:space="preserve">Handwriting features are encoded using EfficientNet-B4 with CBAM and SPP into a 512-dimensional vector, while audio features are extracted through a four-path fusion with SE attention to produce another 512-dimensional representation. A bidirectional cross-modal transformer projects both into a shared 256-dimensional space and applies cross-attention to capture correlations between handwriting characteristics (such as </w:t>
       </w:r>
       <w:proofErr w:type="spellStart"/>
       <w:r>
-        <w:rPr>
-          <w:color w:val="000000"/>
-        </w:rPr>
-        <w:t>lr</w:t>
+        <w:t>micrographia</w:t>
       </w:r>
       <w:proofErr w:type="spellEnd"/>
       <w:r>
-        <w:rPr>
-          <w:color w:val="000000"/>
-        </w:rPr>
-        <w:t xml:space="preserve"> = 3×10⁻⁵–5×10⁻⁵, weight decay = 0.08). Focal loss (α=0.5–0.75, γ=2–3) + label smoothing (ε=0.2). OneCycleLR scheduler with cosine annealing. Gradient clipping (max norm=1.0). Batch size 32 via 2× gradient accumulation. Early stopping (patience=10).</w:t>
-      </w:r>
-    </w:p>
-    <w:p>
-      <w:pPr>
-        <w:spacing w:after="40"/>
-        <w:ind w:firstLine="180"/>
-        <w:jc w:val="both"/>
-      </w:pPr>
-      <w:r>
-        <w:rPr>
-          <w:color w:val="000000"/>
-        </w:rPr>
-        <w:t xml:space="preserve">Augmentation — HW: flip, ±10° rotation, brightness jitter, mixup. Speech: SpecAugment (2 freq masks F=27, </w:t>
-      </w:r>
-      <w:proofErr w:type="gramStart"/>
-      <w:r>
-        <w:rPr>
-          <w:color w:val="000000"/>
-        </w:rPr>
-        <w:t>2 time</w:t>
-      </w:r>
-      <w:proofErr w:type="gramEnd"/>
-      <w:r>
-        <w:rPr>
-          <w:color w:val="000000"/>
-        </w:rPr>
-        <w:t xml:space="preserve"> masks T=100), VTLP, 5× TTA.</w:t>
+        <w:t>) and speech patterns. A Gated Multimodal Unit (GMU) then adaptively fuses both modalities into a compact and discriminative representation, followed by a classifier for final prediction. Robustness is ensured using modality dropout, auxiliary modality-specific heads, and Monte Carlo dropout for uncertainty estimation.</w:t>
       </w:r>
     </w:p>
     <w:p>
@@ -5010,49 +4362,7 @@
         <w:spacing w:before="110" w:after="40"/>
       </w:pPr>
       <w:r>
-        <w:rPr>
-          <w:b/>
-          <w:bCs/>
-          <w:color w:val="000000"/>
-        </w:rPr>
-        <w:t>C. Computational Profile</w:t>
-      </w:r>
-    </w:p>
-    <w:p>
-      <w:pPr>
-        <w:spacing w:after="40"/>
-        <w:ind w:firstLine="180"/>
-        <w:jc w:val="both"/>
-      </w:pPr>
-      <w:r>
-        <w:rPr>
-          <w:color w:val="000000"/>
-        </w:rPr>
-        <w:t>HW 12.5 MB, Speech 147 MB (XLS-R) + 5 MB aux, CMAFN 25 MB. Total ~190 MB / ~85 MB INT8-quantised. CPU inference: HW ~100 ms, Speech ~1,500 ms, Fusion ~50 ms. Peak RAM ~500 MB. No GPU required.</w:t>
-      </w:r>
-    </w:p>
-    <w:p>
-      <w:pPr>
-        <w:spacing w:after="40"/>
-      </w:pPr>
-    </w:p>
-    <w:p>
-      <w:pPr>
-        <w:pBdr>
-          <w:top w:val="single" w:sz="8" w:space="2" w:color="000000"/>
-          <w:bottom w:val="single" w:sz="8" w:space="2" w:color="000000"/>
-        </w:pBdr>
-        <w:spacing w:before="140" w:after="60"/>
-        <w:jc w:val="center"/>
-      </w:pPr>
-      <w:r>
-        <w:rPr>
-          <w:b/>
-          <w:bCs/>
-          <w:smallCaps/>
-          <w:color w:val="000000"/>
-        </w:rPr>
-        <w:t>V. Results and Discussion</w:t>
+        <w:t>The architecture is designed to effectively leverage complementary information from both modalities, improving overall diagnostic capability compared to unimodal approaches. The use of attention mechanisms enables the model to focus on the most relevant features while suppressing noise and redundant information. Cross-modal interaction further enhances the learning of shared patterns associated with Parkinson’s disease. Additionally, the modular design allows flexibility in handling missing or degraded modality inputs. The framework also supports better generalization across datasets due to its ensemble-like feature fusion strategy. Overall, the figure illustrates CMAFN as a robust and scalable multimodal system for accurate Parkinson’s disease detection.</w:t>
       </w:r>
     </w:p>
     <w:p>
@@ -5060,568 +4370,11 @@
         <w:spacing w:before="110" w:after="40"/>
       </w:pPr>
       <w:r>
-        <w:rPr>
-          <w:b/>
-          <w:bCs/>
-          <w:color w:val="000000"/>
-        </w:rPr>
-        <w:t>A. Handwriting Module</w:t>
-      </w:r>
-    </w:p>
-    <w:p>
-      <w:pPr>
-        <w:spacing w:after="40"/>
-        <w:jc w:val="both"/>
-      </w:pPr>
-      <w:r>
-        <w:rPr>
-          <w:color w:val="000000"/>
-        </w:rPr>
-        <w:t>The stacking ensemble achieves 93.57% accuracy and AUC 0.985—a +3.47% improvement over Li et al. [6].</w:t>
-      </w:r>
-    </w:p>
-    <w:p>
-      <w:pPr>
-        <w:spacing w:after="30"/>
-      </w:pPr>
-    </w:p>
-    <w:p>
-      <w:pPr>
-        <w:spacing w:before="80" w:after="40"/>
-        <w:jc w:val="center"/>
-      </w:pPr>
-      <w:r>
-        <w:rPr>
-          <w:b/>
-          <w:bCs/>
-          <w:smallCaps/>
-          <w:color w:val="000000"/>
-          <w:sz w:val="18"/>
-          <w:szCs w:val="18"/>
-        </w:rPr>
-        <w:t>TABLE III — Handwriting Module Performance</w:t>
-      </w:r>
-    </w:p>
-    <w:tbl>
-      <w:tblPr>
-        <w:tblW w:w="5438" w:type="dxa"/>
-        <w:tblBorders>
-          <w:top w:val="none" w:sz="0" w:space="0" w:color="FFFFFF"/>
-          <w:left w:val="none" w:sz="0" w:space="0" w:color="FFFFFF"/>
-          <w:bottom w:val="none" w:sz="0" w:space="0" w:color="FFFFFF"/>
-          <w:right w:val="none" w:sz="0" w:space="0" w:color="FFFFFF"/>
-          <w:insideH w:val="single" w:sz="4" w:space="0" w:color="auto"/>
-          <w:insideV w:val="single" w:sz="4" w:space="0" w:color="auto"/>
-        </w:tblBorders>
-        <w:tblCellMar>
-          <w:left w:w="10" w:type="dxa"/>
-          <w:right w:w="10" w:type="dxa"/>
-        </w:tblCellMar>
-        <w:tblLook w:val="04A0" w:firstRow="1" w:lastRow="0" w:firstColumn="1" w:lastColumn="0" w:noHBand="0" w:noVBand="1"/>
-      </w:tblPr>
-      <w:tblGrid>
-        <w:gridCol w:w="2895"/>
-        <w:gridCol w:w="1178"/>
-        <w:gridCol w:w="1365"/>
-      </w:tblGrid>
-      <w:tr>
-        <w:trPr>
-          <w:trHeight w:val="225"/>
-          <w:tblHeader/>
-        </w:trPr>
-        <w:tc>
-          <w:tcPr>
-            <w:tcW w:w="2895" w:type="dxa"/>
-            <w:tcBorders>
-              <w:top w:val="single" w:sz="8" w:space="0" w:color="000000"/>
-              <w:left w:val="none" w:sz="0" w:space="0" w:color="FFFFFF"/>
-              <w:bottom w:val="single" w:sz="8" w:space="0" w:color="000000"/>
-              <w:right w:val="none" w:sz="0" w:space="0" w:color="FFFFFF"/>
-            </w:tcBorders>
-            <w:shd w:val="clear" w:color="auto" w:fill="FFFFFF"/>
-            <w:tcMar>
-              <w:top w:w="50" w:type="dxa"/>
-              <w:left w:w="80" w:type="dxa"/>
-              <w:bottom w:w="50" w:type="dxa"/>
-              <w:right w:w="80" w:type="dxa"/>
-            </w:tcMar>
-          </w:tcPr>
-          <w:p>
-            <w:pPr>
-              <w:jc w:val="center"/>
-            </w:pPr>
-            <w:r>
-              <w:rPr>
-                <w:b/>
-                <w:bCs/>
-                <w:color w:val="000000"/>
-                <w:sz w:val="18"/>
-                <w:szCs w:val="18"/>
-              </w:rPr>
-              <w:t>Model</w:t>
-            </w:r>
-          </w:p>
-        </w:tc>
-        <w:tc>
-          <w:tcPr>
-            <w:tcW w:w="1178" w:type="dxa"/>
-            <w:tcBorders>
-              <w:top w:val="single" w:sz="8" w:space="0" w:color="000000"/>
-              <w:left w:val="none" w:sz="0" w:space="0" w:color="FFFFFF"/>
-              <w:bottom w:val="single" w:sz="8" w:space="0" w:color="000000"/>
-              <w:right w:val="none" w:sz="0" w:space="0" w:color="FFFFFF"/>
-            </w:tcBorders>
-            <w:shd w:val="clear" w:color="auto" w:fill="FFFFFF"/>
-            <w:tcMar>
-              <w:top w:w="50" w:type="dxa"/>
-              <w:left w:w="80" w:type="dxa"/>
-              <w:bottom w:w="50" w:type="dxa"/>
-              <w:right w:w="80" w:type="dxa"/>
-            </w:tcMar>
-          </w:tcPr>
-          <w:p>
-            <w:pPr>
-              <w:jc w:val="center"/>
-            </w:pPr>
-            <w:r>
-              <w:rPr>
-                <w:b/>
-                <w:bCs/>
-                <w:color w:val="000000"/>
-                <w:sz w:val="18"/>
-                <w:szCs w:val="18"/>
-              </w:rPr>
-              <w:t>Accuracy</w:t>
-            </w:r>
-          </w:p>
-        </w:tc>
-        <w:tc>
-          <w:tcPr>
-            <w:tcW w:w="1365" w:type="dxa"/>
-            <w:tcBorders>
-              <w:top w:val="single" w:sz="8" w:space="0" w:color="000000"/>
-              <w:left w:val="none" w:sz="0" w:space="0" w:color="FFFFFF"/>
-              <w:bottom w:val="single" w:sz="8" w:space="0" w:color="000000"/>
-              <w:right w:val="none" w:sz="0" w:space="0" w:color="FFFFFF"/>
-            </w:tcBorders>
-            <w:shd w:val="clear" w:color="auto" w:fill="FFFFFF"/>
-            <w:tcMar>
-              <w:top w:w="50" w:type="dxa"/>
-              <w:left w:w="80" w:type="dxa"/>
-              <w:bottom w:w="50" w:type="dxa"/>
-              <w:right w:w="80" w:type="dxa"/>
-            </w:tcMar>
-          </w:tcPr>
-          <w:p>
-            <w:pPr>
-              <w:jc w:val="center"/>
-            </w:pPr>
-            <w:r>
-              <w:rPr>
-                <w:b/>
-                <w:bCs/>
-                <w:color w:val="000000"/>
-                <w:sz w:val="18"/>
-                <w:szCs w:val="18"/>
-              </w:rPr>
-              <w:t>AUC-ROC</w:t>
-            </w:r>
-          </w:p>
-        </w:tc>
-      </w:tr>
-      <w:tr>
-        <w:trPr>
-          <w:trHeight w:val="211"/>
-        </w:trPr>
-        <w:tc>
-          <w:tcPr>
-            <w:tcW w:w="2895" w:type="dxa"/>
-            <w:tcBorders>
-              <w:top w:val="none" w:sz="0" w:space="0" w:color="FFFFFF"/>
-              <w:left w:val="none" w:sz="0" w:space="0" w:color="FFFFFF"/>
-              <w:bottom w:val="single" w:sz="2" w:space="0" w:color="BBBBBB"/>
-              <w:right w:val="none" w:sz="0" w:space="0" w:color="FFFFFF"/>
-            </w:tcBorders>
-            <w:shd w:val="clear" w:color="auto" w:fill="FFFFFF"/>
-            <w:tcMar>
-              <w:top w:w="42" w:type="dxa"/>
-              <w:left w:w="80" w:type="dxa"/>
-              <w:bottom w:w="42" w:type="dxa"/>
-              <w:right w:w="80" w:type="dxa"/>
-            </w:tcMar>
-          </w:tcPr>
-          <w:p>
-            <w:r>
-              <w:rPr>
-                <w:color w:val="000000"/>
-                <w:sz w:val="18"/>
-                <w:szCs w:val="18"/>
-              </w:rPr>
-              <w:t>Residual MLP (5-fold)</w:t>
-            </w:r>
-          </w:p>
-        </w:tc>
-        <w:tc>
-          <w:tcPr>
-            <w:tcW w:w="1178" w:type="dxa"/>
-            <w:tcBorders>
-              <w:top w:val="none" w:sz="0" w:space="0" w:color="FFFFFF"/>
-              <w:left w:val="none" w:sz="0" w:space="0" w:color="FFFFFF"/>
-              <w:bottom w:val="single" w:sz="2" w:space="0" w:color="BBBBBB"/>
-              <w:right w:val="none" w:sz="0" w:space="0" w:color="FFFFFF"/>
-            </w:tcBorders>
-            <w:shd w:val="clear" w:color="auto" w:fill="FFFFFF"/>
-            <w:tcMar>
-              <w:top w:w="42" w:type="dxa"/>
-              <w:left w:w="80" w:type="dxa"/>
-              <w:bottom w:w="42" w:type="dxa"/>
-              <w:right w:w="80" w:type="dxa"/>
-            </w:tcMar>
-          </w:tcPr>
-          <w:p>
-            <w:pPr>
-              <w:jc w:val="center"/>
-            </w:pPr>
-            <w:r>
-              <w:rPr>
-                <w:color w:val="000000"/>
-                <w:sz w:val="18"/>
-                <w:szCs w:val="18"/>
-              </w:rPr>
-              <w:t>83.98%</w:t>
-            </w:r>
-          </w:p>
-        </w:tc>
-        <w:tc>
-          <w:tcPr>
-            <w:tcW w:w="1365" w:type="dxa"/>
-            <w:tcBorders>
-              <w:top w:val="none" w:sz="0" w:space="0" w:color="FFFFFF"/>
-              <w:left w:val="none" w:sz="0" w:space="0" w:color="FFFFFF"/>
-              <w:bottom w:val="single" w:sz="2" w:space="0" w:color="BBBBBB"/>
-              <w:right w:val="none" w:sz="0" w:space="0" w:color="FFFFFF"/>
-            </w:tcBorders>
-            <w:shd w:val="clear" w:color="auto" w:fill="FFFFFF"/>
-            <w:tcMar>
-              <w:top w:w="42" w:type="dxa"/>
-              <w:left w:w="80" w:type="dxa"/>
-              <w:bottom w:w="42" w:type="dxa"/>
-              <w:right w:w="80" w:type="dxa"/>
-            </w:tcMar>
-          </w:tcPr>
-          <w:p>
-            <w:pPr>
-              <w:jc w:val="center"/>
-            </w:pPr>
-            <w:r>
-              <w:rPr>
-                <w:color w:val="000000"/>
-                <w:sz w:val="18"/>
-                <w:szCs w:val="18"/>
-              </w:rPr>
-              <w:t>0.916</w:t>
-            </w:r>
-          </w:p>
-        </w:tc>
-      </w:tr>
-      <w:tr>
-        <w:trPr>
-          <w:trHeight w:val="225"/>
-        </w:trPr>
-        <w:tc>
-          <w:tcPr>
-            <w:tcW w:w="2895" w:type="dxa"/>
-            <w:tcBorders>
-              <w:top w:val="none" w:sz="0" w:space="0" w:color="FFFFFF"/>
-              <w:left w:val="none" w:sz="0" w:space="0" w:color="FFFFFF"/>
-              <w:bottom w:val="single" w:sz="2" w:space="0" w:color="BBBBBB"/>
-              <w:right w:val="none" w:sz="0" w:space="0" w:color="FFFFFF"/>
-            </w:tcBorders>
-            <w:shd w:val="clear" w:color="auto" w:fill="FFFFFF"/>
-            <w:tcMar>
-              <w:top w:w="42" w:type="dxa"/>
-              <w:left w:w="80" w:type="dxa"/>
-              <w:bottom w:w="42" w:type="dxa"/>
-              <w:right w:w="80" w:type="dxa"/>
-            </w:tcMar>
-          </w:tcPr>
-          <w:p>
-            <w:r>
-              <w:rPr>
-                <w:color w:val="000000"/>
-                <w:sz w:val="18"/>
-                <w:szCs w:val="18"/>
-              </w:rPr>
-              <w:t>EfficientNet-B0+CBAM (5-fold)</w:t>
-            </w:r>
-          </w:p>
-        </w:tc>
-        <w:tc>
-          <w:tcPr>
-            <w:tcW w:w="1178" w:type="dxa"/>
-            <w:tcBorders>
-              <w:top w:val="none" w:sz="0" w:space="0" w:color="FFFFFF"/>
-              <w:left w:val="none" w:sz="0" w:space="0" w:color="FFFFFF"/>
-              <w:bottom w:val="single" w:sz="2" w:space="0" w:color="BBBBBB"/>
-              <w:right w:val="none" w:sz="0" w:space="0" w:color="FFFFFF"/>
-            </w:tcBorders>
-            <w:shd w:val="clear" w:color="auto" w:fill="FFFFFF"/>
-            <w:tcMar>
-              <w:top w:w="42" w:type="dxa"/>
-              <w:left w:w="80" w:type="dxa"/>
-              <w:bottom w:w="42" w:type="dxa"/>
-              <w:right w:w="80" w:type="dxa"/>
-            </w:tcMar>
-          </w:tcPr>
-          <w:p>
-            <w:pPr>
-              <w:jc w:val="center"/>
-            </w:pPr>
-            <w:r>
-              <w:rPr>
-                <w:color w:val="000000"/>
-                <w:sz w:val="18"/>
-                <w:szCs w:val="18"/>
-              </w:rPr>
-              <w:t>89.64%</w:t>
-            </w:r>
-          </w:p>
-        </w:tc>
-        <w:tc>
-          <w:tcPr>
-            <w:tcW w:w="1365" w:type="dxa"/>
-            <w:tcBorders>
-              <w:top w:val="none" w:sz="0" w:space="0" w:color="FFFFFF"/>
-              <w:left w:val="none" w:sz="0" w:space="0" w:color="FFFFFF"/>
-              <w:bottom w:val="single" w:sz="2" w:space="0" w:color="BBBBBB"/>
-              <w:right w:val="none" w:sz="0" w:space="0" w:color="FFFFFF"/>
-            </w:tcBorders>
-            <w:shd w:val="clear" w:color="auto" w:fill="FFFFFF"/>
-            <w:tcMar>
-              <w:top w:w="42" w:type="dxa"/>
-              <w:left w:w="80" w:type="dxa"/>
-              <w:bottom w:w="42" w:type="dxa"/>
-              <w:right w:w="80" w:type="dxa"/>
-            </w:tcMar>
-          </w:tcPr>
-          <w:p>
-            <w:pPr>
-              <w:jc w:val="center"/>
-            </w:pPr>
-            <w:r>
-              <w:rPr>
-                <w:color w:val="000000"/>
-                <w:sz w:val="18"/>
-                <w:szCs w:val="18"/>
-              </w:rPr>
-              <w:t>0.964</w:t>
-            </w:r>
-          </w:p>
-        </w:tc>
-      </w:tr>
-      <w:tr>
-        <w:trPr>
-          <w:trHeight w:val="211"/>
-        </w:trPr>
-        <w:tc>
-          <w:tcPr>
-            <w:tcW w:w="2895" w:type="dxa"/>
-            <w:tcBorders>
-              <w:top w:val="none" w:sz="0" w:space="0" w:color="FFFFFF"/>
-              <w:left w:val="none" w:sz="0" w:space="0" w:color="FFFFFF"/>
-              <w:bottom w:val="single" w:sz="2" w:space="0" w:color="BBBBBB"/>
-              <w:right w:val="none" w:sz="0" w:space="0" w:color="FFFFFF"/>
-            </w:tcBorders>
-            <w:shd w:val="clear" w:color="auto" w:fill="FFFFFF"/>
-            <w:tcMar>
-              <w:top w:w="42" w:type="dxa"/>
-              <w:left w:w="80" w:type="dxa"/>
-              <w:bottom w:w="42" w:type="dxa"/>
-              <w:right w:w="80" w:type="dxa"/>
-            </w:tcMar>
-          </w:tcPr>
-          <w:p>
-            <w:proofErr w:type="spellStart"/>
-            <w:r>
-              <w:rPr>
-                <w:color w:val="000000"/>
-                <w:sz w:val="18"/>
-                <w:szCs w:val="18"/>
-              </w:rPr>
-              <w:t>EfficientNet+TTA</w:t>
-            </w:r>
-            <w:proofErr w:type="spellEnd"/>
-          </w:p>
-        </w:tc>
-        <w:tc>
-          <w:tcPr>
-            <w:tcW w:w="1178" w:type="dxa"/>
-            <w:tcBorders>
-              <w:top w:val="none" w:sz="0" w:space="0" w:color="FFFFFF"/>
-              <w:left w:val="none" w:sz="0" w:space="0" w:color="FFFFFF"/>
-              <w:bottom w:val="single" w:sz="2" w:space="0" w:color="BBBBBB"/>
-              <w:right w:val="none" w:sz="0" w:space="0" w:color="FFFFFF"/>
-            </w:tcBorders>
-            <w:shd w:val="clear" w:color="auto" w:fill="FFFFFF"/>
-            <w:tcMar>
-              <w:top w:w="42" w:type="dxa"/>
-              <w:left w:w="80" w:type="dxa"/>
-              <w:bottom w:w="42" w:type="dxa"/>
-              <w:right w:w="80" w:type="dxa"/>
-            </w:tcMar>
-          </w:tcPr>
-          <w:p>
-            <w:pPr>
-              <w:jc w:val="center"/>
-            </w:pPr>
-            <w:r>
-              <w:rPr>
-                <w:color w:val="000000"/>
-                <w:sz w:val="18"/>
-                <w:szCs w:val="18"/>
-              </w:rPr>
-              <w:t>92.13%</w:t>
-            </w:r>
-          </w:p>
-        </w:tc>
-        <w:tc>
-          <w:tcPr>
-            <w:tcW w:w="1365" w:type="dxa"/>
-            <w:tcBorders>
-              <w:top w:val="none" w:sz="0" w:space="0" w:color="FFFFFF"/>
-              <w:left w:val="none" w:sz="0" w:space="0" w:color="FFFFFF"/>
-              <w:bottom w:val="single" w:sz="2" w:space="0" w:color="BBBBBB"/>
-              <w:right w:val="none" w:sz="0" w:space="0" w:color="FFFFFF"/>
-            </w:tcBorders>
-            <w:shd w:val="clear" w:color="auto" w:fill="FFFFFF"/>
-            <w:tcMar>
-              <w:top w:w="42" w:type="dxa"/>
-              <w:left w:w="80" w:type="dxa"/>
-              <w:bottom w:w="42" w:type="dxa"/>
-              <w:right w:w="80" w:type="dxa"/>
-            </w:tcMar>
-          </w:tcPr>
-          <w:p>
-            <w:pPr>
-              <w:jc w:val="center"/>
-            </w:pPr>
-            <w:r>
-              <w:rPr>
-                <w:color w:val="000000"/>
-                <w:sz w:val="18"/>
-                <w:szCs w:val="18"/>
-              </w:rPr>
-              <w:t>0.977</w:t>
-            </w:r>
-          </w:p>
-        </w:tc>
-      </w:tr>
-      <w:tr>
-        <w:trPr>
-          <w:trHeight w:val="225"/>
-        </w:trPr>
-        <w:tc>
-          <w:tcPr>
-            <w:tcW w:w="2895" w:type="dxa"/>
-            <w:tcBorders>
-              <w:top w:val="none" w:sz="0" w:space="0" w:color="FFFFFF"/>
-              <w:left w:val="none" w:sz="0" w:space="0" w:color="FFFFFF"/>
-              <w:bottom w:val="single" w:sz="8" w:space="0" w:color="000000"/>
-              <w:right w:val="none" w:sz="0" w:space="0" w:color="FFFFFF"/>
-            </w:tcBorders>
-            <w:shd w:val="clear" w:color="auto" w:fill="FFFFFF" w:themeFill="background1"/>
-            <w:tcMar>
-              <w:top w:w="42" w:type="dxa"/>
-              <w:left w:w="80" w:type="dxa"/>
-              <w:bottom w:w="42" w:type="dxa"/>
-              <w:right w:w="80" w:type="dxa"/>
-            </w:tcMar>
-          </w:tcPr>
-          <w:p>
-            <w:r>
-              <w:rPr>
-                <w:b/>
-                <w:bCs/>
-                <w:color w:val="000000"/>
-                <w:sz w:val="18"/>
-                <w:szCs w:val="18"/>
-              </w:rPr>
-              <w:t>Stacking Ensemble (Ours)</w:t>
-            </w:r>
-          </w:p>
-        </w:tc>
-        <w:tc>
-          <w:tcPr>
-            <w:tcW w:w="1178" w:type="dxa"/>
-            <w:tcBorders>
-              <w:top w:val="none" w:sz="0" w:space="0" w:color="FFFFFF"/>
-              <w:left w:val="none" w:sz="0" w:space="0" w:color="FFFFFF"/>
-              <w:bottom w:val="single" w:sz="8" w:space="0" w:color="000000"/>
-              <w:right w:val="none" w:sz="0" w:space="0" w:color="FFFFFF"/>
-            </w:tcBorders>
-            <w:shd w:val="clear" w:color="auto" w:fill="FFFFFF" w:themeFill="background1"/>
-            <w:tcMar>
-              <w:top w:w="42" w:type="dxa"/>
-              <w:left w:w="80" w:type="dxa"/>
-              <w:bottom w:w="42" w:type="dxa"/>
-              <w:right w:w="80" w:type="dxa"/>
-            </w:tcMar>
-          </w:tcPr>
-          <w:p>
-            <w:pPr>
-              <w:jc w:val="center"/>
-            </w:pPr>
-            <w:r>
-              <w:rPr>
-                <w:b/>
-                <w:bCs/>
-                <w:color w:val="000000"/>
-                <w:sz w:val="18"/>
-                <w:szCs w:val="18"/>
-              </w:rPr>
-              <w:t>93.57%</w:t>
-            </w:r>
-          </w:p>
-        </w:tc>
-        <w:tc>
-          <w:tcPr>
-            <w:tcW w:w="1365" w:type="dxa"/>
-            <w:tcBorders>
-              <w:top w:val="none" w:sz="0" w:space="0" w:color="FFFFFF"/>
-              <w:left w:val="none" w:sz="0" w:space="0" w:color="FFFFFF"/>
-              <w:bottom w:val="single" w:sz="8" w:space="0" w:color="000000"/>
-              <w:right w:val="none" w:sz="0" w:space="0" w:color="FFFFFF"/>
-            </w:tcBorders>
-            <w:shd w:val="clear" w:color="auto" w:fill="FFFFFF" w:themeFill="background1"/>
-            <w:tcMar>
-              <w:top w:w="42" w:type="dxa"/>
-              <w:left w:w="80" w:type="dxa"/>
-              <w:bottom w:w="42" w:type="dxa"/>
-              <w:right w:w="80" w:type="dxa"/>
-            </w:tcMar>
-          </w:tcPr>
-          <w:p>
-            <w:pPr>
-              <w:jc w:val="center"/>
-            </w:pPr>
-            <w:r>
-              <w:rPr>
-                <w:b/>
-                <w:bCs/>
-                <w:color w:val="000000"/>
-                <w:sz w:val="18"/>
-                <w:szCs w:val="18"/>
-              </w:rPr>
-              <w:t>0.985</w:t>
-            </w:r>
-          </w:p>
-        </w:tc>
-      </w:tr>
-    </w:tbl>
-    <w:p>
-      <w:pPr>
-        <w:spacing w:after="60"/>
-      </w:pPr>
+        <w:t xml:space="preserve">The figure illustrates the CMAFN architecture where handwriting and speech features, extracted using EfficientNet-B4 and XLS-R 300M encoders, are projected into a common space, processed through bidirectional </w:t>
+      </w:r>
+      <w:r>
+        <w:t>cross-modal attention, and integrated using a gated multimodal unit followed by a fully connected layer.</w:t>
+      </w:r>
     </w:p>
     <w:p>
       <w:pPr>
@@ -5633,10 +4386,10 @@
           <w:noProof/>
         </w:rPr>
         <w:drawing>
-          <wp:inline distT="0" distB="0" distL="0" distR="0" wp14:anchorId="04F66A88" wp14:editId="7C619C93">
-            <wp:extent cx="2266950" cy="809625"/>
+          <wp:inline distT="0" distB="0" distL="0" distR="0" wp14:anchorId="766AEE4A" wp14:editId="79841184">
+            <wp:extent cx="2266950" cy="1851660"/>
             <wp:effectExtent l="0" t="0" r="0" b="0"/>
-            <wp:docPr id="2112273872" name="fig" descr="fig" title="fig"/>
+            <wp:docPr id="77103390" name="fig" descr="fig" title="fig"/>
             <wp:cNvGraphicFramePr>
               <a:graphicFrameLocks xmlns:a="http://schemas.openxmlformats.org/drawingml/2006/main" noChangeAspect="1"/>
             </wp:cNvGraphicFramePr>
@@ -5659,7 +4412,7 @@
                   <pic:spPr bwMode="auto">
                     <a:xfrm>
                       <a:off x="0" y="0"/>
-                      <a:ext cx="2266950" cy="809625"/>
+                      <a:ext cx="2266950" cy="1851660"/>
                     </a:xfrm>
                     <a:prstGeom prst="rect">
                       <a:avLst/>
@@ -5683,7 +4436,1469 @@
           <w:sz w:val="18"/>
           <w:szCs w:val="18"/>
         </w:rPr>
-        <w:t>Fig. 4. Handwriting confusion matrix across 5-fold CV.</w:t>
+        <w:t>Fig. 3. CMAFN: EfficientNet-B4+CBAM (HW) and XLS-R 300M (Speech) encoders fused via bidirectional Cross-Modal Transformer attention and a Gated Multimodal Unit. 96.9% accuracy, AUC 0.999.</w:t>
+      </w:r>
+    </w:p>
+    <w:p>
+      <w:pPr>
+        <w:spacing w:before="80" w:after="20"/>
+        <w:rPr>
+          <w:b/>
+          <w:bCs/>
+        </w:rPr>
+      </w:pPr>
+      <w:r>
+        <w:rPr>
+          <w:b/>
+          <w:bCs/>
+          <w:color w:val="000000"/>
+        </w:rPr>
+        <w:t>C.1 Encoders</w:t>
+      </w:r>
+    </w:p>
+    <w:p>
+      <w:pPr>
+        <w:spacing w:after="40"/>
+        <w:ind w:firstLine="180"/>
+        <w:jc w:val="both"/>
+      </w:pPr>
+      <w:r>
+        <w:rPr>
+          <w:b/>
+          <w:bCs/>
+          <w:color w:val="000000"/>
+        </w:rPr>
+        <w:t>Handwriting Encoder:</w:t>
+      </w:r>
+      <w:r>
+        <w:rPr>
+          <w:color w:val="000000"/>
+        </w:rPr>
+        <w:t xml:space="preserve"> EfficientNet-B4 + CBAM + Spatial Pyramid Pooling [1×1, 2×2, 4×4] → </w:t>
+      </w:r>
+      <w:proofErr w:type="gramStart"/>
+      <w:r>
+        <w:rPr>
+          <w:color w:val="000000"/>
+        </w:rPr>
+        <w:t>Linear(</w:t>
+      </w:r>
+      <w:proofErr w:type="gramEnd"/>
+      <w:r>
+        <w:rPr>
+          <w:color w:val="000000"/>
+        </w:rPr>
+        <w:t>SPP,</w:t>
+      </w:r>
+      <w:proofErr w:type="gramStart"/>
+      <w:r>
+        <w:rPr>
+          <w:color w:val="000000"/>
+        </w:rPr>
+        <w:t>512)→</w:t>
+      </w:r>
+      <w:proofErr w:type="gramEnd"/>
+      <w:r>
+        <w:rPr>
+          <w:color w:val="000000"/>
+        </w:rPr>
+        <w:t>BN→ReLU → 512-d. Pre-trained on PD handwriting task (~107 MB).</w:t>
+      </w:r>
+    </w:p>
+    <w:p>
+      <w:pPr>
+        <w:spacing w:after="40"/>
+        <w:ind w:firstLine="180"/>
+        <w:jc w:val="both"/>
+      </w:pPr>
+      <w:r>
+        <w:rPr>
+          <w:b/>
+          <w:bCs/>
+          <w:color w:val="000000"/>
+        </w:rPr>
+        <w:t>Audio Encoder:</w:t>
+      </w:r>
+      <w:r>
+        <w:rPr>
+          <w:color w:val="000000"/>
+        </w:rPr>
+        <w:t xml:space="preserve"> Four-path fusion → Squeeze-and-Excitation attention (960-d) → </w:t>
+      </w:r>
+      <w:proofErr w:type="gramStart"/>
+      <w:r>
+        <w:rPr>
+          <w:color w:val="000000"/>
+        </w:rPr>
+        <w:t>Linear(960,512)→</w:t>
+      </w:r>
+      <w:proofErr w:type="gramEnd"/>
+      <w:r>
+        <w:rPr>
+          <w:color w:val="000000"/>
+        </w:rPr>
+        <w:t>BN→ReLU → 512-d. Pre-trained on PD speech task (~147 MB).</w:t>
+      </w:r>
+    </w:p>
+    <w:p>
+      <w:pPr>
+        <w:spacing w:before="80" w:after="20"/>
+        <w:rPr>
+          <w:b/>
+          <w:bCs/>
+        </w:rPr>
+      </w:pPr>
+      <w:r>
+        <w:rPr>
+          <w:b/>
+          <w:bCs/>
+          <w:color w:val="000000"/>
+        </w:rPr>
+        <w:t>C.2 Bidirectional Cross-Modal Transformer</w:t>
+      </w:r>
+    </w:p>
+    <w:p>
+      <w:pPr>
+        <w:spacing w:after="40"/>
+        <w:ind w:firstLine="180"/>
+        <w:jc w:val="both"/>
+      </w:pPr>
+      <w:r>
+        <w:rPr>
+          <w:color w:val="000000"/>
+        </w:rPr>
+        <w:t>Both 512-d encodings are projected to 256-d with learnable modality-type embeddings. Two Cross</w:t>
+      </w:r>
+      <w:r>
+        <w:rPr>
+          <w:color w:val="000000"/>
+        </w:rPr>
+        <w:t xml:space="preserve"> </w:t>
+      </w:r>
+      <w:r>
+        <w:rPr>
+          <w:color w:val="000000"/>
+        </w:rPr>
+        <w:t>Modal</w:t>
+      </w:r>
+      <w:r>
+        <w:rPr>
+          <w:color w:val="000000"/>
+        </w:rPr>
+        <w:t xml:space="preserve"> </w:t>
+      </w:r>
+      <w:r>
+        <w:rPr>
+          <w:color w:val="000000"/>
+        </w:rPr>
+        <w:t>Transformer</w:t>
+      </w:r>
+      <w:r>
+        <w:rPr>
+          <w:color w:val="000000"/>
+        </w:rPr>
+        <w:t xml:space="preserve"> </w:t>
+      </w:r>
+      <w:r>
+        <w:rPr>
+          <w:color w:val="000000"/>
+        </w:rPr>
+        <w:t>Layers perform bidirectional cross-attention:</w:t>
+      </w:r>
+    </w:p>
+    <w:p>
+      <w:pPr>
+        <w:pStyle w:val="ListParagraph"/>
+        <w:numPr>
+          <w:ilvl w:val="0"/>
+          <w:numId w:val="2"/>
+        </w:numPr>
+        <w:spacing w:after="30"/>
+        <w:jc w:val="both"/>
+      </w:pPr>
+      <w:r>
+        <w:rPr>
+          <w:color w:val="000000"/>
+        </w:rPr>
+        <w:t>HW-Cross-Attn: Q=HW, K=V=Audio → Layer</w:t>
+      </w:r>
+      <w:r>
+        <w:rPr>
+          <w:color w:val="000000"/>
+        </w:rPr>
+        <w:t xml:space="preserve"> </w:t>
+      </w:r>
+      <w:r>
+        <w:rPr>
+          <w:color w:val="000000"/>
+        </w:rPr>
+        <w:t>Norm → FFN → Layer</w:t>
+      </w:r>
+      <w:r>
+        <w:rPr>
+          <w:color w:val="000000"/>
+        </w:rPr>
+        <w:t xml:space="preserve"> </w:t>
+      </w:r>
+      <w:r>
+        <w:rPr>
+          <w:color w:val="000000"/>
+        </w:rPr>
+        <w:t>Norm.</w:t>
+      </w:r>
+    </w:p>
+    <w:p>
+      <w:pPr>
+        <w:pStyle w:val="ListParagraph"/>
+        <w:numPr>
+          <w:ilvl w:val="0"/>
+          <w:numId w:val="2"/>
+        </w:numPr>
+        <w:spacing w:after="30"/>
+        <w:jc w:val="both"/>
+      </w:pPr>
+      <w:r>
+        <w:rPr>
+          <w:color w:val="000000"/>
+        </w:rPr>
+        <w:t>Audio-Cross-Attn: Q=Audio, K=V=HW → Layer</w:t>
+      </w:r>
+      <w:r>
+        <w:rPr>
+          <w:color w:val="000000"/>
+        </w:rPr>
+        <w:t xml:space="preserve"> </w:t>
+      </w:r>
+      <w:r>
+        <w:rPr>
+          <w:color w:val="000000"/>
+        </w:rPr>
+        <w:t>Norm → FFN → Layer</w:t>
+      </w:r>
+      <w:r>
+        <w:rPr>
+          <w:color w:val="000000"/>
+        </w:rPr>
+        <w:t xml:space="preserve"> </w:t>
+      </w:r>
+      <w:r>
+        <w:rPr>
+          <w:color w:val="000000"/>
+        </w:rPr>
+        <w:t>Norm.</w:t>
+      </w:r>
+    </w:p>
+    <w:p>
+      <w:pPr>
+        <w:spacing w:after="40"/>
+        <w:ind w:firstLine="180"/>
+        <w:jc w:val="both"/>
+      </w:pPr>
+      <w:r>
+        <w:rPr>
+          <w:color w:val="000000"/>
+        </w:rPr>
+        <w:t>This mechanism learns which micrographia patterns correlate with specific speech degradation signatures—the core innovation enabling the 9.4% gain over HW-only.</w:t>
+      </w:r>
+    </w:p>
+    <w:p>
+      <w:pPr>
+        <w:spacing w:before="80" w:after="20"/>
+        <w:rPr>
+          <w:b/>
+          <w:bCs/>
+        </w:rPr>
+      </w:pPr>
+      <w:r>
+        <w:rPr>
+          <w:b/>
+          <w:bCs/>
+          <w:color w:val="000000"/>
+        </w:rPr>
+        <w:t>C.3 Gated Multimodal Unit (GMU) + Classifier</w:t>
+      </w:r>
+    </w:p>
+    <w:p>
+      <w:pPr>
+        <w:spacing w:after="40"/>
+        <w:ind w:firstLine="180"/>
+        <w:jc w:val="both"/>
+      </w:pPr>
+      <w:proofErr w:type="spellStart"/>
+      <w:r>
+        <w:rPr>
+          <w:color w:val="000000"/>
+        </w:rPr>
+        <w:t>h_hw</w:t>
+      </w:r>
+      <w:proofErr w:type="spellEnd"/>
+      <w:r>
+        <w:rPr>
+          <w:color w:val="000000"/>
+        </w:rPr>
+        <w:t xml:space="preserve"> = tanh(</w:t>
+      </w:r>
+      <w:proofErr w:type="spellStart"/>
+      <w:r>
+        <w:rPr>
+          <w:color w:val="000000"/>
+        </w:rPr>
+        <w:t>W_hw·x_hw</w:t>
+      </w:r>
+      <w:proofErr w:type="spellEnd"/>
+      <w:proofErr w:type="gramStart"/>
+      <w:r>
+        <w:rPr>
+          <w:color w:val="000000"/>
+        </w:rPr>
+        <w:t xml:space="preserve">),  </w:t>
+      </w:r>
+      <w:proofErr w:type="spellStart"/>
+      <w:r>
+        <w:rPr>
+          <w:color w:val="000000"/>
+        </w:rPr>
+        <w:t>h</w:t>
+      </w:r>
+      <w:proofErr w:type="gramEnd"/>
+      <w:r>
+        <w:rPr>
+          <w:color w:val="000000"/>
+        </w:rPr>
+        <w:t>_aud</w:t>
+      </w:r>
+      <w:proofErr w:type="spellEnd"/>
+      <w:r>
+        <w:rPr>
+          <w:color w:val="000000"/>
+        </w:rPr>
+        <w:t xml:space="preserve"> = tanh(</w:t>
+      </w:r>
+      <w:proofErr w:type="spellStart"/>
+      <w:r>
+        <w:rPr>
+          <w:color w:val="000000"/>
+        </w:rPr>
+        <w:t>W_aud·x_aud</w:t>
+      </w:r>
+      <w:proofErr w:type="spellEnd"/>
+      <w:proofErr w:type="gramStart"/>
+      <w:r>
+        <w:rPr>
+          <w:color w:val="000000"/>
+        </w:rPr>
+        <w:t>),  z</w:t>
+      </w:r>
+      <w:proofErr w:type="gramEnd"/>
+      <w:r>
+        <w:rPr>
+          <w:color w:val="000000"/>
+        </w:rPr>
+        <w:t xml:space="preserve"> = </w:t>
+      </w:r>
+      <w:proofErr w:type="gramStart"/>
+      <w:r>
+        <w:rPr>
+          <w:color w:val="000000"/>
+        </w:rPr>
+        <w:t>σ(</w:t>
+      </w:r>
+      <w:proofErr w:type="spellStart"/>
+      <w:proofErr w:type="gramEnd"/>
+      <w:r>
+        <w:rPr>
+          <w:color w:val="000000"/>
+        </w:rPr>
+        <w:t>W_z</w:t>
+      </w:r>
+      <w:proofErr w:type="spellEnd"/>
+      <w:proofErr w:type="gramStart"/>
+      <w:r>
+        <w:rPr>
+          <w:color w:val="000000"/>
+        </w:rPr>
+        <w:t>·[</w:t>
+      </w:r>
+      <w:proofErr w:type="spellStart"/>
+      <w:proofErr w:type="gramEnd"/>
+      <w:r>
+        <w:rPr>
+          <w:color w:val="000000"/>
+        </w:rPr>
+        <w:t>x_hw</w:t>
+      </w:r>
+      <w:proofErr w:type="spellEnd"/>
+      <w:r>
+        <w:rPr>
+          <w:color w:val="000000"/>
+        </w:rPr>
+        <w:t xml:space="preserve">; </w:t>
+      </w:r>
+      <w:proofErr w:type="spellStart"/>
+      <w:r>
+        <w:rPr>
+          <w:color w:val="000000"/>
+        </w:rPr>
+        <w:t>x_aud</w:t>
+      </w:r>
+      <w:proofErr w:type="spellEnd"/>
+      <w:r>
+        <w:rPr>
+          <w:color w:val="000000"/>
+        </w:rPr>
+        <w:t>]</w:t>
+      </w:r>
+      <w:proofErr w:type="gramStart"/>
+      <w:r>
+        <w:rPr>
+          <w:color w:val="000000"/>
+        </w:rPr>
+        <w:t>),  output</w:t>
+      </w:r>
+      <w:proofErr w:type="gramEnd"/>
+      <w:r>
+        <w:rPr>
+          <w:color w:val="000000"/>
+        </w:rPr>
+        <w:t xml:space="preserve"> = </w:t>
+      </w:r>
+      <w:proofErr w:type="spellStart"/>
+      <w:r>
+        <w:rPr>
+          <w:color w:val="000000"/>
+        </w:rPr>
+        <w:t>z⊙h_hw</w:t>
+      </w:r>
+      <w:proofErr w:type="spellEnd"/>
+      <w:r>
+        <w:rPr>
+          <w:color w:val="000000"/>
+        </w:rPr>
+        <w:t xml:space="preserve"> + (1−</w:t>
+      </w:r>
+      <w:proofErr w:type="gramStart"/>
+      <w:r>
+        <w:rPr>
+          <w:color w:val="000000"/>
+        </w:rPr>
+        <w:t>z)⊙</w:t>
+      </w:r>
+      <w:proofErr w:type="spellStart"/>
+      <w:proofErr w:type="gramEnd"/>
+      <w:r>
+        <w:rPr>
+          <w:color w:val="000000"/>
+        </w:rPr>
+        <w:t>h_aud</w:t>
+      </w:r>
+      <w:proofErr w:type="spellEnd"/>
+      <w:r>
+        <w:rPr>
+          <w:color w:val="000000"/>
+        </w:rPr>
+        <w:t xml:space="preserve"> → 128-d. </w:t>
+      </w:r>
+      <w:proofErr w:type="spellStart"/>
+      <w:r>
+        <w:rPr>
+          <w:color w:val="000000"/>
+        </w:rPr>
+        <w:t>Concat</w:t>
+      </w:r>
+      <w:proofErr w:type="spellEnd"/>
+      <w:r>
+        <w:rPr>
+          <w:color w:val="000000"/>
+        </w:rPr>
+        <w:t xml:space="preserve"> [</w:t>
+      </w:r>
+      <w:proofErr w:type="spellStart"/>
+      <w:r>
+        <w:rPr>
+          <w:color w:val="000000"/>
+        </w:rPr>
+        <w:t>HW_att</w:t>
+      </w:r>
+      <w:proofErr w:type="spellEnd"/>
+      <w:r>
+        <w:rPr>
+          <w:color w:val="000000"/>
+        </w:rPr>
+        <w:t xml:space="preserve"> ‖ </w:t>
+      </w:r>
+      <w:proofErr w:type="spellStart"/>
+      <w:r>
+        <w:rPr>
+          <w:color w:val="000000"/>
+        </w:rPr>
+        <w:t>Aud_att</w:t>
+      </w:r>
+      <w:proofErr w:type="spellEnd"/>
+      <w:r>
+        <w:rPr>
+          <w:color w:val="000000"/>
+        </w:rPr>
+        <w:t xml:space="preserve"> ‖ GMU] = 640-d → 640→256→128→2.</w:t>
+      </w:r>
+    </w:p>
+    <w:p>
+      <w:pPr>
+        <w:spacing w:before="80" w:after="20"/>
+        <w:rPr>
+          <w:b/>
+          <w:bCs/>
+          <w:color w:val="000000"/>
+        </w:rPr>
+      </w:pPr>
+      <w:r>
+        <w:rPr>
+          <w:b/>
+          <w:bCs/>
+          <w:color w:val="000000"/>
+        </w:rPr>
+        <w:t>C.4 Robustness Design</w:t>
+      </w:r>
+    </w:p>
+    <w:p>
+      <w:pPr>
+        <w:pStyle w:val="ListParagraph"/>
+        <w:numPr>
+          <w:ilvl w:val="0"/>
+          <w:numId w:val="2"/>
+        </w:numPr>
+        <w:spacing w:after="30"/>
+        <w:jc w:val="both"/>
+      </w:pPr>
+      <w:r>
+        <w:rPr>
+          <w:b/>
+          <w:bCs/>
+          <w:color w:val="000000"/>
+        </w:rPr>
+        <w:t>Modality Dropout (25%):</w:t>
+      </w:r>
+      <w:r>
+        <w:rPr>
+          <w:color w:val="000000"/>
+        </w:rPr>
+        <w:t xml:space="preserve"> one modality randomly dropped during training; learnable fallback tokens substituted.</w:t>
+      </w:r>
+    </w:p>
+    <w:p>
+      <w:pPr>
+        <w:pStyle w:val="ListParagraph"/>
+        <w:numPr>
+          <w:ilvl w:val="0"/>
+          <w:numId w:val="2"/>
+        </w:numPr>
+        <w:spacing w:after="30"/>
+        <w:jc w:val="both"/>
+      </w:pPr>
+      <w:r>
+        <w:rPr>
+          <w:b/>
+          <w:bCs/>
+          <w:color w:val="000000"/>
+        </w:rPr>
+        <w:t>Auxiliary Heads:</w:t>
+      </w:r>
+      <w:r>
+        <w:rPr>
+          <w:color w:val="000000"/>
+        </w:rPr>
+        <w:t xml:space="preserve"> separate HW-only and Audio-only classification heads for regularisation.</w:t>
+      </w:r>
+    </w:p>
+    <w:p>
+      <w:pPr>
+        <w:pStyle w:val="ListParagraph"/>
+        <w:numPr>
+          <w:ilvl w:val="0"/>
+          <w:numId w:val="2"/>
+        </w:numPr>
+        <w:spacing w:after="30"/>
+        <w:jc w:val="both"/>
+      </w:pPr>
+      <w:r>
+        <w:rPr>
+          <w:color w:val="000000"/>
+        </w:rPr>
+        <w:t>MC Dropout: 10-sample Monte Carlo dropout at inference; mean uncertainty 0.061.</w:t>
+      </w:r>
+    </w:p>
+    <w:p>
+      <w:pPr>
+        <w:pStyle w:val="NormalWeb"/>
+        <w:numPr>
+          <w:ilvl w:val="0"/>
+          <w:numId w:val="2"/>
+        </w:numPr>
+        <w:rPr>
+          <w:sz w:val="20"/>
+          <w:szCs w:val="20"/>
+        </w:rPr>
+      </w:pPr>
+      <w:r>
+        <w:rPr>
+          <w:rStyle w:val="Strong"/>
+          <w:sz w:val="20"/>
+          <w:szCs w:val="20"/>
+        </w:rPr>
+        <w:t>Data Augmentation:</w:t>
+      </w:r>
+      <w:r>
+        <w:rPr>
+          <w:sz w:val="20"/>
+          <w:szCs w:val="20"/>
+        </w:rPr>
+        <w:t xml:space="preserve"> Improves generalization using noise (speech) and distortions (handwriting).</w:t>
+      </w:r>
+    </w:p>
+    <w:p>
+      <w:pPr>
+        <w:pStyle w:val="NormalWeb"/>
+        <w:numPr>
+          <w:ilvl w:val="0"/>
+          <w:numId w:val="2"/>
+        </w:numPr>
+        <w:rPr>
+          <w:sz w:val="20"/>
+          <w:szCs w:val="20"/>
+        </w:rPr>
+      </w:pPr>
+      <w:r>
+        <w:rPr>
+          <w:rStyle w:val="Strong"/>
+          <w:sz w:val="20"/>
+          <w:szCs w:val="20"/>
+        </w:rPr>
+        <w:t>Regularization:</w:t>
+      </w:r>
+      <w:r>
+        <w:rPr>
+          <w:sz w:val="20"/>
+          <w:szCs w:val="20"/>
+        </w:rPr>
+        <w:t xml:space="preserve"> Batch normalization and dropout ensure stable and consistent training.</w:t>
+      </w:r>
+    </w:p>
+    <w:p>
+      <w:pPr>
+        <w:pStyle w:val="NormalWeb"/>
+        <w:numPr>
+          <w:ilvl w:val="0"/>
+          <w:numId w:val="2"/>
+        </w:numPr>
+        <w:rPr>
+          <w:sz w:val="20"/>
+          <w:szCs w:val="20"/>
+        </w:rPr>
+      </w:pPr>
+      <w:r>
+        <w:rPr>
+          <w:rStyle w:val="Strong"/>
+          <w:sz w:val="20"/>
+          <w:szCs w:val="20"/>
+        </w:rPr>
+        <w:lastRenderedPageBreak/>
+        <w:t>Class Balancing:</w:t>
+      </w:r>
+      <w:r>
+        <w:rPr>
+          <w:sz w:val="20"/>
+          <w:szCs w:val="20"/>
+        </w:rPr>
+        <w:t xml:space="preserve"> Weighted loss or sampling reduces bias and improves PD detection.</w:t>
+      </w:r>
+    </w:p>
+    <w:p>
+      <w:pPr>
+        <w:spacing w:before="140" w:after="60"/>
+        <w:jc w:val="center"/>
+      </w:pPr>
+      <w:r>
+        <w:rPr>
+          <w:b/>
+          <w:bCs/>
+          <w:smallCaps/>
+          <w:color w:val="000000"/>
+        </w:rPr>
+        <w:t>IV. Experimental Setup</w:t>
+      </w:r>
+    </w:p>
+    <w:p>
+      <w:pPr>
+        <w:spacing w:before="110" w:after="40"/>
+      </w:pPr>
+      <w:r>
+        <w:rPr>
+          <w:b/>
+          <w:bCs/>
+          <w:color w:val="000000"/>
+        </w:rPr>
+        <w:t>A. Datasets</w:t>
+      </w:r>
+    </w:p>
+    <w:p>
+      <w:pPr>
+        <w:spacing w:after="40"/>
+        <w:ind w:firstLine="180"/>
+        <w:jc w:val="both"/>
+      </w:pPr>
+      <w:r>
+        <w:rPr>
+          <w:b/>
+          <w:bCs/>
+          <w:color w:val="000000"/>
+        </w:rPr>
+        <w:t>Handwriting Dataset:</w:t>
+      </w:r>
+      <w:r>
+        <w:rPr>
+          <w:color w:val="000000"/>
+        </w:rPr>
+        <w:t xml:space="preserve"> 3,264 spiral and wave drawings (1,632 HC, 1,632 PD) from 65 subjects (28 PD, 22 elderly HC, 15 young HC). Resized to 224×224 (standalone) or 336×336 (CMAFN encoder).</w:t>
+      </w:r>
+    </w:p>
+    <w:p>
+      <w:pPr>
+        <w:spacing w:after="40"/>
+        <w:ind w:firstLine="180"/>
+        <w:jc w:val="both"/>
+      </w:pPr>
+      <w:r>
+        <w:rPr>
+          <w:b/>
+          <w:bCs/>
+          <w:color w:val="000000"/>
+        </w:rPr>
+        <w:t>Speech Dataset</w:t>
+      </w:r>
+      <w:r>
+        <w:rPr>
+          <w:color w:val="000000"/>
+        </w:rPr>
+        <w:t xml:space="preserve"> (Italian Parkinson’s Voice and Speech, IEEE DataPort): 831 recordings from 61 patients (24 PD, 37 HC). Tasks: sustained vowels (/a/, /e/, /</w:t>
+      </w:r>
+      <w:proofErr w:type="spellStart"/>
+      <w:r>
+        <w:rPr>
+          <w:color w:val="000000"/>
+        </w:rPr>
+        <w:t>i</w:t>
+      </w:r>
+      <w:proofErr w:type="spellEnd"/>
+      <w:r>
+        <w:rPr>
+          <w:color w:val="000000"/>
+        </w:rPr>
+        <w:t xml:space="preserve">/), </w:t>
+      </w:r>
+      <w:proofErr w:type="spellStart"/>
+      <w:r>
+        <w:rPr>
+          <w:color w:val="000000"/>
+        </w:rPr>
+        <w:t>diadochokinesis</w:t>
+      </w:r>
+      <w:proofErr w:type="spellEnd"/>
+      <w:r>
+        <w:rPr>
+          <w:color w:val="000000"/>
+        </w:rPr>
+        <w:t xml:space="preserve"> (/pa-ta-ka/), balanced sentences, prose reading, free speech. All at 16 kHz, ≤8 s. Patient-level group 5-fold stratified CV throughout.</w:t>
+      </w:r>
+    </w:p>
+    <w:p>
+      <w:pPr>
+        <w:spacing w:before="110" w:after="40"/>
+      </w:pPr>
+      <w:r>
+        <w:rPr>
+          <w:b/>
+          <w:bCs/>
+          <w:color w:val="000000"/>
+        </w:rPr>
+        <w:t>B. Training Configuration</w:t>
+      </w:r>
+    </w:p>
+    <w:p>
+      <w:pPr>
+        <w:spacing w:after="40"/>
+        <w:ind w:firstLine="180"/>
+        <w:jc w:val="both"/>
+      </w:pPr>
+      <w:proofErr w:type="spellStart"/>
+      <w:r>
+        <w:rPr>
+          <w:color w:val="000000"/>
+        </w:rPr>
+        <w:t>AdamW</w:t>
+      </w:r>
+      <w:proofErr w:type="spellEnd"/>
+      <w:r>
+        <w:rPr>
+          <w:color w:val="000000"/>
+        </w:rPr>
+        <w:t xml:space="preserve"> (</w:t>
+      </w:r>
+      <w:proofErr w:type="spellStart"/>
+      <w:r>
+        <w:rPr>
+          <w:color w:val="000000"/>
+        </w:rPr>
+        <w:t>lr</w:t>
+      </w:r>
+      <w:proofErr w:type="spellEnd"/>
+      <w:r>
+        <w:rPr>
+          <w:color w:val="000000"/>
+        </w:rPr>
+        <w:t xml:space="preserve"> = 3×10⁻⁵–5×10⁻⁵, weight decay = 0.08). Focal loss (α=0.5–0.75, γ=2–3) + label smoothing (ε=0.2). OneCycleLR scheduler with cosine annealing. Gradient clipping (max norm=1.0). Batch size 32 via 2× gradient accumulation. Early stopping (patience=10).</w:t>
+      </w:r>
+    </w:p>
+    <w:p>
+      <w:pPr>
+        <w:spacing w:after="40"/>
+        <w:ind w:firstLine="180"/>
+        <w:jc w:val="both"/>
+      </w:pPr>
+      <w:r>
+        <w:rPr>
+          <w:color w:val="000000"/>
+        </w:rPr>
+        <w:t xml:space="preserve">Augmentation — HW: flip, ±10° rotation, brightness jitter, mixup. Speech: SpecAugment (2 freq masks F=27, </w:t>
+      </w:r>
+      <w:proofErr w:type="gramStart"/>
+      <w:r>
+        <w:rPr>
+          <w:color w:val="000000"/>
+        </w:rPr>
+        <w:t>2 time</w:t>
+      </w:r>
+      <w:proofErr w:type="gramEnd"/>
+      <w:r>
+        <w:rPr>
+          <w:color w:val="000000"/>
+        </w:rPr>
+        <w:t xml:space="preserve"> masks T=100), VTLP, 5× TTA.</w:t>
+      </w:r>
+    </w:p>
+    <w:p>
+      <w:pPr>
+        <w:spacing w:before="110" w:after="40"/>
+      </w:pPr>
+      <w:r>
+        <w:rPr>
+          <w:b/>
+          <w:bCs/>
+          <w:color w:val="000000"/>
+        </w:rPr>
+        <w:t>C. Computational Profile</w:t>
+      </w:r>
+    </w:p>
+    <w:p>
+      <w:pPr>
+        <w:spacing w:after="40"/>
+        <w:ind w:firstLine="180"/>
+        <w:jc w:val="both"/>
+      </w:pPr>
+      <w:r>
+        <w:rPr>
+          <w:color w:val="000000"/>
+        </w:rPr>
+        <w:t>HW 12.5 MB, Speech 147 MB (XLS-R) + 5 MB aux, CMAFN 25 MB. Total ~190 MB / ~85 MB INT8-quantised. CPU inference: HW ~100 ms, Speech ~1,500 ms, Fusion ~50 ms. Peak RAM ~500 MB. No GPU required.</w:t>
+      </w:r>
+    </w:p>
+    <w:p>
+      <w:pPr>
+        <w:spacing w:before="140" w:after="60"/>
+        <w:jc w:val="center"/>
+      </w:pPr>
+      <w:r>
+        <w:rPr>
+          <w:b/>
+          <w:bCs/>
+          <w:smallCaps/>
+          <w:color w:val="000000"/>
+        </w:rPr>
+        <w:t>V. Results and Discussion</w:t>
+      </w:r>
+    </w:p>
+    <w:p>
+      <w:pPr>
+        <w:spacing w:before="110" w:after="40"/>
+      </w:pPr>
+      <w:r>
+        <w:rPr>
+          <w:b/>
+          <w:bCs/>
+          <w:color w:val="000000"/>
+        </w:rPr>
+        <w:t>A. Handwriting Module</w:t>
+      </w:r>
+    </w:p>
+    <w:p>
+      <w:pPr>
+        <w:spacing w:after="40"/>
+        <w:jc w:val="both"/>
+      </w:pPr>
+      <w:r>
+        <w:rPr>
+          <w:color w:val="000000"/>
+        </w:rPr>
+        <w:t>The stacking ensemble achieves 93.57% accuracy and AUC 0.985—a +3.47% improvement over Li et al. [6].</w:t>
+      </w:r>
+    </w:p>
+    <w:p>
+      <w:pPr>
+        <w:spacing w:after="30"/>
+      </w:pPr>
+    </w:p>
+    <w:p>
+      <w:pPr>
+        <w:spacing w:before="80" w:after="40"/>
+        <w:jc w:val="center"/>
+      </w:pPr>
+      <w:r>
+        <w:rPr>
+          <w:b/>
+          <w:bCs/>
+          <w:smallCaps/>
+          <w:color w:val="000000"/>
+          <w:sz w:val="18"/>
+          <w:szCs w:val="18"/>
+        </w:rPr>
+        <w:t>TABLE III — Handwriting Module Performance</w:t>
+      </w:r>
+    </w:p>
+    <w:tbl>
+      <w:tblPr>
+        <w:tblW w:w="4998" w:type="dxa"/>
+        <w:tblBorders>
+          <w:top w:val="none" w:sz="0" w:space="0" w:color="FFFFFF"/>
+          <w:left w:val="none" w:sz="0" w:space="0" w:color="FFFFFF"/>
+          <w:bottom w:val="none" w:sz="0" w:space="0" w:color="FFFFFF"/>
+          <w:right w:val="none" w:sz="0" w:space="0" w:color="FFFFFF"/>
+          <w:insideH w:val="single" w:sz="4" w:space="0" w:color="auto"/>
+          <w:insideV w:val="single" w:sz="4" w:space="0" w:color="auto"/>
+        </w:tblBorders>
+        <w:tblCellMar>
+          <w:left w:w="10" w:type="dxa"/>
+          <w:right w:w="10" w:type="dxa"/>
+        </w:tblCellMar>
+        <w:tblLook w:val="04A0" w:firstRow="1" w:lastRow="0" w:firstColumn="1" w:lastColumn="0" w:noHBand="0" w:noVBand="1"/>
+      </w:tblPr>
+      <w:tblGrid>
+        <w:gridCol w:w="2662"/>
+        <w:gridCol w:w="1082"/>
+        <w:gridCol w:w="1254"/>
+      </w:tblGrid>
+      <w:tr>
+        <w:trPr>
+          <w:trHeight w:val="274"/>
+          <w:tblHeader/>
+        </w:trPr>
+        <w:tc>
+          <w:tcPr>
+            <w:tcW w:w="2662" w:type="dxa"/>
+            <w:tcBorders>
+              <w:top w:val="single" w:sz="8" w:space="0" w:color="000000"/>
+              <w:left w:val="none" w:sz="0" w:space="0" w:color="FFFFFF"/>
+              <w:bottom w:val="single" w:sz="8" w:space="0" w:color="000000"/>
+              <w:right w:val="none" w:sz="0" w:space="0" w:color="FFFFFF"/>
+            </w:tcBorders>
+            <w:shd w:val="clear" w:color="auto" w:fill="FFFFFF"/>
+            <w:tcMar>
+              <w:top w:w="50" w:type="dxa"/>
+              <w:left w:w="80" w:type="dxa"/>
+              <w:bottom w:w="50" w:type="dxa"/>
+              <w:right w:w="80" w:type="dxa"/>
+            </w:tcMar>
+          </w:tcPr>
+          <w:p>
+            <w:pPr>
+              <w:jc w:val="center"/>
+            </w:pPr>
+            <w:r>
+              <w:rPr>
+                <w:b/>
+                <w:bCs/>
+                <w:color w:val="000000"/>
+                <w:sz w:val="18"/>
+                <w:szCs w:val="18"/>
+              </w:rPr>
+              <w:t>Model</w:t>
+            </w:r>
+          </w:p>
+        </w:tc>
+        <w:tc>
+          <w:tcPr>
+            <w:tcW w:w="1082" w:type="dxa"/>
+            <w:tcBorders>
+              <w:top w:val="single" w:sz="8" w:space="0" w:color="000000"/>
+              <w:left w:val="none" w:sz="0" w:space="0" w:color="FFFFFF"/>
+              <w:bottom w:val="single" w:sz="8" w:space="0" w:color="000000"/>
+              <w:right w:val="none" w:sz="0" w:space="0" w:color="FFFFFF"/>
+            </w:tcBorders>
+            <w:shd w:val="clear" w:color="auto" w:fill="FFFFFF"/>
+            <w:tcMar>
+              <w:top w:w="50" w:type="dxa"/>
+              <w:left w:w="80" w:type="dxa"/>
+              <w:bottom w:w="50" w:type="dxa"/>
+              <w:right w:w="80" w:type="dxa"/>
+            </w:tcMar>
+          </w:tcPr>
+          <w:p>
+            <w:pPr>
+              <w:jc w:val="center"/>
+            </w:pPr>
+            <w:r>
+              <w:rPr>
+                <w:b/>
+                <w:bCs/>
+                <w:color w:val="000000"/>
+                <w:sz w:val="18"/>
+                <w:szCs w:val="18"/>
+              </w:rPr>
+              <w:t>Accuracy</w:t>
+            </w:r>
+          </w:p>
+        </w:tc>
+        <w:tc>
+          <w:tcPr>
+            <w:tcW w:w="1254" w:type="dxa"/>
+            <w:tcBorders>
+              <w:top w:val="single" w:sz="8" w:space="0" w:color="000000"/>
+              <w:left w:val="none" w:sz="0" w:space="0" w:color="FFFFFF"/>
+              <w:bottom w:val="single" w:sz="8" w:space="0" w:color="000000"/>
+              <w:right w:val="none" w:sz="0" w:space="0" w:color="FFFFFF"/>
+            </w:tcBorders>
+            <w:shd w:val="clear" w:color="auto" w:fill="FFFFFF"/>
+            <w:tcMar>
+              <w:top w:w="50" w:type="dxa"/>
+              <w:left w:w="80" w:type="dxa"/>
+              <w:bottom w:w="50" w:type="dxa"/>
+              <w:right w:w="80" w:type="dxa"/>
+            </w:tcMar>
+          </w:tcPr>
+          <w:p>
+            <w:pPr>
+              <w:jc w:val="center"/>
+            </w:pPr>
+            <w:r>
+              <w:rPr>
+                <w:b/>
+                <w:bCs/>
+                <w:color w:val="000000"/>
+                <w:sz w:val="18"/>
+                <w:szCs w:val="18"/>
+              </w:rPr>
+              <w:t>AUC-ROC</w:t>
+            </w:r>
+          </w:p>
+        </w:tc>
+      </w:tr>
+      <w:tr>
+        <w:trPr>
+          <w:trHeight w:val="256"/>
+        </w:trPr>
+        <w:tc>
+          <w:tcPr>
+            <w:tcW w:w="2662" w:type="dxa"/>
+            <w:tcBorders>
+              <w:top w:val="none" w:sz="0" w:space="0" w:color="FFFFFF"/>
+              <w:left w:val="none" w:sz="0" w:space="0" w:color="FFFFFF"/>
+              <w:bottom w:val="single" w:sz="2" w:space="0" w:color="BBBBBB"/>
+              <w:right w:val="none" w:sz="0" w:space="0" w:color="FFFFFF"/>
+            </w:tcBorders>
+            <w:shd w:val="clear" w:color="auto" w:fill="FFFFFF"/>
+            <w:tcMar>
+              <w:top w:w="42" w:type="dxa"/>
+              <w:left w:w="80" w:type="dxa"/>
+              <w:bottom w:w="42" w:type="dxa"/>
+              <w:right w:w="80" w:type="dxa"/>
+            </w:tcMar>
+          </w:tcPr>
+          <w:p>
+            <w:r>
+              <w:rPr>
+                <w:color w:val="000000"/>
+                <w:sz w:val="18"/>
+                <w:szCs w:val="18"/>
+              </w:rPr>
+              <w:t>Residual MLP (5-fold)</w:t>
+            </w:r>
+          </w:p>
+        </w:tc>
+        <w:tc>
+          <w:tcPr>
+            <w:tcW w:w="1082" w:type="dxa"/>
+            <w:tcBorders>
+              <w:top w:val="none" w:sz="0" w:space="0" w:color="FFFFFF"/>
+              <w:left w:val="none" w:sz="0" w:space="0" w:color="FFFFFF"/>
+              <w:bottom w:val="single" w:sz="2" w:space="0" w:color="BBBBBB"/>
+              <w:right w:val="none" w:sz="0" w:space="0" w:color="FFFFFF"/>
+            </w:tcBorders>
+            <w:shd w:val="clear" w:color="auto" w:fill="FFFFFF"/>
+            <w:tcMar>
+              <w:top w:w="42" w:type="dxa"/>
+              <w:left w:w="80" w:type="dxa"/>
+              <w:bottom w:w="42" w:type="dxa"/>
+              <w:right w:w="80" w:type="dxa"/>
+            </w:tcMar>
+          </w:tcPr>
+          <w:p>
+            <w:pPr>
+              <w:jc w:val="center"/>
+            </w:pPr>
+            <w:r>
+              <w:rPr>
+                <w:color w:val="000000"/>
+                <w:sz w:val="18"/>
+                <w:szCs w:val="18"/>
+              </w:rPr>
+              <w:t>83.98%</w:t>
+            </w:r>
+          </w:p>
+        </w:tc>
+        <w:tc>
+          <w:tcPr>
+            <w:tcW w:w="1254" w:type="dxa"/>
+            <w:tcBorders>
+              <w:top w:val="none" w:sz="0" w:space="0" w:color="FFFFFF"/>
+              <w:left w:val="none" w:sz="0" w:space="0" w:color="FFFFFF"/>
+              <w:bottom w:val="single" w:sz="2" w:space="0" w:color="BBBBBB"/>
+              <w:right w:val="none" w:sz="0" w:space="0" w:color="FFFFFF"/>
+            </w:tcBorders>
+            <w:shd w:val="clear" w:color="auto" w:fill="FFFFFF"/>
+            <w:tcMar>
+              <w:top w:w="42" w:type="dxa"/>
+              <w:left w:w="80" w:type="dxa"/>
+              <w:bottom w:w="42" w:type="dxa"/>
+              <w:right w:w="80" w:type="dxa"/>
+            </w:tcMar>
+          </w:tcPr>
+          <w:p>
+            <w:pPr>
+              <w:jc w:val="center"/>
+            </w:pPr>
+            <w:r>
+              <w:rPr>
+                <w:color w:val="000000"/>
+                <w:sz w:val="18"/>
+                <w:szCs w:val="18"/>
+              </w:rPr>
+              <w:t>0.916</w:t>
+            </w:r>
+          </w:p>
+        </w:tc>
+      </w:tr>
+      <w:tr>
+        <w:trPr>
+          <w:trHeight w:val="274"/>
+        </w:trPr>
+        <w:tc>
+          <w:tcPr>
+            <w:tcW w:w="2662" w:type="dxa"/>
+            <w:tcBorders>
+              <w:top w:val="none" w:sz="0" w:space="0" w:color="FFFFFF"/>
+              <w:left w:val="none" w:sz="0" w:space="0" w:color="FFFFFF"/>
+              <w:bottom w:val="single" w:sz="2" w:space="0" w:color="BBBBBB"/>
+              <w:right w:val="none" w:sz="0" w:space="0" w:color="FFFFFF"/>
+            </w:tcBorders>
+            <w:shd w:val="clear" w:color="auto" w:fill="FFFFFF"/>
+            <w:tcMar>
+              <w:top w:w="42" w:type="dxa"/>
+              <w:left w:w="80" w:type="dxa"/>
+              <w:bottom w:w="42" w:type="dxa"/>
+              <w:right w:w="80" w:type="dxa"/>
+            </w:tcMar>
+          </w:tcPr>
+          <w:p>
+            <w:r>
+              <w:rPr>
+                <w:color w:val="000000"/>
+                <w:sz w:val="18"/>
+                <w:szCs w:val="18"/>
+              </w:rPr>
+              <w:t>EfficientNet-B0+CBAM (5-fold)</w:t>
+            </w:r>
+          </w:p>
+        </w:tc>
+        <w:tc>
+          <w:tcPr>
+            <w:tcW w:w="1082" w:type="dxa"/>
+            <w:tcBorders>
+              <w:top w:val="none" w:sz="0" w:space="0" w:color="FFFFFF"/>
+              <w:left w:val="none" w:sz="0" w:space="0" w:color="FFFFFF"/>
+              <w:bottom w:val="single" w:sz="2" w:space="0" w:color="BBBBBB"/>
+              <w:right w:val="none" w:sz="0" w:space="0" w:color="FFFFFF"/>
+            </w:tcBorders>
+            <w:shd w:val="clear" w:color="auto" w:fill="FFFFFF"/>
+            <w:tcMar>
+              <w:top w:w="42" w:type="dxa"/>
+              <w:left w:w="80" w:type="dxa"/>
+              <w:bottom w:w="42" w:type="dxa"/>
+              <w:right w:w="80" w:type="dxa"/>
+            </w:tcMar>
+          </w:tcPr>
+          <w:p>
+            <w:pPr>
+              <w:jc w:val="center"/>
+            </w:pPr>
+            <w:r>
+              <w:rPr>
+                <w:color w:val="000000"/>
+                <w:sz w:val="18"/>
+                <w:szCs w:val="18"/>
+              </w:rPr>
+              <w:t>89.64%</w:t>
+            </w:r>
+          </w:p>
+        </w:tc>
+        <w:tc>
+          <w:tcPr>
+            <w:tcW w:w="1254" w:type="dxa"/>
+            <w:tcBorders>
+              <w:top w:val="none" w:sz="0" w:space="0" w:color="FFFFFF"/>
+              <w:left w:val="none" w:sz="0" w:space="0" w:color="FFFFFF"/>
+              <w:bottom w:val="single" w:sz="2" w:space="0" w:color="BBBBBB"/>
+              <w:right w:val="none" w:sz="0" w:space="0" w:color="FFFFFF"/>
+            </w:tcBorders>
+            <w:shd w:val="clear" w:color="auto" w:fill="FFFFFF"/>
+            <w:tcMar>
+              <w:top w:w="42" w:type="dxa"/>
+              <w:left w:w="80" w:type="dxa"/>
+              <w:bottom w:w="42" w:type="dxa"/>
+              <w:right w:w="80" w:type="dxa"/>
+            </w:tcMar>
+          </w:tcPr>
+          <w:p>
+            <w:pPr>
+              <w:jc w:val="center"/>
+            </w:pPr>
+            <w:r>
+              <w:rPr>
+                <w:color w:val="000000"/>
+                <w:sz w:val="18"/>
+                <w:szCs w:val="18"/>
+              </w:rPr>
+              <w:t>0.964</w:t>
+            </w:r>
+          </w:p>
+        </w:tc>
+      </w:tr>
+      <w:tr>
+        <w:trPr>
+          <w:trHeight w:val="256"/>
+        </w:trPr>
+        <w:tc>
+          <w:tcPr>
+            <w:tcW w:w="2662" w:type="dxa"/>
+            <w:tcBorders>
+              <w:top w:val="none" w:sz="0" w:space="0" w:color="FFFFFF"/>
+              <w:left w:val="none" w:sz="0" w:space="0" w:color="FFFFFF"/>
+              <w:bottom w:val="single" w:sz="2" w:space="0" w:color="BBBBBB"/>
+              <w:right w:val="none" w:sz="0" w:space="0" w:color="FFFFFF"/>
+            </w:tcBorders>
+            <w:shd w:val="clear" w:color="auto" w:fill="FFFFFF"/>
+            <w:tcMar>
+              <w:top w:w="42" w:type="dxa"/>
+              <w:left w:w="80" w:type="dxa"/>
+              <w:bottom w:w="42" w:type="dxa"/>
+              <w:right w:w="80" w:type="dxa"/>
+            </w:tcMar>
+          </w:tcPr>
+          <w:p>
+            <w:proofErr w:type="spellStart"/>
+            <w:r>
+              <w:rPr>
+                <w:color w:val="000000"/>
+                <w:sz w:val="18"/>
+                <w:szCs w:val="18"/>
+              </w:rPr>
+              <w:t>EfficientNet+TTA</w:t>
+            </w:r>
+            <w:proofErr w:type="spellEnd"/>
+          </w:p>
+        </w:tc>
+        <w:tc>
+          <w:tcPr>
+            <w:tcW w:w="1082" w:type="dxa"/>
+            <w:tcBorders>
+              <w:top w:val="none" w:sz="0" w:space="0" w:color="FFFFFF"/>
+              <w:left w:val="none" w:sz="0" w:space="0" w:color="FFFFFF"/>
+              <w:bottom w:val="single" w:sz="2" w:space="0" w:color="BBBBBB"/>
+              <w:right w:val="none" w:sz="0" w:space="0" w:color="FFFFFF"/>
+            </w:tcBorders>
+            <w:shd w:val="clear" w:color="auto" w:fill="FFFFFF"/>
+            <w:tcMar>
+              <w:top w:w="42" w:type="dxa"/>
+              <w:left w:w="80" w:type="dxa"/>
+              <w:bottom w:w="42" w:type="dxa"/>
+              <w:right w:w="80" w:type="dxa"/>
+            </w:tcMar>
+          </w:tcPr>
+          <w:p>
+            <w:pPr>
+              <w:jc w:val="center"/>
+            </w:pPr>
+            <w:r>
+              <w:rPr>
+                <w:color w:val="000000"/>
+                <w:sz w:val="18"/>
+                <w:szCs w:val="18"/>
+              </w:rPr>
+              <w:t>92.13%</w:t>
+            </w:r>
+          </w:p>
+        </w:tc>
+        <w:tc>
+          <w:tcPr>
+            <w:tcW w:w="1254" w:type="dxa"/>
+            <w:tcBorders>
+              <w:top w:val="none" w:sz="0" w:space="0" w:color="FFFFFF"/>
+              <w:left w:val="none" w:sz="0" w:space="0" w:color="FFFFFF"/>
+              <w:bottom w:val="single" w:sz="2" w:space="0" w:color="BBBBBB"/>
+              <w:right w:val="none" w:sz="0" w:space="0" w:color="FFFFFF"/>
+            </w:tcBorders>
+            <w:shd w:val="clear" w:color="auto" w:fill="FFFFFF"/>
+            <w:tcMar>
+              <w:top w:w="42" w:type="dxa"/>
+              <w:left w:w="80" w:type="dxa"/>
+              <w:bottom w:w="42" w:type="dxa"/>
+              <w:right w:w="80" w:type="dxa"/>
+            </w:tcMar>
+          </w:tcPr>
+          <w:p>
+            <w:pPr>
+              <w:jc w:val="center"/>
+            </w:pPr>
+            <w:r>
+              <w:rPr>
+                <w:color w:val="000000"/>
+                <w:sz w:val="18"/>
+                <w:szCs w:val="18"/>
+              </w:rPr>
+              <w:t>0.977</w:t>
+            </w:r>
+          </w:p>
+        </w:tc>
+      </w:tr>
+      <w:tr>
+        <w:trPr>
+          <w:trHeight w:val="274"/>
+        </w:trPr>
+        <w:tc>
+          <w:tcPr>
+            <w:tcW w:w="2662" w:type="dxa"/>
+            <w:tcBorders>
+              <w:top w:val="none" w:sz="0" w:space="0" w:color="FFFFFF"/>
+              <w:left w:val="none" w:sz="0" w:space="0" w:color="FFFFFF"/>
+              <w:bottom w:val="single" w:sz="8" w:space="0" w:color="000000"/>
+              <w:right w:val="none" w:sz="0" w:space="0" w:color="FFFFFF"/>
+            </w:tcBorders>
+            <w:shd w:val="clear" w:color="auto" w:fill="FFFFFF" w:themeFill="background1"/>
+            <w:tcMar>
+              <w:top w:w="42" w:type="dxa"/>
+              <w:left w:w="80" w:type="dxa"/>
+              <w:bottom w:w="42" w:type="dxa"/>
+              <w:right w:w="80" w:type="dxa"/>
+            </w:tcMar>
+          </w:tcPr>
+          <w:p>
+            <w:r>
+              <w:rPr>
+                <w:b/>
+                <w:bCs/>
+                <w:color w:val="000000"/>
+                <w:sz w:val="18"/>
+                <w:szCs w:val="18"/>
+              </w:rPr>
+              <w:t>Stacking Ensemble (Ours)</w:t>
+            </w:r>
+          </w:p>
+        </w:tc>
+        <w:tc>
+          <w:tcPr>
+            <w:tcW w:w="1082" w:type="dxa"/>
+            <w:tcBorders>
+              <w:top w:val="none" w:sz="0" w:space="0" w:color="FFFFFF"/>
+              <w:left w:val="none" w:sz="0" w:space="0" w:color="FFFFFF"/>
+              <w:bottom w:val="single" w:sz="8" w:space="0" w:color="000000"/>
+              <w:right w:val="none" w:sz="0" w:space="0" w:color="FFFFFF"/>
+            </w:tcBorders>
+            <w:shd w:val="clear" w:color="auto" w:fill="FFFFFF" w:themeFill="background1"/>
+            <w:tcMar>
+              <w:top w:w="42" w:type="dxa"/>
+              <w:left w:w="80" w:type="dxa"/>
+              <w:bottom w:w="42" w:type="dxa"/>
+              <w:right w:w="80" w:type="dxa"/>
+            </w:tcMar>
+          </w:tcPr>
+          <w:p>
+            <w:pPr>
+              <w:jc w:val="center"/>
+            </w:pPr>
+            <w:r>
+              <w:rPr>
+                <w:b/>
+                <w:bCs/>
+                <w:color w:val="000000"/>
+                <w:sz w:val="18"/>
+                <w:szCs w:val="18"/>
+              </w:rPr>
+              <w:t>93.57%</w:t>
+            </w:r>
+          </w:p>
+        </w:tc>
+        <w:tc>
+          <w:tcPr>
+            <w:tcW w:w="1254" w:type="dxa"/>
+            <w:tcBorders>
+              <w:top w:val="none" w:sz="0" w:space="0" w:color="FFFFFF"/>
+              <w:left w:val="none" w:sz="0" w:space="0" w:color="FFFFFF"/>
+              <w:bottom w:val="single" w:sz="8" w:space="0" w:color="000000"/>
+              <w:right w:val="none" w:sz="0" w:space="0" w:color="FFFFFF"/>
+            </w:tcBorders>
+            <w:shd w:val="clear" w:color="auto" w:fill="FFFFFF" w:themeFill="background1"/>
+            <w:tcMar>
+              <w:top w:w="42" w:type="dxa"/>
+              <w:left w:w="80" w:type="dxa"/>
+              <w:bottom w:w="42" w:type="dxa"/>
+              <w:right w:w="80" w:type="dxa"/>
+            </w:tcMar>
+          </w:tcPr>
+          <w:p>
+            <w:pPr>
+              <w:jc w:val="center"/>
+            </w:pPr>
+            <w:r>
+              <w:rPr>
+                <w:b/>
+                <w:bCs/>
+                <w:color w:val="000000"/>
+                <w:sz w:val="18"/>
+                <w:szCs w:val="18"/>
+              </w:rPr>
+              <w:t>0.985</w:t>
+            </w:r>
+          </w:p>
+        </w:tc>
+      </w:tr>
+    </w:tbl>
+    <w:p>
+      <w:pPr>
+        <w:spacing w:after="60"/>
+      </w:pPr>
+    </w:p>
+    <w:p>
+      <w:pPr>
+        <w:spacing w:after="60"/>
+      </w:pPr>
+      <w:r>
+        <w:t>The figure presents the confusion matrix of the handwriting analysis model evaluated using 5-fold cross-validation, showing the classification performance across different classes.</w:t>
       </w:r>
     </w:p>
     <w:p>
@@ -5696,10 +5911,10 @@
           <w:noProof/>
         </w:rPr>
         <w:drawing>
-          <wp:inline distT="0" distB="0" distL="0" distR="0" wp14:anchorId="47C0A3F2" wp14:editId="445E4E29">
-            <wp:extent cx="2266950" cy="790575"/>
+          <wp:inline distT="0" distB="0" distL="0" distR="0" wp14:anchorId="04F66A88" wp14:editId="7C619C93">
+            <wp:extent cx="2266950" cy="809625"/>
             <wp:effectExtent l="0" t="0" r="0" b="0"/>
-            <wp:docPr id="241385855" name="fig" descr="fig" title="fig"/>
+            <wp:docPr id="2112273872" name="fig" descr="fig" title="fig"/>
             <wp:cNvGraphicFramePr>
               <a:graphicFrameLocks xmlns:a="http://schemas.openxmlformats.org/drawingml/2006/main" noChangeAspect="1"/>
             </wp:cNvGraphicFramePr>
@@ -5722,7 +5937,7 @@
                   <pic:spPr bwMode="auto">
                     <a:xfrm>
                       <a:off x="0" y="0"/>
-                      <a:ext cx="2266950" cy="790575"/>
+                      <a:ext cx="2266950" cy="809625"/>
                     </a:xfrm>
                     <a:prstGeom prst="rect">
                       <a:avLst/>
@@ -5739,15 +5954,27 @@
       <w:pPr>
         <w:spacing w:before="30" w:after="90"/>
         <w:jc w:val="center"/>
-      </w:pPr>
-      <w:r>
         <w:rPr>
           <w:color w:val="000000"/>
           <w:sz w:val="18"/>
           <w:szCs w:val="18"/>
         </w:rPr>
-        <w:lastRenderedPageBreak/>
-        <w:t>Fig. 5. ROC curves: MLP vs. EfficientNet-B0+CBAM vs. Stacking Ensemble.</w:t>
+      </w:pPr>
+      <w:r>
+        <w:rPr>
+          <w:color w:val="000000"/>
+          <w:sz w:val="18"/>
+          <w:szCs w:val="18"/>
+        </w:rPr>
+        <w:t>Fig. 4. Handwriting confusion matrix across 5-fold CV</w:t>
+      </w:r>
+    </w:p>
+    <w:p>
+      <w:pPr>
+        <w:spacing w:before="30" w:after="90"/>
+      </w:pPr>
+      <w:r>
+        <w:t>The figure compares the ROC curves of different handwriting models—Residual MLP, EfficientNet-B0 with CBAM, and their stacking ensemble—highlighting their classification performance across varying decision thresholds.</w:t>
       </w:r>
     </w:p>
     <w:p>
@@ -5760,10 +5987,10 @@
           <w:noProof/>
         </w:rPr>
         <w:drawing>
-          <wp:inline distT="0" distB="0" distL="0" distR="0" wp14:anchorId="70E94D2A" wp14:editId="41422F08">
-            <wp:extent cx="2266950" cy="1628775"/>
+          <wp:inline distT="0" distB="0" distL="0" distR="0" wp14:anchorId="47C0A3F2" wp14:editId="445E4E29">
+            <wp:extent cx="2266950" cy="790575"/>
             <wp:effectExtent l="0" t="0" r="0" b="0"/>
-            <wp:docPr id="2085248598" name="fig" descr="fig" title="fig"/>
+            <wp:docPr id="241385855" name="fig" descr="fig" title="fig"/>
             <wp:cNvGraphicFramePr>
               <a:graphicFrameLocks xmlns:a="http://schemas.openxmlformats.org/drawingml/2006/main" noChangeAspect="1"/>
             </wp:cNvGraphicFramePr>
@@ -5786,7 +6013,7 @@
                   <pic:spPr bwMode="auto">
                     <a:xfrm>
                       <a:off x="0" y="0"/>
-                      <a:ext cx="2266950" cy="1628775"/>
+                      <a:ext cx="2266950" cy="790575"/>
                     </a:xfrm>
                     <a:prstGeom prst="rect">
                       <a:avLst/>
@@ -5803,14 +6030,32 @@
       <w:pPr>
         <w:spacing w:before="30" w:after="90"/>
         <w:jc w:val="center"/>
-      </w:pPr>
-      <w:r>
         <w:rPr>
           <w:color w:val="000000"/>
           <w:sz w:val="18"/>
           <w:szCs w:val="18"/>
         </w:rPr>
-        <w:t>Fig. 6. Training curves and per-biomarker feature importance.</w:t>
+      </w:pPr>
+      <w:r>
+        <w:rPr>
+          <w:color w:val="000000"/>
+          <w:sz w:val="18"/>
+          <w:szCs w:val="18"/>
+        </w:rPr>
+        <w:t>Fig. 5. ROC curves: MLP vs. EfficientNet-B0+CBAM vs. Stacking Ensemble.</w:t>
+      </w:r>
+    </w:p>
+    <w:p>
+      <w:pPr>
+        <w:spacing w:before="30" w:after="90"/>
+      </w:pPr>
+    </w:p>
+    <w:p>
+      <w:pPr>
+        <w:spacing w:before="30" w:after="90"/>
+      </w:pPr>
+      <w:r>
+        <w:t>The figure illustrates the training dynamics and the distribution-based importance of individual biomarkers, highlighting how different features contribute to distinguishing between healthy and Parkinson’s classes.</w:t>
       </w:r>
     </w:p>
     <w:p>
@@ -5823,10 +6068,10 @@
           <w:noProof/>
         </w:rPr>
         <w:drawing>
-          <wp:inline distT="0" distB="0" distL="0" distR="0" wp14:anchorId="2313199A" wp14:editId="2EC9FEAA">
-            <wp:extent cx="2266950" cy="1504950"/>
+          <wp:inline distT="0" distB="0" distL="0" distR="0" wp14:anchorId="70E94D2A" wp14:editId="41422F08">
+            <wp:extent cx="2266950" cy="1628775"/>
             <wp:effectExtent l="0" t="0" r="0" b="0"/>
-            <wp:docPr id="1717725965" name="fig" descr="fig" title="fig"/>
+            <wp:docPr id="2085248598" name="fig" descr="fig" title="fig"/>
             <wp:cNvGraphicFramePr>
               <a:graphicFrameLocks xmlns:a="http://schemas.openxmlformats.org/drawingml/2006/main" noChangeAspect="1"/>
             </wp:cNvGraphicFramePr>
@@ -5849,7 +6094,7 @@
                   <pic:spPr bwMode="auto">
                     <a:xfrm>
                       <a:off x="0" y="0"/>
-                      <a:ext cx="2266950" cy="1504950"/>
+                      <a:ext cx="2266950" cy="1628775"/>
                     </a:xfrm>
                     <a:prstGeom prst="rect">
                       <a:avLst/>
@@ -5866,14 +6111,38 @@
       <w:pPr>
         <w:spacing w:before="30" w:after="90"/>
         <w:jc w:val="center"/>
-      </w:pPr>
-      <w:r>
         <w:rPr>
           <w:color w:val="000000"/>
           <w:sz w:val="18"/>
           <w:szCs w:val="18"/>
         </w:rPr>
-        <w:t>Fig. 7. Biomarker correlation heatmap across PD and HC groups.</w:t>
+      </w:pPr>
+      <w:r>
+        <w:rPr>
+          <w:color w:val="000000"/>
+          <w:sz w:val="18"/>
+          <w:szCs w:val="18"/>
+        </w:rPr>
+        <w:t>Fig. 6. Training curves and per-biomarker feature importance.</w:t>
+      </w:r>
+    </w:p>
+    <w:p>
+      <w:pPr>
+        <w:spacing w:before="30" w:after="90"/>
+        <w:jc w:val="center"/>
+        <w:rPr>
+          <w:color w:val="000000"/>
+          <w:sz w:val="18"/>
+          <w:szCs w:val="18"/>
+        </w:rPr>
+      </w:pPr>
+    </w:p>
+    <w:p>
+      <w:pPr>
+        <w:spacing w:before="60" w:after="30"/>
+      </w:pPr>
+      <w:r>
+        <w:t>The figure provides a detailed visualization of the relative importance of 16 extracted handwriting biomarkers, illustrating how each feature contributes to the model’s ability to differentiate between Parkinson’s disease (PD) patients and healthy control (HC) individuals. It highlights the varying influence of individual biomarkers, with some features playing a more dominant role in classification, thereby offering insights into the most discriminative patterns associated with motor impairments in Parkinson’s disease.</w:t>
       </w:r>
     </w:p>
     <w:p>
@@ -5886,10 +6155,10 @@
           <w:noProof/>
         </w:rPr>
         <w:drawing>
-          <wp:inline distT="0" distB="0" distL="0" distR="0" wp14:anchorId="163B91CF" wp14:editId="065561B5">
-            <wp:extent cx="2266950" cy="1600200"/>
+          <wp:inline distT="0" distB="0" distL="0" distR="0" wp14:anchorId="2313199A" wp14:editId="2EC9FEAA">
+            <wp:extent cx="2266950" cy="1504950"/>
             <wp:effectExtent l="0" t="0" r="0" b="0"/>
-            <wp:docPr id="1792672546" name="fig" descr="fig" title="fig"/>
+            <wp:docPr id="1717725965" name="fig" descr="fig" title="fig"/>
             <wp:cNvGraphicFramePr>
               <a:graphicFrameLocks xmlns:a="http://schemas.openxmlformats.org/drawingml/2006/main" noChangeAspect="1"/>
             </wp:cNvGraphicFramePr>
@@ -5912,6 +6181,83 @@
                   <pic:spPr bwMode="auto">
                     <a:xfrm>
                       <a:off x="0" y="0"/>
+                      <a:ext cx="2266950" cy="1504950"/>
+                    </a:xfrm>
+                    <a:prstGeom prst="rect">
+                      <a:avLst/>
+                    </a:prstGeom>
+                  </pic:spPr>
+                </pic:pic>
+              </a:graphicData>
+            </a:graphic>
+          </wp:inline>
+        </w:drawing>
+      </w:r>
+    </w:p>
+    <w:p>
+      <w:pPr>
+        <w:spacing w:before="30" w:after="90"/>
+        <w:jc w:val="center"/>
+        <w:rPr>
+          <w:color w:val="000000"/>
+          <w:sz w:val="18"/>
+          <w:szCs w:val="18"/>
+        </w:rPr>
+      </w:pPr>
+      <w:r>
+        <w:rPr>
+          <w:color w:val="000000"/>
+          <w:sz w:val="18"/>
+          <w:szCs w:val="18"/>
+        </w:rPr>
+        <w:t>Fig. 7. Biomarker correlation heatmap across PD and HC groups.</w:t>
+      </w:r>
+    </w:p>
+    <w:p>
+      <w:pPr>
+        <w:spacing w:before="30" w:after="90"/>
+      </w:pPr>
+      <w:r>
+        <w:t>The figure illustrates the training history of the Residual MLP model across all folds, showing trends in training and validation loss, accuracy, and AUC-ROC, thereby reflecting the model’s learning progression and performance consistency over epochs.</w:t>
+      </w:r>
+    </w:p>
+    <w:p>
+      <w:pPr>
+        <w:spacing w:before="60" w:after="30"/>
+        <w:jc w:val="center"/>
+      </w:pPr>
+      <w:r>
+        <w:rPr>
+          <w:noProof/>
+        </w:rPr>
+        <w:lastRenderedPageBreak/>
+        <w:drawing>
+          <wp:inline distT="0" distB="0" distL="0" distR="0" wp14:anchorId="163B91CF" wp14:editId="065561B5">
+            <wp:extent cx="2266950" cy="1600200"/>
+            <wp:effectExtent l="0" t="0" r="0" b="0"/>
+            <wp:docPr id="1792672546" name="fig" descr="fig" title="fig"/>
+            <wp:cNvGraphicFramePr>
+              <a:graphicFrameLocks xmlns:a="http://schemas.openxmlformats.org/drawingml/2006/main" noChangeAspect="1"/>
+            </wp:cNvGraphicFramePr>
+            <a:graphic xmlns:a="http://schemas.openxmlformats.org/drawingml/2006/main">
+              <a:graphicData uri="http://schemas.openxmlformats.org/drawingml/2006/picture">
+                <pic:pic xmlns:pic="http://schemas.openxmlformats.org/drawingml/2006/picture">
+                  <pic:nvPicPr>
+                    <pic:cNvPr id="0" name=""/>
+                    <pic:cNvPicPr>
+                      <a:picLocks noChangeAspect="1" noChangeArrowheads="1"/>
+                    </pic:cNvPicPr>
+                  </pic:nvPicPr>
+                  <pic:blipFill>
+                    <a:blip r:embed="rId17"/>
+                    <a:srcRect/>
+                    <a:stretch>
+                      <a:fillRect/>
+                    </a:stretch>
+                  </pic:blipFill>
+                  <pic:spPr bwMode="auto">
+                    <a:xfrm>
+                      <a:off x="0" y="0"/>
                       <a:ext cx="2266950" cy="1600200"/>
                     </a:xfrm>
                     <a:prstGeom prst="rect">
@@ -5956,12 +6302,24 @@
       <w:pPr>
         <w:spacing w:after="40"/>
         <w:jc w:val="both"/>
+        <w:rPr>
+          <w:color w:val="000000"/>
+        </w:rPr>
       </w:pPr>
       <w:r>
         <w:rPr>
           <w:color w:val="000000"/>
         </w:rPr>
         <w:t>The speech module achieves 91.70% accuracy and 0.971 AUC-ROC. PD recall of 96.11% is clinically critical—minimising missed diagnoses.</w:t>
+      </w:r>
+    </w:p>
+    <w:p>
+      <w:pPr>
+        <w:spacing w:after="40"/>
+        <w:jc w:val="both"/>
+      </w:pPr>
+      <w:r>
+        <w:t>The table illustrates the aggregated performance of the speech analysis module across 5-fold cross-validation, highlighting its effectiveness in accurately distinguishing Parkinson’s patients from healthy controls through strong overall metrics and balanced sensitivity and specificity.</w:t>
       </w:r>
     </w:p>
     <w:p>
@@ -5989,7 +6347,7 @@
     </w:p>
     <w:tbl>
       <w:tblPr>
-        <w:tblW w:w="5824" w:type="dxa"/>
+        <w:tblW w:w="5147" w:type="dxa"/>
         <w:tblBorders>
           <w:top w:val="none" w:sz="0" w:space="0" w:color="FFFFFF"/>
           <w:left w:val="none" w:sz="0" w:space="0" w:color="FFFFFF"/>
@@ -6005,16 +6363,17 @@
         <w:tblLook w:val="04A0" w:firstRow="1" w:lastRow="0" w:firstColumn="1" w:lastColumn="0" w:noHBand="0" w:noVBand="1"/>
       </w:tblPr>
       <w:tblGrid>
-        <w:gridCol w:w="3500"/>
-        <w:gridCol w:w="2324"/>
+        <w:gridCol w:w="3093"/>
+        <w:gridCol w:w="2054"/>
       </w:tblGrid>
       <w:tr>
         <w:trPr>
+          <w:trHeight w:val="235"/>
           <w:tblHeader/>
         </w:trPr>
         <w:tc>
           <w:tcPr>
-            <w:tcW w:w="3500" w:type="dxa"/>
+            <w:tcW w:w="3093" w:type="dxa"/>
             <w:tcBorders>
               <w:top w:val="single" w:sz="8" w:space="0" w:color="000000"/>
               <w:left w:val="none" w:sz="0" w:space="0" w:color="FFFFFF"/>
@@ -6047,7 +6406,7 @@
         </w:tc>
         <w:tc>
           <w:tcPr>
-            <w:tcW w:w="2324" w:type="dxa"/>
+            <w:tcW w:w="2054" w:type="dxa"/>
             <w:tcBorders>
               <w:top w:val="single" w:sz="8" w:space="0" w:color="000000"/>
               <w:left w:val="none" w:sz="0" w:space="0" w:color="FFFFFF"/>
@@ -6080,9 +6439,12 @@
         </w:tc>
       </w:tr>
       <w:tr>
-        <w:tc>
-          <w:tcPr>
-            <w:tcW w:w="3500" w:type="dxa"/>
+        <w:trPr>
+          <w:trHeight w:val="220"/>
+        </w:trPr>
+        <w:tc>
+          <w:tcPr>
+            <w:tcW w:w="3093" w:type="dxa"/>
             <w:tcBorders>
               <w:top w:val="none" w:sz="0" w:space="0" w:color="FFFFFF"/>
               <w:left w:val="none" w:sz="0" w:space="0" w:color="FFFFFF"/>
@@ -6110,7 +6472,7 @@
         </w:tc>
         <w:tc>
           <w:tcPr>
-            <w:tcW w:w="2324" w:type="dxa"/>
+            <w:tcW w:w="2054" w:type="dxa"/>
             <w:tcBorders>
               <w:top w:val="none" w:sz="0" w:space="0" w:color="FFFFFF"/>
               <w:left w:val="none" w:sz="0" w:space="0" w:color="FFFFFF"/>
@@ -6141,9 +6503,12 @@
         </w:tc>
       </w:tr>
       <w:tr>
-        <w:tc>
-          <w:tcPr>
-            <w:tcW w:w="3500" w:type="dxa"/>
+        <w:trPr>
+          <w:trHeight w:val="235"/>
+        </w:trPr>
+        <w:tc>
+          <w:tcPr>
+            <w:tcW w:w="3093" w:type="dxa"/>
             <w:tcBorders>
               <w:top w:val="none" w:sz="0" w:space="0" w:color="FFFFFF"/>
               <w:left w:val="none" w:sz="0" w:space="0" w:color="FFFFFF"/>
@@ -6171,7 +6536,7 @@
         </w:tc>
         <w:tc>
           <w:tcPr>
-            <w:tcW w:w="2324" w:type="dxa"/>
+            <w:tcW w:w="2054" w:type="dxa"/>
             <w:tcBorders>
               <w:top w:val="none" w:sz="0" w:space="0" w:color="FFFFFF"/>
               <w:left w:val="none" w:sz="0" w:space="0" w:color="FFFFFF"/>
@@ -6202,9 +6567,12 @@
         </w:tc>
       </w:tr>
       <w:tr>
-        <w:tc>
-          <w:tcPr>
-            <w:tcW w:w="3500" w:type="dxa"/>
+        <w:trPr>
+          <w:trHeight w:val="220"/>
+        </w:trPr>
+        <w:tc>
+          <w:tcPr>
+            <w:tcW w:w="3093" w:type="dxa"/>
             <w:tcBorders>
               <w:top w:val="none" w:sz="0" w:space="0" w:color="FFFFFF"/>
               <w:left w:val="none" w:sz="0" w:space="0" w:color="FFFFFF"/>
@@ -6232,7 +6600,7 @@
         </w:tc>
         <w:tc>
           <w:tcPr>
-            <w:tcW w:w="2324" w:type="dxa"/>
+            <w:tcW w:w="2054" w:type="dxa"/>
             <w:tcBorders>
               <w:top w:val="none" w:sz="0" w:space="0" w:color="FFFFFF"/>
               <w:left w:val="none" w:sz="0" w:space="0" w:color="FFFFFF"/>
@@ -6263,9 +6631,12 @@
         </w:tc>
       </w:tr>
       <w:tr>
-        <w:tc>
-          <w:tcPr>
-            <w:tcW w:w="3500" w:type="dxa"/>
+        <w:trPr>
+          <w:trHeight w:val="220"/>
+        </w:trPr>
+        <w:tc>
+          <w:tcPr>
+            <w:tcW w:w="3093" w:type="dxa"/>
             <w:tcBorders>
               <w:top w:val="none" w:sz="0" w:space="0" w:color="FFFFFF"/>
               <w:left w:val="none" w:sz="0" w:space="0" w:color="FFFFFF"/>
@@ -6293,7 +6664,7 @@
         </w:tc>
         <w:tc>
           <w:tcPr>
-            <w:tcW w:w="2324" w:type="dxa"/>
+            <w:tcW w:w="2054" w:type="dxa"/>
             <w:tcBorders>
               <w:top w:val="none" w:sz="0" w:space="0" w:color="FFFFFF"/>
               <w:left w:val="none" w:sz="0" w:space="0" w:color="FFFFFF"/>
@@ -6324,9 +6695,12 @@
         </w:tc>
       </w:tr>
       <w:tr>
-        <w:tc>
-          <w:tcPr>
-            <w:tcW w:w="3500" w:type="dxa"/>
+        <w:trPr>
+          <w:trHeight w:val="220"/>
+        </w:trPr>
+        <w:tc>
+          <w:tcPr>
+            <w:tcW w:w="3093" w:type="dxa"/>
             <w:tcBorders>
               <w:top w:val="none" w:sz="0" w:space="0" w:color="FFFFFF"/>
               <w:left w:val="none" w:sz="0" w:space="0" w:color="FFFFFF"/>
@@ -6354,7 +6728,7 @@
         </w:tc>
         <w:tc>
           <w:tcPr>
-            <w:tcW w:w="2324" w:type="dxa"/>
+            <w:tcW w:w="2054" w:type="dxa"/>
             <w:tcBorders>
               <w:top w:val="none" w:sz="0" w:space="0" w:color="FFFFFF"/>
               <w:left w:val="none" w:sz="0" w:space="0" w:color="FFFFFF"/>
@@ -6385,9 +6759,12 @@
         </w:tc>
       </w:tr>
       <w:tr>
-        <w:tc>
-          <w:tcPr>
-            <w:tcW w:w="3500" w:type="dxa"/>
+        <w:trPr>
+          <w:trHeight w:val="235"/>
+        </w:trPr>
+        <w:tc>
+          <w:tcPr>
+            <w:tcW w:w="3093" w:type="dxa"/>
             <w:tcBorders>
               <w:top w:val="none" w:sz="0" w:space="0" w:color="FFFFFF"/>
               <w:left w:val="none" w:sz="0" w:space="0" w:color="FFFFFF"/>
@@ -6415,7 +6792,7 @@
         </w:tc>
         <w:tc>
           <w:tcPr>
-            <w:tcW w:w="2324" w:type="dxa"/>
+            <w:tcW w:w="2054" w:type="dxa"/>
             <w:tcBorders>
               <w:top w:val="none" w:sz="0" w:space="0" w:color="FFFFFF"/>
               <w:left w:val="none" w:sz="0" w:space="0" w:color="FFFFFF"/>
@@ -6448,21 +6825,26 @@
     </w:tbl>
     <w:p>
       <w:pPr>
-        <w:spacing w:after="30"/>
-      </w:pPr>
-      <w:r>
-        <w:t>The speech module achieves strong performance with 91.70% accuracy and a high AUC-ROC of 0.971, indicating excellent discrimination capability.</w:t>
-      </w:r>
-      <w:r>
-        <w:br/>
-        <w:t xml:space="preserve">It shows balanced classification with a weighted F1-score </w:t>
-      </w:r>
-      <w:r>
-        <w:t>of 91.66% and balanced accuracy of 91.46%.</w:t>
-      </w:r>
-      <w:r>
-        <w:br/>
-        <w:t>Notably, it achieves high PD sensitivity (96.11%) while maintaining good specificity for healthy controls (86.80%).</w:t>
+        <w:spacing w:before="80" w:after="40"/>
+      </w:pPr>
+      <w:r>
+        <w:t>The speech module achieves strong performance with 91.70% accuracy and a high AUC-ROC of 0.971, indicating excellent discrimination capability. It shows balanced classification with a weighted F1-score of 91.66% and balanced accuracy of 91.46%. Notably, it achieves high PD sensitivity (96.11%) while maintaining good specificity for healthy controls (86.80%).</w:t>
+      </w:r>
+    </w:p>
+    <w:p>
+      <w:pPr>
+        <w:spacing w:before="80" w:after="40"/>
+      </w:pPr>
+      <w:r>
+        <w:t>The table presents the per-fold performance of the speech analysis module, showing variability across folds while maintaining strong overall performance, with consistently high Parkinson’s recall and moderate variation in healthy control recall, reflected in the mean and standard deviation values. The results indicate that the model is particularly effective in identifying Parkinson’s cases across different data splits. Although some variation exists in HC recall, the overall stability remains high. This consistency demonstrates the robustness of the model under cross-validation. The performance across folds also suggests good generalization capability. Overall, the module provides reliable and clinically relevant predictions for speech-based Parkinson’s detection.</w:t>
+      </w:r>
+    </w:p>
+    <w:p>
+      <w:pPr>
+        <w:spacing w:before="80" w:after="40"/>
+      </w:pPr>
+      <w:r>
+        <w:t>Additionally, the high sensitivity highlights its suitability for early detection scenarios. The balanced metrics further confirm that the model avoids bias toward any single class.</w:t>
       </w:r>
     </w:p>
     <w:p>
@@ -7398,6 +7780,19 @@
     </w:p>
     <w:p>
       <w:pPr>
+        <w:spacing w:after="60"/>
+      </w:pPr>
+      <w:r>
+        <w:t>The figure presents the confusion matrix of the speech analysis module alongside a comparison of per-fold F1-scores for machine learning, deep learning, and stacking approaches, highlighting their relative performance across different validation folds.</w:t>
+      </w:r>
+    </w:p>
+    <w:p>
+      <w:pPr>
+        <w:spacing w:after="60"/>
+      </w:pPr>
+    </w:p>
+    <w:p>
+      <w:pPr>
         <w:spacing w:before="60" w:after="30"/>
         <w:jc w:val="center"/>
       </w:pPr>
@@ -7410,69 +7805,6 @@
             <wp:extent cx="2266950" cy="571500"/>
             <wp:effectExtent l="0" t="0" r="0" b="0"/>
             <wp:docPr id="2001841889" name="fig" descr="fig" title="fig"/>
-            <wp:cNvGraphicFramePr>
-              <a:graphicFrameLocks xmlns:a="http://schemas.openxmlformats.org/drawingml/2006/main" noChangeAspect="1"/>
-            </wp:cNvGraphicFramePr>
-            <a:graphic xmlns:a="http://schemas.openxmlformats.org/drawingml/2006/main">
-              <a:graphicData uri="http://schemas.openxmlformats.org/drawingml/2006/picture">
-                <pic:pic xmlns:pic="http://schemas.openxmlformats.org/drawingml/2006/picture">
-                  <pic:nvPicPr>
-                    <pic:cNvPr id="0" name=""/>
-                    <pic:cNvPicPr>
-                      <a:picLocks noChangeAspect="1" noChangeArrowheads="1"/>
-                    </pic:cNvPicPr>
-                  </pic:nvPicPr>
-                  <pic:blipFill>
-                    <a:blip r:embed="rId17"/>
-                    <a:srcRect/>
-                    <a:stretch>
-                      <a:fillRect/>
-                    </a:stretch>
-                  </pic:blipFill>
-                  <pic:spPr bwMode="auto">
-                    <a:xfrm>
-                      <a:off x="0" y="0"/>
-                      <a:ext cx="2266950" cy="571500"/>
-                    </a:xfrm>
-                    <a:prstGeom prst="rect">
-                      <a:avLst/>
-                    </a:prstGeom>
-                  </pic:spPr>
-                </pic:pic>
-              </a:graphicData>
-            </a:graphic>
-          </wp:inline>
-        </w:drawing>
-      </w:r>
-    </w:p>
-    <w:p>
-      <w:pPr>
-        <w:spacing w:before="30" w:after="90"/>
-        <w:jc w:val="center"/>
-      </w:pPr>
-      <w:r>
-        <w:rPr>
-          <w:color w:val="000000"/>
-          <w:sz w:val="18"/>
-          <w:szCs w:val="18"/>
-        </w:rPr>
-        <w:t>Fig. 9. Speech confusion matrix and per-fold ML vs. DL vs. Stacking F1 scores.</w:t>
-      </w:r>
-    </w:p>
-    <w:p>
-      <w:pPr>
-        <w:spacing w:before="60" w:after="30"/>
-        <w:jc w:val="center"/>
-      </w:pPr>
-      <w:r>
-        <w:rPr>
-          <w:noProof/>
-        </w:rPr>
-        <w:drawing>
-          <wp:inline distT="0" distB="0" distL="0" distR="0" wp14:anchorId="6811C53B" wp14:editId="76914B52">
-            <wp:extent cx="2266950" cy="1440180"/>
-            <wp:effectExtent l="0" t="0" r="0" b="7620"/>
-            <wp:docPr id="263386797" name="fig" descr="fig" title="fig"/>
             <wp:cNvGraphicFramePr>
               <a:graphicFrameLocks xmlns:a="http://schemas.openxmlformats.org/drawingml/2006/main" noChangeAspect="1"/>
             </wp:cNvGraphicFramePr>
@@ -7495,7 +7827,7 @@
                   <pic:spPr bwMode="auto">
                     <a:xfrm>
                       <a:off x="0" y="0"/>
-                      <a:ext cx="2266950" cy="1440180"/>
+                      <a:ext cx="2266950" cy="571500"/>
                     </a:xfrm>
                     <a:prstGeom prst="rect">
                       <a:avLst/>
@@ -7512,15 +7844,52 @@
       <w:pPr>
         <w:spacing w:before="30" w:after="90"/>
         <w:jc w:val="center"/>
-      </w:pPr>
-      <w:r>
         <w:rPr>
           <w:color w:val="000000"/>
           <w:sz w:val="18"/>
           <w:szCs w:val="18"/>
         </w:rPr>
-        <w:t>Fig. 10. Speech training radar heatmap of multi-pathway feature contribution weights.</w:t>
-      </w:r>
+      </w:pPr>
+      <w:r>
+        <w:rPr>
+          <w:color w:val="000000"/>
+          <w:sz w:val="18"/>
+          <w:szCs w:val="18"/>
+        </w:rPr>
+        <w:t>Fig. 9. Speech confusion matrix and per-fold ML vs. DL vs. Stacking F1 scores.</w:t>
+      </w:r>
+    </w:p>
+    <w:p>
+      <w:pPr>
+        <w:spacing w:before="30" w:after="90"/>
+        <w:jc w:val="center"/>
+        <w:rPr>
+          <w:color w:val="000000"/>
+          <w:sz w:val="18"/>
+          <w:szCs w:val="18"/>
+        </w:rPr>
+      </w:pPr>
+    </w:p>
+    <w:p>
+      <w:pPr>
+        <w:spacing w:before="30" w:after="90"/>
+      </w:pPr>
+      <w:r>
+        <w:t xml:space="preserve">The figure visualizes the training </w:t>
+      </w:r>
+      <w:proofErr w:type="spellStart"/>
+      <w:r>
+        <w:t>behavior</w:t>
+      </w:r>
+      <w:proofErr w:type="spellEnd"/>
+      <w:r>
+        <w:t xml:space="preserve"> and feature contribution patterns of the speech module, using a radar chart and heatmap to highlight the relative importance of different feature pathways, along with learning curves that reflect model performance over training epochs.</w:t>
+      </w:r>
+    </w:p>
+    <w:p>
+      <w:pPr>
+        <w:spacing w:before="30" w:after="90"/>
+      </w:pPr>
     </w:p>
     <w:p>
       <w:pPr>
@@ -7532,10 +7901,10 @@
           <w:noProof/>
         </w:rPr>
         <w:drawing>
-          <wp:inline distT="0" distB="0" distL="0" distR="0" wp14:anchorId="7C80481F" wp14:editId="605BBDF4">
-            <wp:extent cx="2266950" cy="1981200"/>
-            <wp:effectExtent l="0" t="0" r="0" b="0"/>
-            <wp:docPr id="515627129" name="fig" descr="fig" title="fig"/>
+          <wp:inline distT="0" distB="0" distL="0" distR="0" wp14:anchorId="6811C53B" wp14:editId="76914B52">
+            <wp:extent cx="2266950" cy="1440180"/>
+            <wp:effectExtent l="0" t="0" r="0" b="7620"/>
+            <wp:docPr id="263386797" name="fig" descr="fig" title="fig"/>
             <wp:cNvGraphicFramePr>
               <a:graphicFrameLocks xmlns:a="http://schemas.openxmlformats.org/drawingml/2006/main" noChangeAspect="1"/>
             </wp:cNvGraphicFramePr>
@@ -7558,6 +7927,94 @@
                   <pic:spPr bwMode="auto">
                     <a:xfrm>
                       <a:off x="0" y="0"/>
+                      <a:ext cx="2266950" cy="1440180"/>
+                    </a:xfrm>
+                    <a:prstGeom prst="rect">
+                      <a:avLst/>
+                    </a:prstGeom>
+                  </pic:spPr>
+                </pic:pic>
+              </a:graphicData>
+            </a:graphic>
+          </wp:inline>
+        </w:drawing>
+      </w:r>
+    </w:p>
+    <w:p>
+      <w:pPr>
+        <w:spacing w:before="30" w:after="90"/>
+        <w:jc w:val="center"/>
+        <w:rPr>
+          <w:color w:val="000000"/>
+          <w:sz w:val="18"/>
+          <w:szCs w:val="18"/>
+        </w:rPr>
+      </w:pPr>
+      <w:r>
+        <w:rPr>
+          <w:color w:val="000000"/>
+          <w:sz w:val="18"/>
+          <w:szCs w:val="18"/>
+        </w:rPr>
+        <w:t>Fig. 10. Speech training radar heatmap of multi-pathway feature contribution weights.</w:t>
+      </w:r>
+    </w:p>
+    <w:p>
+      <w:pPr>
+        <w:spacing w:before="30" w:after="90"/>
+      </w:pPr>
+      <w:r>
+        <w:t>The figure provides a comprehensive evaluation of the speech analysis module, combining AUC-ROC and precision-recall curves with pathway contribution insights and training-validation trends to illustrate overall performance, reliability, and calibration of the model.</w:t>
+      </w:r>
+    </w:p>
+    <w:p>
+      <w:pPr>
+        <w:spacing w:before="30" w:after="90"/>
+      </w:pPr>
+      <w:r>
+        <w:t xml:space="preserve">The ROC curves demonstrate consistently high true positive rates across folds, indicating strong classification capability. Precision-recall curves further confirm the model’s effectiveness, especially in handling class imbalance. The training and validation loss trends show stable convergence without significant overfitting. Pathway contribution analysis highlights the importance of combining multiple feature representations for improved performance. The comparison with state-of-the-art methods shows that the proposed approach achieves competitive or </w:t>
+      </w:r>
+      <w:r>
+        <w:lastRenderedPageBreak/>
+        <w:t>superior results. Additionally, the model maintains reliable calibration, ensuring confidence scores align well with prediction correctness. Overall, the figure emphasizes the robustness, consistency, and effectiveness of the speech analysis framework.</w:t>
+      </w:r>
+    </w:p>
+    <w:p>
+      <w:pPr>
+        <w:spacing w:before="60" w:after="30"/>
+        <w:jc w:val="center"/>
+      </w:pPr>
+      <w:r>
+        <w:rPr>
+          <w:noProof/>
+        </w:rPr>
+        <w:drawing>
+          <wp:inline distT="0" distB="0" distL="0" distR="0" wp14:anchorId="7C80481F" wp14:editId="23BC2E02">
+            <wp:extent cx="2266950" cy="1981200"/>
+            <wp:effectExtent l="0" t="0" r="0" b="0"/>
+            <wp:docPr id="515627129" name="fig" descr="fig" title="fig"/>
+            <wp:cNvGraphicFramePr>
+              <a:graphicFrameLocks xmlns:a="http://schemas.openxmlformats.org/drawingml/2006/main" noChangeAspect="1"/>
+            </wp:cNvGraphicFramePr>
+            <a:graphic xmlns:a="http://schemas.openxmlformats.org/drawingml/2006/main">
+              <a:graphicData uri="http://schemas.openxmlformats.org/drawingml/2006/picture">
+                <pic:pic xmlns:pic="http://schemas.openxmlformats.org/drawingml/2006/picture">
+                  <pic:nvPicPr>
+                    <pic:cNvPr id="0" name=""/>
+                    <pic:cNvPicPr>
+                      <a:picLocks noChangeAspect="1" noChangeArrowheads="1"/>
+                    </pic:cNvPicPr>
+                  </pic:nvPicPr>
+                  <pic:blipFill>
+                    <a:blip r:embed="rId20"/>
+                    <a:srcRect/>
+                    <a:stretch>
+                      <a:fillRect/>
+                    </a:stretch>
+                  </pic:blipFill>
+                  <pic:spPr bwMode="auto">
+                    <a:xfrm>
+                      <a:off x="0" y="0"/>
                       <a:ext cx="2266950" cy="1981200"/>
                     </a:xfrm>
                     <a:prstGeom prst="rect">
@@ -7587,19 +8044,6 @@
     </w:p>
     <w:p>
       <w:pPr>
-        <w:spacing w:after="40"/>
-        <w:ind w:firstLine="180"/>
-        <w:jc w:val="both"/>
-      </w:pPr>
-      <w:r>
-        <w:rPr>
-          <w:color w:val="000000"/>
-        </w:rPr>
-        <w:t>Per-fold variation (F1: 0.838–0.953) reflects dataset heterogeneity across speech tasks. SVM achieved the highest individual ML classifier performance (F1 up to 0.988 in Fold 1). The meta-learner consistently outperforms both standalone DL and ML pipelines.</w:t>
-      </w:r>
-    </w:p>
-    <w:p>
-      <w:pPr>
         <w:spacing w:before="110" w:after="40"/>
       </w:pPr>
       <w:r>
@@ -7615,6 +8059,9 @@
       <w:pPr>
         <w:spacing w:after="40"/>
         <w:jc w:val="both"/>
+        <w:rPr>
+          <w:color w:val="000000"/>
+        </w:rPr>
       </w:pPr>
       <w:r>
         <w:rPr>
@@ -7622,6 +8069,30 @@
         </w:rPr>
         <w:t>CMAFN achieves 96.94% accuracy and 0.9995 AUC-ROC. Two folds reach perfect AUC-ROC (1.0000). MC Dropout uncertainty (mean 0.061) confirms well-calibrated predictions.</w:t>
       </w:r>
+    </w:p>
+    <w:p>
+      <w:pPr>
+        <w:spacing w:after="40"/>
+        <w:jc w:val="both"/>
+        <w:rPr>
+          <w:color w:val="000000"/>
+        </w:rPr>
+      </w:pPr>
+    </w:p>
+    <w:p>
+      <w:pPr>
+        <w:spacing w:after="40"/>
+        <w:jc w:val="both"/>
+      </w:pPr>
+      <w:r>
+        <w:t>The table presents the overall performance of the CMAFN model, highlighting its exceptional classification capability with near-perfect accuracy, AUC-ROC, and balanced metrics, along with strong precision–recall for both Parkinson’s and healthy classes and low predictive uncertainty.</w:t>
+      </w:r>
+    </w:p>
+    <w:p>
+      <w:pPr>
+        <w:spacing w:after="40"/>
+        <w:jc w:val="both"/>
+      </w:pPr>
     </w:p>
     <w:p>
       <w:pPr>
@@ -7637,7 +8108,6 @@
           <w:sz w:val="18"/>
           <w:szCs w:val="18"/>
         </w:rPr>
-        <w:lastRenderedPageBreak/>
         <w:t>TABLE VI — CMAFN Overall Performance Metrics</w:t>
       </w:r>
     </w:p>
@@ -8251,6 +8721,31 @@
       <w:pPr>
         <w:spacing w:after="30"/>
       </w:pPr>
+    </w:p>
+    <w:p>
+      <w:pPr>
+        <w:spacing w:after="30"/>
+      </w:pPr>
+      <w:r>
+        <w:t>The table illustrates the 5-fold cross-validation stability of the CMAFN model, demonstrating highly consistent and robust performance across all folds with minimal variation, as reflected in the high mean scores and very low standard</w:t>
+      </w:r>
+      <w:r>
+        <w:t xml:space="preserve"> </w:t>
+      </w:r>
+      <w:r>
+        <w:t>deviation for balanced accuracy, macro F1-score, and AUC-ROC.</w:t>
+      </w:r>
+    </w:p>
+    <w:p>
+      <w:pPr>
+        <w:spacing w:after="30"/>
+      </w:pPr>
+      <w:r>
+        <w:t xml:space="preserve">The results indicate that the model maintains near-perfect classification capability across different data splits. The consistently high AUC-ROC values highlight its strong discriminative power. Minor variations in performance </w:t>
+      </w:r>
+      <w:r>
+        <w:t>suggest good resilience to dataset changes. The high macro F1-scores confirm balanced performance across both classes. Overall, the model demonstrates excellent generalization and reliability for multimodal Parkinson’s disease detection.</w:t>
+      </w:r>
     </w:p>
     <w:p>
       <w:pPr>
@@ -9196,6 +9691,19 @@
     </w:p>
     <w:p>
       <w:pPr>
+        <w:spacing w:after="60"/>
+      </w:pPr>
+      <w:r>
+        <w:t>The figure presents the confusion matrix of the CMAFN model, illustrating its classification performance with perfect recall for healthy controls and high recall for Parkinson’s cases, reflecting strong overall predictive capability.</w:t>
+      </w:r>
+    </w:p>
+    <w:p>
+      <w:pPr>
+        <w:spacing w:after="60"/>
+      </w:pPr>
+    </w:p>
+    <w:p>
+      <w:pPr>
         <w:spacing w:before="60" w:after="30"/>
         <w:jc w:val="center"/>
       </w:pPr>
@@ -9208,69 +9716,6 @@
             <wp:extent cx="2266950" cy="666750"/>
             <wp:effectExtent l="0" t="0" r="0" b="0"/>
             <wp:docPr id="1291201894" name="fig" descr="fig" title="fig"/>
-            <wp:cNvGraphicFramePr>
-              <a:graphicFrameLocks xmlns:a="http://schemas.openxmlformats.org/drawingml/2006/main" noChangeAspect="1"/>
-            </wp:cNvGraphicFramePr>
-            <a:graphic xmlns:a="http://schemas.openxmlformats.org/drawingml/2006/main">
-              <a:graphicData uri="http://schemas.openxmlformats.org/drawingml/2006/picture">
-                <pic:pic xmlns:pic="http://schemas.openxmlformats.org/drawingml/2006/picture">
-                  <pic:nvPicPr>
-                    <pic:cNvPr id="0" name=""/>
-                    <pic:cNvPicPr>
-                      <a:picLocks noChangeAspect="1" noChangeArrowheads="1"/>
-                    </pic:cNvPicPr>
-                  </pic:nvPicPr>
-                  <pic:blipFill>
-                    <a:blip r:embed="rId20"/>
-                    <a:srcRect/>
-                    <a:stretch>
-                      <a:fillRect/>
-                    </a:stretch>
-                  </pic:blipFill>
-                  <pic:spPr bwMode="auto">
-                    <a:xfrm>
-                      <a:off x="0" y="0"/>
-                      <a:ext cx="2266950" cy="666750"/>
-                    </a:xfrm>
-                    <a:prstGeom prst="rect">
-                      <a:avLst/>
-                    </a:prstGeom>
-                  </pic:spPr>
-                </pic:pic>
-              </a:graphicData>
-            </a:graphic>
-          </wp:inline>
-        </w:drawing>
-      </w:r>
-    </w:p>
-    <w:p>
-      <w:pPr>
-        <w:spacing w:before="30" w:after="90"/>
-        <w:jc w:val="center"/>
-      </w:pPr>
-      <w:r>
-        <w:rPr>
-          <w:color w:val="000000"/>
-          <w:sz w:val="18"/>
-          <w:szCs w:val="18"/>
-        </w:rPr>
-        <w:t>Fig. 12. CMAFN confusion matrix—perfect HC recall (100.0%), 93.88% PD recall.</w:t>
-      </w:r>
-    </w:p>
-    <w:p>
-      <w:pPr>
-        <w:spacing w:before="60" w:after="30"/>
-        <w:jc w:val="center"/>
-      </w:pPr>
-      <w:r>
-        <w:rPr>
-          <w:noProof/>
-        </w:rPr>
-        <w:drawing>
-          <wp:inline distT="0" distB="0" distL="0" distR="0" wp14:anchorId="32DD5CF4" wp14:editId="7143C877">
-            <wp:extent cx="2266950" cy="790575"/>
-            <wp:effectExtent l="0" t="0" r="0" b="0"/>
-            <wp:docPr id="1116633218" name="fig" descr="fig" title="fig"/>
             <wp:cNvGraphicFramePr>
               <a:graphicFrameLocks xmlns:a="http://schemas.openxmlformats.org/drawingml/2006/main" noChangeAspect="1"/>
             </wp:cNvGraphicFramePr>
@@ -9293,7 +9738,7 @@
                   <pic:spPr bwMode="auto">
                     <a:xfrm>
                       <a:off x="0" y="0"/>
-                      <a:ext cx="2266950" cy="790575"/>
+                      <a:ext cx="2266950" cy="666750"/>
                     </a:xfrm>
                     <a:prstGeom prst="rect">
                       <a:avLst/>
@@ -9310,15 +9755,44 @@
       <w:pPr>
         <w:spacing w:before="30" w:after="90"/>
         <w:jc w:val="center"/>
-      </w:pPr>
-      <w:r>
         <w:rPr>
           <w:color w:val="000000"/>
           <w:sz w:val="18"/>
           <w:szCs w:val="18"/>
         </w:rPr>
-        <w:t>Fig. 13. CMAFN per-fold balanced accuracy, F1, and AUC-ROC stability.</w:t>
-      </w:r>
+      </w:pPr>
+      <w:r>
+        <w:rPr>
+          <w:color w:val="000000"/>
+          <w:sz w:val="18"/>
+          <w:szCs w:val="18"/>
+        </w:rPr>
+        <w:t>Fig. 12. CMAFN confusion matrix—perfect HC recall (100.0%), 93.88% PD recall.</w:t>
+      </w:r>
+    </w:p>
+    <w:p>
+      <w:pPr>
+        <w:spacing w:before="30" w:after="90"/>
+        <w:jc w:val="center"/>
+        <w:rPr>
+          <w:color w:val="000000"/>
+          <w:sz w:val="18"/>
+          <w:szCs w:val="18"/>
+        </w:rPr>
+      </w:pPr>
+    </w:p>
+    <w:p>
+      <w:pPr>
+        <w:spacing w:before="30" w:after="90"/>
+      </w:pPr>
+      <w:r>
+        <w:t>The figure illustrates the uncertainty distribution and confidence–uncertainty relationship of the CMAFN model, showing how prediction confidence aligns with correctness and providing insight into the model’s reliability and decision certainty.</w:t>
+      </w:r>
+    </w:p>
+    <w:p>
+      <w:pPr>
+        <w:spacing w:before="30" w:after="90"/>
+      </w:pPr>
     </w:p>
     <w:p>
       <w:pPr>
@@ -9330,10 +9804,10 @@
           <w:noProof/>
         </w:rPr>
         <w:drawing>
-          <wp:inline distT="0" distB="0" distL="0" distR="0" wp14:anchorId="506E768A" wp14:editId="38C668F8">
-            <wp:extent cx="2266950" cy="1685925"/>
+          <wp:inline distT="0" distB="0" distL="0" distR="0" wp14:anchorId="32DD5CF4" wp14:editId="7143C877">
+            <wp:extent cx="2266950" cy="790575"/>
             <wp:effectExtent l="0" t="0" r="0" b="0"/>
-            <wp:docPr id="933957494" name="fig" descr="fig" title="fig"/>
+            <wp:docPr id="1116633218" name="fig" descr="fig" title="fig"/>
             <wp:cNvGraphicFramePr>
               <a:graphicFrameLocks xmlns:a="http://schemas.openxmlformats.org/drawingml/2006/main" noChangeAspect="1"/>
             </wp:cNvGraphicFramePr>
@@ -9356,6 +9830,110 @@
                   <pic:spPr bwMode="auto">
                     <a:xfrm>
                       <a:off x="0" y="0"/>
+                      <a:ext cx="2266950" cy="790575"/>
+                    </a:xfrm>
+                    <a:prstGeom prst="rect">
+                      <a:avLst/>
+                    </a:prstGeom>
+                  </pic:spPr>
+                </pic:pic>
+              </a:graphicData>
+            </a:graphic>
+          </wp:inline>
+        </w:drawing>
+      </w:r>
+    </w:p>
+    <w:p>
+      <w:pPr>
+        <w:spacing w:before="30" w:after="90"/>
+        <w:jc w:val="center"/>
+        <w:rPr>
+          <w:color w:val="000000"/>
+          <w:sz w:val="18"/>
+          <w:szCs w:val="18"/>
+        </w:rPr>
+      </w:pPr>
+      <w:r>
+        <w:rPr>
+          <w:color w:val="000000"/>
+          <w:sz w:val="18"/>
+          <w:szCs w:val="18"/>
+        </w:rPr>
+        <w:t>Fig. 13. CMAFN per-fold balanced accuracy, F1, and AUC-ROC stability.</w:t>
+      </w:r>
+    </w:p>
+    <w:p>
+      <w:pPr>
+        <w:spacing w:before="30" w:after="90"/>
+        <w:jc w:val="center"/>
+        <w:rPr>
+          <w:color w:val="000000"/>
+          <w:sz w:val="18"/>
+          <w:szCs w:val="18"/>
+        </w:rPr>
+      </w:pPr>
+    </w:p>
+    <w:p>
+      <w:pPr>
+        <w:spacing w:before="60" w:after="30"/>
+      </w:pPr>
+      <w:r>
+        <w:t xml:space="preserve">The figure summarizes CMAFN performance using ROC, confidence distribution, and cross-modal attention insights. It illustrates the training and validation trends across folds, showing stable convergence and consistent learning </w:t>
+      </w:r>
+      <w:proofErr w:type="spellStart"/>
+      <w:r>
+        <w:t>behavior</w:t>
+      </w:r>
+      <w:proofErr w:type="spellEnd"/>
+      <w:r>
+        <w:t xml:space="preserve">. </w:t>
+      </w:r>
+    </w:p>
+    <w:p>
+      <w:pPr>
+        <w:spacing w:before="60" w:after="30"/>
+      </w:pPr>
+      <w:r>
+        <w:t>The balanced accuracy plot highlights strong and reliable performance across different splits. Additionally, the per-fold comparison demonstrates minimal variation, confirming robustness and generalization capability. The results further indicate efficient optimization and stable learning throughout the training process.</w:t>
+      </w:r>
+    </w:p>
+    <w:p>
+      <w:pPr>
+        <w:spacing w:before="60" w:after="30"/>
+        <w:jc w:val="center"/>
+      </w:pPr>
+      <w:r>
+        <w:rPr>
+          <w:noProof/>
+        </w:rPr>
+        <w:lastRenderedPageBreak/>
+        <w:drawing>
+          <wp:inline distT="0" distB="0" distL="0" distR="0" wp14:anchorId="506E768A" wp14:editId="38C668F8">
+            <wp:extent cx="2266950" cy="1685925"/>
+            <wp:effectExtent l="0" t="0" r="0" b="0"/>
+            <wp:docPr id="933957494" name="fig" descr="fig" title="fig"/>
+            <wp:cNvGraphicFramePr>
+              <a:graphicFrameLocks xmlns:a="http://schemas.openxmlformats.org/drawingml/2006/main" noChangeAspect="1"/>
+            </wp:cNvGraphicFramePr>
+            <a:graphic xmlns:a="http://schemas.openxmlformats.org/drawingml/2006/main">
+              <a:graphicData uri="http://schemas.openxmlformats.org/drawingml/2006/picture">
+                <pic:pic xmlns:pic="http://schemas.openxmlformats.org/drawingml/2006/picture">
+                  <pic:nvPicPr>
+                    <pic:cNvPr id="0" name=""/>
+                    <pic:cNvPicPr>
+                      <a:picLocks noChangeAspect="1" noChangeArrowheads="1"/>
+                    </pic:cNvPicPr>
+                  </pic:nvPicPr>
+                  <pic:blipFill>
+                    <a:blip r:embed="rId23"/>
+                    <a:srcRect/>
+                    <a:stretch>
+                      <a:fillRect/>
+                    </a:stretch>
+                  </pic:blipFill>
+                  <pic:spPr bwMode="auto">
+                    <a:xfrm>
+                      <a:off x="0" y="0"/>
                       <a:ext cx="2266950" cy="1685925"/>
                     </a:xfrm>
                     <a:prstGeom prst="rect">
@@ -9417,13 +9995,7 @@
         <w:rPr>
           <w:color w:val="000000"/>
         </w:rPr>
-        <w:t xml:space="preserve">accuracy, F1-score, and AUC-ROC, indicating consistent and reliable </w:t>
-      </w:r>
-      <w:r>
-        <w:rPr>
-          <w:color w:val="000000"/>
-        </w:rPr>
-        <w:t>performance.</w:t>
+        <w:t>accuracy, F1-score, and AUC-ROC, indicating consistent and reliable performance.</w:t>
       </w:r>
       <w:r>
         <w:rPr>
@@ -9436,14 +10008,27 @@
     <w:p>
       <w:pPr>
         <w:spacing w:before="110" w:after="40"/>
-      </w:pPr>
-      <w:r>
         <w:rPr>
           <w:b/>
           <w:bCs/>
           <w:color w:val="000000"/>
         </w:rPr>
+      </w:pPr>
+      <w:r>
+        <w:rPr>
+          <w:b/>
+          <w:bCs/>
+          <w:color w:val="000000"/>
+        </w:rPr>
         <w:t>D. Ablation Study</w:t>
+      </w:r>
+    </w:p>
+    <w:p>
+      <w:pPr>
+        <w:spacing w:before="110" w:after="40"/>
+      </w:pPr>
+      <w:r>
+        <w:t>The table compares unimodal and multimodal configurations, showing that combining handwriting and speech in CMAFN significantly improves performance over individual modalities.</w:t>
       </w:r>
     </w:p>
     <w:p>
@@ -10024,25 +10609,55 @@
     <w:p>
       <w:pPr>
         <w:spacing w:before="110" w:after="40"/>
-      </w:pPr>
-      <w:r>
         <w:rPr>
           <w:b/>
           <w:bCs/>
           <w:color w:val="000000"/>
         </w:rPr>
+      </w:pPr>
+      <w:r>
+        <w:rPr>
+          <w:b/>
+          <w:bCs/>
+          <w:color w:val="000000"/>
+        </w:rPr>
         <w:t>E. Comparison with State-of-the-Art</w:t>
       </w:r>
     </w:p>
     <w:p>
       <w:pPr>
         <w:spacing w:before="110" w:after="40"/>
+        <w:rPr>
+          <w:color w:val="000000"/>
+        </w:rPr>
+      </w:pPr>
+      <w:r>
+        <w:rPr>
+          <w:color w:val="000000"/>
+        </w:rPr>
+        <w:t>The table compares the proposed CMAFN model with prior state-of-the-art methods, showing that it achieves superior performance in terms of accuracy and AUC using a multimodal approach. It highlights the advantage of combining handwriting and speech modalities over unimodal techniques. The results demonstrate the effectiveness of cross-modal fusion in improving diagnostic performance. Additionally, CMAFN attains the highest accuracy among all compared methods. Its near-perfect AUC further indicates excellent discriminative capability. This showcases the model’s strong potential for reliable and real-world clinical application.</w:t>
+      </w:r>
+    </w:p>
+    <w:p>
+      <w:pPr>
+        <w:spacing w:before="110" w:after="40"/>
+        <w:rPr>
+          <w:color w:val="000000"/>
+        </w:rPr>
       </w:pPr>
     </w:p>
     <w:p>
       <w:pPr>
         <w:spacing w:before="80" w:after="40"/>
         <w:jc w:val="center"/>
+        <w:rPr>
+          <w:b/>
+          <w:bCs/>
+          <w:smallCaps/>
+          <w:color w:val="000000"/>
+          <w:sz w:val="18"/>
+          <w:szCs w:val="18"/>
+        </w:rPr>
       </w:pPr>
       <w:r>
         <w:rPr>
@@ -10750,10 +11365,6 @@
     </w:p>
     <w:p>
       <w:pPr>
-        <w:pBdr>
-          <w:top w:val="single" w:sz="8" w:space="2" w:color="000000"/>
-          <w:bottom w:val="single" w:sz="8" w:space="2" w:color="000000"/>
-        </w:pBdr>
         <w:spacing w:before="140" w:after="60"/>
         <w:jc w:val="center"/>
       </w:pPr>
@@ -10810,10 +11421,6 @@
     </w:p>
     <w:p>
       <w:pPr>
-        <w:pBdr>
-          <w:top w:val="single" w:sz="8" w:space="2" w:color="000000"/>
-          <w:bottom w:val="single" w:sz="8" w:space="2" w:color="000000"/>
-        </w:pBdr>
         <w:spacing w:before="140" w:after="60"/>
         <w:jc w:val="center"/>
       </w:pPr>
@@ -10837,14 +11444,7 @@
         <w:rPr>
           <w:color w:val="000000"/>
         </w:rPr>
-        <w:t xml:space="preserve">This paper presented a comprehensive multimodal deep learning framework for Parkinson’s Disease detection achieving 96.94% accuracy and 0.999 AUC-ROC. The three-module architecture—handwriting analysis (93.6%), speech analysis (91.7%), and CMAFN (96.9%)—demonstrates that explicit cross-modal interaction learning </w:t>
-      </w:r>
-      <w:r>
-        <w:rPr>
-          <w:color w:val="000000"/>
-        </w:rPr>
-        <w:lastRenderedPageBreak/>
-        <w:t>between handwriting micrographia and speech dysarthria produces substantial synergistic gains over either modality independently.</w:t>
+        <w:t>This paper presented a comprehensive multimodal deep learning framework for Parkinson’s Disease detection achieving 96.94% accuracy and 0.999 AUC-ROC. The three-module architecture—handwriting analysis (93.6%), speech analysis (91.7%), and CMAFN (96.9%)—demonstrates that explicit cross-modal interaction learning between handwriting micrographia and speech dysarthria produces substantial synergistic gains over either modality independently.</w:t>
       </w:r>
     </w:p>
     <w:p>
@@ -10903,10 +11503,6 @@
     </w:p>
     <w:p>
       <w:pPr>
-        <w:pBdr>
-          <w:top w:val="single" w:sz="8" w:space="2" w:color="000000"/>
-          <w:bottom w:val="single" w:sz="8" w:space="2" w:color="000000"/>
-        </w:pBdr>
         <w:spacing w:before="140" w:after="60"/>
         <w:jc w:val="center"/>
       </w:pPr>
@@ -10980,6 +11576,7 @@
           <w:sz w:val="18"/>
           <w:szCs w:val="18"/>
         </w:rPr>
+        <w:lastRenderedPageBreak/>
         <w:t xml:space="preserve">[3] Y. Zhang et al., "CNN-based handwriting analysis using EfficientNet-B3 with augmentation," </w:t>
       </w:r>
       <w:proofErr w:type="spellStart"/>
@@ -11046,7 +11643,25 @@
           <w:sz w:val="18"/>
           <w:szCs w:val="18"/>
         </w:rPr>
-        <w:t xml:space="preserve">[5] A. Gupta and S. Mishra, "GAN-augmented deep learning for micrographia detection," Pattern </w:t>
+        <w:t xml:space="preserve">[5] A. Gupta and S. Mishra, "GAN-augmented deep learning for </w:t>
+      </w:r>
+      <w:proofErr w:type="spellStart"/>
+      <w:r>
+        <w:rPr>
+          <w:color w:val="000000"/>
+          <w:sz w:val="18"/>
+          <w:szCs w:val="18"/>
+        </w:rPr>
+        <w:t>micrographia</w:t>
+      </w:r>
+      <w:proofErr w:type="spellEnd"/>
+      <w:r>
+        <w:rPr>
+          <w:color w:val="000000"/>
+          <w:sz w:val="18"/>
+          <w:szCs w:val="18"/>
+        </w:rPr>
+        <w:t xml:space="preserve"> detection," Pattern </w:t>
       </w:r>
       <w:proofErr w:type="spellStart"/>
       <w:r>
@@ -11529,25 +12144,7 @@
           <w:sz w:val="18"/>
           <w:szCs w:val="18"/>
         </w:rPr>
-        <w:t>[24] M. Tan and Q. Le, "</w:t>
-      </w:r>
-      <w:proofErr w:type="spellStart"/>
-      <w:r>
-        <w:rPr>
-          <w:color w:val="000000"/>
-          <w:sz w:val="18"/>
-          <w:szCs w:val="18"/>
-        </w:rPr>
-        <w:t>EfficientNet</w:t>
-      </w:r>
-      <w:proofErr w:type="spellEnd"/>
-      <w:r>
-        <w:rPr>
-          <w:color w:val="000000"/>
-          <w:sz w:val="18"/>
-          <w:szCs w:val="18"/>
-        </w:rPr>
-        <w:t>: Rethinking model scaling for CNNs," ICML, 2019.</w:t>
+        <w:t>[24] M. Tan and Q. Le, "EfficientNet: Rethinking model scaling for CNNs," ICML, 2019.</w:t>
       </w:r>
     </w:p>
     <w:p>
@@ -11611,8 +12208,8 @@
       </w:r>
     </w:p>
     <w:sectPr>
-      <w:headerReference w:type="default" r:id="rId23"/>
-      <w:footerReference w:type="default" r:id="rId24"/>
+      <w:headerReference w:type="default" r:id="rId24"/>
+      <w:footerReference w:type="default" r:id="rId25"/>
       <w:type w:val="continuous"/>
       <w:pgSz w:w="12240" w:h="15840"/>
       <w:pgMar w:top="1008" w:right="1008" w:bottom="1008" w:left="1008" w:header="708" w:footer="708" w:gutter="0"/>
@@ -12449,6 +13046,7 @@
   <w:style w:type="character" w:default="1" w:styleId="DefaultParagraphFont">
     <w:name w:val="Default Paragraph Font"/>
     <w:uiPriority w:val="1"/>
+    <w:semiHidden/>
     <w:unhideWhenUsed/>
   </w:style>
   <w:style w:type="table" w:default="1" w:styleId="TableNormal">
@@ -12601,6 +13199,31 @@
         <w:shd w:val="clear" w:color="auto" w:fill="F2F2F2" w:themeFill="background1" w:themeFillShade="F2"/>
       </w:tcPr>
     </w:tblStylePr>
+  </w:style>
+  <w:style w:type="paragraph" w:styleId="NormalWeb">
+    <w:name w:val="Normal (Web)"/>
+    <w:basedOn w:val="Normal"/>
+    <w:uiPriority w:val="99"/>
+    <w:unhideWhenUsed/>
+    <w:rsid w:val="00D9793F"/>
+    <w:pPr>
+      <w:spacing w:before="100" w:beforeAutospacing="1" w:after="100" w:afterAutospacing="1"/>
+    </w:pPr>
+    <w:rPr>
+      <w:sz w:val="24"/>
+      <w:szCs w:val="24"/>
+    </w:rPr>
+  </w:style>
+  <w:style w:type="character" w:styleId="Strong">
+    <w:name w:val="Strong"/>
+    <w:basedOn w:val="DefaultParagraphFont"/>
+    <w:uiPriority w:val="22"/>
+    <w:qFormat/>
+    <w:rsid w:val="00D9793F"/>
+    <w:rPr>
+      <w:b/>
+      <w:bCs/>
+    </w:rPr>
   </w:style>
 </w:styles>
 </file>
@@ -12898,4 +13521,16 @@
     </a:ext>
   </a:extLst>
 </a:theme>
+</file>
+
+<file path=customXml/item1.xml><?xml version="1.0" encoding="utf-8"?>
+<b:Sources xmlns:b="http://schemas.openxmlformats.org/officeDocument/2006/bibliography" xmlns="http://schemas.openxmlformats.org/officeDocument/2006/bibliography" SelectedStyle="\APASixthEditionOfficeOnline.xsl" StyleName="APA" Version="6"/>
+</file>
+
+<file path=customXml/itemProps1.xml><?xml version="1.0" encoding="utf-8"?>
+<ds:datastoreItem xmlns:ds="http://schemas.openxmlformats.org/officeDocument/2006/customXml" ds:itemID="{DD00E319-F277-445D-AB87-694241E9BBA5}">
+  <ds:schemaRefs>
+    <ds:schemaRef ds:uri="http://schemas.openxmlformats.org/officeDocument/2006/bibliography"/>
+  </ds:schemaRefs>
+</ds:datastoreItem>
 </file>